--- a/docs/Documentation.docx
+++ b/docs/Documentation.docx
@@ -14,7 +14,6 @@
           <w:szCs w:val="28"/>
         </w:rPr>
       </w:pPr>
-      <w:proofErr w:type="spellStart"/>
       <w:r>
         <w:rPr>
           <w:rFonts w:ascii="Times New Roman" w:hAnsi="Times New Roman" w:cs="Times New Roman"/>
@@ -25,7 +24,6 @@
         </w:rPr>
         <w:t>DeepHalo</w:t>
       </w:r>
-      <w:proofErr w:type="spellEnd"/>
       <w:r>
         <w:rPr>
           <w:rFonts w:ascii="Times New Roman" w:hAnsi="Times New Roman" w:cs="Times New Roman"/>
@@ -72,27 +70,15 @@
           <w:szCs w:val="24"/>
         </w:rPr>
       </w:pPr>
-      <w:proofErr w:type="spellStart"/>
-      <w:r>
-        <w:rPr>
-          <w:rFonts w:ascii="Times New Roman" w:hAnsi="Times New Roman" w:cs="Times New Roman"/>
-          <w:b/>
-          <w:bCs/>
-          <w:sz w:val="24"/>
-          <w:szCs w:val="24"/>
-        </w:rPr>
-        <w:t>DeepHalo</w:t>
-      </w:r>
-      <w:proofErr w:type="spellEnd"/>
-      <w:r>
-        <w:rPr>
-          <w:rFonts w:ascii="Times New Roman" w:hAnsi="Times New Roman" w:cs="Times New Roman"/>
-          <w:b/>
-          <w:bCs/>
-          <w:sz w:val="24"/>
-          <w:szCs w:val="24"/>
-        </w:rPr>
-        <w:t>:</w:t>
+      <w:r>
+        <w:rPr>
+          <w:rFonts w:ascii="Times New Roman" w:hAnsi="Times New Roman" w:cs="Times New Roman"/>
+          <w:b/>
+          <w:bCs/>
+          <w:sz w:val="24"/>
+          <w:szCs w:val="24"/>
+        </w:rPr>
+        <w:t>DeepHalo:</w:t>
       </w:r>
       <w:r>
         <w:rPr>
@@ -1095,12 +1081,11 @@
         <w:spacing w:line="360" w:lineRule="exact"/>
         <w:jc w:val="left"/>
         <w:rPr>
-          <w:rFonts w:ascii="Times New Roman" w:hAnsi="Times New Roman" w:cs="Times New Roman"/>
-          <w:sz w:val="24"/>
-          <w:szCs w:val="24"/>
-        </w:rPr>
-      </w:pPr>
-      <w:proofErr w:type="spellStart"/>
+          <w:rFonts w:ascii="Times New Roman" w:hAnsi="Times New Roman" w:cs="Times New Roman" w:hint="eastAsia"/>
+          <w:sz w:val="24"/>
+          <w:szCs w:val="24"/>
+        </w:rPr>
+      </w:pPr>
       <w:r>
         <w:rPr>
           <w:rFonts w:ascii="Times New Roman" w:hAnsi="Times New Roman" w:cs="Times New Roman"/>
@@ -1109,7 +1094,6 @@
         </w:rPr>
         <w:t>DeepHalo</w:t>
       </w:r>
-      <w:proofErr w:type="spellEnd"/>
       <w:r>
         <w:rPr>
           <w:rFonts w:ascii="Times New Roman" w:hAnsi="Times New Roman" w:cs="Times New Roman"/>
@@ -1818,155 +1802,11 @@
       </w:r>
       <w:r>
         <w:rPr>
-          <w:rFonts w:ascii="Times New Roman" w:hAnsi="Times New Roman" w:cs="Times New Roman"/>
-          <w:sz w:val="24"/>
-          <w:szCs w:val="24"/>
-        </w:rPr>
-        <w:t>Key</w:t>
-      </w:r>
-      <w:r>
-        <w:rPr>
-          <w:rFonts w:ascii="Times New Roman" w:hAnsi="Times New Roman" w:cs="Times New Roman"/>
-          <w:sz w:val="24"/>
-          <w:szCs w:val="24"/>
-        </w:rPr>
-        <w:t xml:space="preserve"> </w:t>
-      </w:r>
-      <w:r>
-        <w:rPr>
-          <w:rFonts w:ascii="Times New Roman" w:hAnsi="Times New Roman" w:cs="Times New Roman"/>
-          <w:sz w:val="24"/>
-          <w:szCs w:val="24"/>
-        </w:rPr>
-        <w:t>applications</w:t>
-      </w:r>
-      <w:r>
-        <w:rPr>
-          <w:rFonts w:ascii="Times New Roman" w:hAnsi="Times New Roman" w:cs="Times New Roman"/>
-          <w:sz w:val="24"/>
-          <w:szCs w:val="24"/>
-        </w:rPr>
-        <w:t xml:space="preserve"> </w:t>
-      </w:r>
-      <w:r>
-        <w:rPr>
-          <w:rFonts w:ascii="Times New Roman" w:hAnsi="Times New Roman" w:cs="Times New Roman"/>
-          <w:sz w:val="24"/>
-          <w:szCs w:val="24"/>
-        </w:rPr>
-        <w:t>include</w:t>
-      </w:r>
-      <w:r>
-        <w:rPr>
-          <w:rFonts w:ascii="Times New Roman" w:hAnsi="Times New Roman" w:cs="Times New Roman"/>
-          <w:sz w:val="24"/>
-          <w:szCs w:val="24"/>
-        </w:rPr>
-        <w:t xml:space="preserve"> </w:t>
-      </w:r>
-      <w:r>
-        <w:rPr>
-          <w:rFonts w:ascii="Times New Roman" w:hAnsi="Times New Roman" w:cs="Times New Roman"/>
-          <w:sz w:val="24"/>
-          <w:szCs w:val="24"/>
-        </w:rPr>
-        <w:t>natural</w:t>
-      </w:r>
-      <w:r>
-        <w:rPr>
-          <w:rFonts w:ascii="Times New Roman" w:hAnsi="Times New Roman" w:cs="Times New Roman"/>
-          <w:sz w:val="24"/>
-          <w:szCs w:val="24"/>
-        </w:rPr>
-        <w:t xml:space="preserve"> </w:t>
-      </w:r>
-      <w:r>
-        <w:rPr>
-          <w:rFonts w:ascii="Times New Roman" w:hAnsi="Times New Roman" w:cs="Times New Roman"/>
-          <w:sz w:val="24"/>
-          <w:szCs w:val="24"/>
-        </w:rPr>
-        <w:t>product</w:t>
-      </w:r>
-      <w:r>
-        <w:rPr>
-          <w:rFonts w:ascii="Times New Roman" w:hAnsi="Times New Roman" w:cs="Times New Roman"/>
-          <w:sz w:val="24"/>
-          <w:szCs w:val="24"/>
-        </w:rPr>
-        <w:t xml:space="preserve"> </w:t>
-      </w:r>
-      <w:r>
-        <w:rPr>
-          <w:rFonts w:ascii="Times New Roman" w:hAnsi="Times New Roman" w:cs="Times New Roman"/>
-          <w:sz w:val="24"/>
-          <w:szCs w:val="24"/>
-        </w:rPr>
-        <w:t>discovery</w:t>
-      </w:r>
-      <w:r>
-        <w:rPr>
-          <w:rFonts w:ascii="Times New Roman" w:hAnsi="Times New Roman" w:cs="Times New Roman"/>
-          <w:sz w:val="24"/>
-          <w:szCs w:val="24"/>
-        </w:rPr>
-        <w:t xml:space="preserve"> </w:t>
-      </w:r>
-      <w:r>
-        <w:rPr>
-          <w:rFonts w:ascii="Times New Roman" w:hAnsi="Times New Roman" w:cs="Times New Roman"/>
-          <w:sz w:val="24"/>
-          <w:szCs w:val="24"/>
-        </w:rPr>
-        <w:t>and</w:t>
-      </w:r>
-      <w:r>
-        <w:rPr>
-          <w:rFonts w:ascii="Times New Roman" w:hAnsi="Times New Roman" w:cs="Times New Roman"/>
-          <w:sz w:val="24"/>
-          <w:szCs w:val="24"/>
-        </w:rPr>
-        <w:t xml:space="preserve"> </w:t>
-      </w:r>
-      <w:r>
-        <w:rPr>
-          <w:rFonts w:ascii="Times New Roman" w:hAnsi="Times New Roman" w:cs="Times New Roman"/>
-          <w:sz w:val="24"/>
-          <w:szCs w:val="24"/>
-        </w:rPr>
-        <w:t>halogenated</w:t>
-      </w:r>
-      <w:r>
-        <w:rPr>
-          <w:rFonts w:ascii="Times New Roman" w:hAnsi="Times New Roman" w:cs="Times New Roman"/>
-          <w:sz w:val="24"/>
-          <w:szCs w:val="24"/>
-        </w:rPr>
-        <w:t xml:space="preserve"> </w:t>
-      </w:r>
-      <w:r>
-        <w:rPr>
-          <w:rFonts w:ascii="Times New Roman" w:hAnsi="Times New Roman" w:cs="Times New Roman"/>
-          <w:sz w:val="24"/>
-          <w:szCs w:val="24"/>
-        </w:rPr>
-        <w:t>metabolite</w:t>
-      </w:r>
-      <w:r>
-        <w:rPr>
-          <w:rFonts w:ascii="Times New Roman" w:hAnsi="Times New Roman" w:cs="Times New Roman"/>
-          <w:sz w:val="24"/>
-          <w:szCs w:val="24"/>
-        </w:rPr>
-        <w:t xml:space="preserve"> </w:t>
-      </w:r>
-      <w:r>
-        <w:rPr>
-          <w:rFonts w:ascii="Times New Roman" w:hAnsi="Times New Roman" w:cs="Times New Roman"/>
-          <w:sz w:val="24"/>
-          <w:szCs w:val="24"/>
-        </w:rPr>
-        <w:t>annotation.</w:t>
+          <w:rFonts w:ascii="Times New Roman" w:hAnsi="Times New Roman" w:cs="Times New Roman" w:hint="eastAsia"/>
+          <w:sz w:val="24"/>
+          <w:szCs w:val="24"/>
+        </w:rPr>
+        <w:t>Key applications span multiple fields, ranging from natural product discovery and halogenated metabolite annotation to precise tracking of halogenated drug metabolism in pharmacological studies; from comprehensive monitoring of persistent halogenated pollutants in environmental science to sensitive detection of chlorinated disinfection byproducts in water quality analysis.</w:t>
       </w:r>
     </w:p>
     <w:p>
@@ -2046,7 +1886,6 @@
           <w:szCs w:val="24"/>
         </w:rPr>
       </w:pPr>
-      <w:proofErr w:type="spellStart"/>
       <w:r>
         <w:rPr>
           <w:rFonts w:ascii="Times New Roman" w:hAnsi="Times New Roman" w:cs="Times New Roman" w:hint="eastAsia"/>
@@ -2055,7 +1894,6 @@
         </w:rPr>
         <w:t>DeepHalo</w:t>
       </w:r>
-      <w:proofErr w:type="spellEnd"/>
       <w:r>
         <w:rPr>
           <w:rFonts w:ascii="Times New Roman" w:hAnsi="Times New Roman" w:cs="Times New Roman" w:hint="eastAsia"/>
@@ -2539,7 +2377,6 @@
         </w:rPr>
         <w:t xml:space="preserve"> </w:t>
       </w:r>
-      <w:proofErr w:type="spellStart"/>
       <w:r>
         <w:rPr>
           <w:rFonts w:ascii="Times New Roman" w:hAnsi="Times New Roman" w:cs="Times New Roman" w:hint="eastAsia"/>
@@ -2548,7 +2385,6 @@
         </w:rPr>
         <w:t>DeepHalo</w:t>
       </w:r>
-      <w:proofErr w:type="spellEnd"/>
       <w:r>
         <w:rPr>
           <w:rFonts w:ascii="Times New Roman" w:hAnsi="Times New Roman" w:cs="Times New Roman" w:hint="eastAsia"/>
@@ -2613,20 +2449,8 @@
           <w:sz w:val="24"/>
           <w:szCs w:val="24"/>
         </w:rPr>
-        <w:t>.</w:t>
-      </w:r>
-      <w:proofErr w:type="spellStart"/>
-      <w:r>
-        <w:rPr>
-          <w:rFonts w:ascii="Times New Roman" w:hAnsi="Times New Roman" w:cs="Times New Roman" w:hint="eastAsia"/>
-          <w:b/>
-          <w:bCs/>
-          <w:sz w:val="24"/>
-          <w:szCs w:val="24"/>
-        </w:rPr>
-        <w:t>mzML</w:t>
-      </w:r>
-      <w:proofErr w:type="spellEnd"/>
+        <w:t>.mzML</w:t>
+      </w:r>
       <w:r>
         <w:rPr>
           <w:rFonts w:ascii="Times New Roman" w:hAnsi="Times New Roman" w:cs="Times New Roman" w:hint="eastAsia"/>
@@ -2709,6 +2533,7 @@
           <w:sz w:val="24"/>
           <w:szCs w:val="24"/>
         </w:rPr>
+        <w:lastRenderedPageBreak/>
         <w:pict w14:anchorId="25ABB8C0">
           <v:rect id="_x0000_i1028" style="width:0;height:.75pt" o:hrstd="t" o:hrnoshade="t" o:hr="t" fillcolor="#404040" stroked="f"/>
         </w:pict>
@@ -2845,7 +2670,6 @@
           <w:sz w:val="21"/>
           <w:szCs w:val="21"/>
         </w:rPr>
-        <w:lastRenderedPageBreak/>
         <w:t>Element</w:t>
       </w:r>
       <w:r>
@@ -3004,7 +2828,6 @@
         </w:rPr>
         <w:t>(</w:t>
       </w:r>
-      <w:proofErr w:type="spellStart"/>
       <w:r>
         <w:rPr>
           <w:rFonts w:ascii="Times New Roman" w:hAnsi="Times New Roman" w:cs="Times New Roman"/>
@@ -3019,16 +2842,7 @@
           <w:sz w:val="21"/>
           <w:szCs w:val="21"/>
         </w:rPr>
-        <w:t>NN</w:t>
-      </w:r>
-      <w:proofErr w:type="spellEnd"/>
-      <w:r>
-        <w:rPr>
-          <w:rFonts w:ascii="Times New Roman" w:hAnsi="Times New Roman" w:cs="Times New Roman"/>
-          <w:sz w:val="21"/>
-          <w:szCs w:val="21"/>
-        </w:rPr>
-        <w:t>)</w:t>
+        <w:t>NN)</w:t>
       </w:r>
       <w:r>
         <w:rPr>
@@ -3404,18 +3218,8 @@
           <w:sz w:val="21"/>
           <w:szCs w:val="21"/>
         </w:rPr>
-        <w:t>B/Se/Fe/</w:t>
-      </w:r>
-      <w:proofErr w:type="spellStart"/>
-      <w:r>
-        <w:rPr>
-          <w:rFonts w:ascii="Times New Roman" w:hAnsi="Times New Roman" w:cs="Times New Roman" w:hint="eastAsia"/>
-          <w:sz w:val="21"/>
-          <w:szCs w:val="21"/>
-        </w:rPr>
-        <w:t>dehydro</w:t>
-      </w:r>
-      <w:proofErr w:type="spellEnd"/>
+        <w:t>B/Se/Fe/dehydro</w:t>
+      </w:r>
       <w:r>
         <w:rPr>
           <w:rFonts w:ascii="Times New Roman" w:hAnsi="Times New Roman" w:cs="Times New Roman" w:hint="eastAsia"/>
@@ -5104,7 +4908,6 @@
         </w:rPr>
         <w:t xml:space="preserve"> </w:t>
       </w:r>
-      <w:proofErr w:type="spellStart"/>
       <w:r>
         <w:rPr>
           <w:rFonts w:ascii="Times New Roman" w:hAnsi="Times New Roman" w:cs="Times New Roman" w:hint="eastAsia"/>
@@ -5121,7 +4924,6 @@
         </w:rPr>
         <w:t>raphML</w:t>
       </w:r>
-      <w:proofErr w:type="spellEnd"/>
       <w:r>
         <w:rPr>
           <w:rFonts w:ascii="Times New Roman" w:hAnsi="Times New Roman" w:cs="Times New Roman" w:hint="eastAsia"/>
@@ -6112,7 +5914,6 @@
         </w:rPr>
         <w:t xml:space="preserve"> </w:t>
       </w:r>
-      <w:proofErr w:type="spellStart"/>
       <w:r>
         <w:rPr>
           <w:rFonts w:ascii="Times New Roman" w:hAnsi="Times New Roman" w:cs="Times New Roman"/>
@@ -6121,7 +5922,6 @@
         </w:rPr>
         <w:t>DeepHalo</w:t>
       </w:r>
-      <w:proofErr w:type="spellEnd"/>
       <w:r>
         <w:rPr>
           <w:rFonts w:ascii="Times New Roman" w:hAnsi="Times New Roman" w:cs="Times New Roman"/>
@@ -6210,7 +6010,6 @@
         </w:rPr>
         <w:t xml:space="preserve"> </w:t>
       </w:r>
-      <w:proofErr w:type="spellStart"/>
       <w:r>
         <w:rPr>
           <w:rFonts w:ascii="Times New Roman" w:hAnsi="Times New Roman" w:cs="Times New Roman" w:hint="eastAsia"/>
@@ -6227,7 +6026,6 @@
         </w:rPr>
         <w:t>raphML</w:t>
       </w:r>
-      <w:proofErr w:type="spellEnd"/>
       <w:r>
         <w:rPr>
           <w:rFonts w:ascii="Times New Roman" w:hAnsi="Times New Roman" w:cs="Times New Roman"/>
@@ -6556,6 +6354,25 @@
     </w:p>
     <w:p>
       <w:pPr>
+        <w:widowControl/>
+        <w:jc w:val="left"/>
+        <w:rPr>
+          <w:rFonts w:ascii="Times New Roman" w:hAnsi="Times New Roman" w:cs="Times New Roman"/>
+          <w:sz w:val="24"/>
+          <w:szCs w:val="24"/>
+        </w:rPr>
+      </w:pPr>
+      <w:r>
+        <w:rPr>
+          <w:rFonts w:ascii="Times New Roman" w:hAnsi="Times New Roman" w:cs="Times New Roman"/>
+          <w:sz w:val="24"/>
+          <w:szCs w:val="24"/>
+        </w:rPr>
+        <w:br w:type="page"/>
+      </w:r>
+    </w:p>
+    <w:p>
+      <w:pPr>
         <w:snapToGrid w:val="0"/>
         <w:spacing w:line="360" w:lineRule="exact"/>
         <w:rPr>
@@ -6585,17 +6402,19 @@
           <w:rFonts w:ascii="Times New Roman" w:hAnsi="Times New Roman" w:cs="Times New Roman"/>
           <w:b/>
           <w:bCs/>
-          <w:szCs w:val="21"/>
-        </w:rPr>
-      </w:pPr>
-      <w:r>
-        <w:rPr>
-          <w:rFonts w:ascii="Times New Roman" w:hAnsi="Times New Roman" w:cs="Times New Roman"/>
-          <w:b/>
-          <w:bCs/>
-          <w:szCs w:val="21"/>
-        </w:rPr>
-        <w:t>Prerequisites</w:t>
+          <w:sz w:val="24"/>
+          <w:szCs w:val="24"/>
+        </w:rPr>
+      </w:pPr>
+      <w:r>
+        <w:rPr>
+          <w:rFonts w:ascii="Times New Roman" w:hAnsi="Times New Roman" w:cs="Times New Roman"/>
+          <w:b/>
+          <w:bCs/>
+          <w:sz w:val="24"/>
+          <w:szCs w:val="24"/>
+        </w:rPr>
+        <w:t>For EXE Users:</w:t>
       </w:r>
     </w:p>
     <w:p>
@@ -6616,178 +6435,88 @@
           <w:rFonts w:ascii="Times New Roman" w:hAnsi="Times New Roman" w:cs="Times New Roman"/>
           <w:szCs w:val="21"/>
         </w:rPr>
-        <w:t>Python</w:t>
-      </w:r>
-      <w:r>
-        <w:rPr>
-          <w:rFonts w:ascii="Times New Roman" w:hAnsi="Times New Roman" w:cs="Times New Roman"/>
-          <w:szCs w:val="21"/>
-        </w:rPr>
-        <w:t xml:space="preserve"> </w:t>
-      </w:r>
-      <w:r>
-        <w:rPr>
-          <w:rFonts w:ascii="Times New Roman" w:hAnsi="Times New Roman" w:cs="Times New Roman"/>
-          <w:szCs w:val="21"/>
-        </w:rPr>
-        <w:t>3.1</w:t>
-      </w:r>
-      <w:r>
-        <w:rPr>
-          <w:rFonts w:ascii="Times New Roman" w:hAnsi="Times New Roman" w:cs="Times New Roman"/>
-          <w:szCs w:val="21"/>
-        </w:rPr>
-        <w:t>0</w:t>
-      </w:r>
-      <w:r>
-        <w:rPr>
-          <w:rFonts w:ascii="Times New Roman" w:hAnsi="Times New Roman" w:cs="Times New Roman"/>
-          <w:szCs w:val="21"/>
-        </w:rPr>
-        <w:t xml:space="preserve"> </w:t>
-      </w:r>
-      <w:r>
-        <w:rPr>
-          <w:rFonts w:ascii="Times New Roman" w:hAnsi="Times New Roman" w:cs="Times New Roman"/>
-          <w:szCs w:val="21"/>
-        </w:rPr>
-        <w:t>(Verify</w:t>
-      </w:r>
-      <w:r>
-        <w:rPr>
-          <w:rFonts w:ascii="Times New Roman" w:hAnsi="Times New Roman" w:cs="Times New Roman"/>
-          <w:szCs w:val="21"/>
-        </w:rPr>
-        <w:t xml:space="preserve"> </w:t>
-      </w:r>
-      <w:r>
-        <w:rPr>
-          <w:rFonts w:ascii="Times New Roman" w:hAnsi="Times New Roman" w:cs="Times New Roman"/>
-          <w:szCs w:val="21"/>
-        </w:rPr>
-        <w:t>with</w:t>
-      </w:r>
-      <w:r>
-        <w:rPr>
-          <w:rFonts w:ascii="Times New Roman" w:hAnsi="Times New Roman" w:cs="Times New Roman"/>
-          <w:szCs w:val="21"/>
-        </w:rPr>
-        <w:t xml:space="preserve"> </w:t>
-      </w:r>
-      <w:r>
-        <w:rPr>
-          <w:rFonts w:ascii="Times New Roman" w:hAnsi="Times New Roman" w:cs="Times New Roman"/>
-          <w:b/>
-          <w:bCs/>
-          <w:szCs w:val="21"/>
-        </w:rPr>
-        <w:t>python</w:t>
-      </w:r>
-      <w:r>
-        <w:rPr>
-          <w:rFonts w:ascii="Times New Roman" w:hAnsi="Times New Roman" w:cs="Times New Roman"/>
-          <w:b/>
-          <w:bCs/>
-          <w:szCs w:val="21"/>
-        </w:rPr>
-        <w:t xml:space="preserve"> </w:t>
-      </w:r>
-      <w:r>
-        <w:rPr>
-          <w:rFonts w:ascii="Times New Roman" w:hAnsi="Times New Roman" w:cs="Times New Roman"/>
-          <w:b/>
-          <w:bCs/>
-          <w:szCs w:val="21"/>
-        </w:rPr>
-        <w:t>--version</w:t>
-      </w:r>
-      <w:r>
-        <w:rPr>
-          <w:rFonts w:ascii="Times New Roman" w:hAnsi="Times New Roman" w:cs="Times New Roman"/>
-          <w:szCs w:val="21"/>
-        </w:rPr>
-        <w:t>).</w:t>
+        <w:t>Double click the exe to launch DeepHalo.</w:t>
       </w:r>
     </w:p>
     <w:p>
       <w:pPr>
+        <w:numPr>
+          <w:ilvl w:val="0"/>
+          <w:numId w:val="9"/>
+        </w:numPr>
         <w:snapToGrid w:val="0"/>
         <w:spacing w:line="360" w:lineRule="exact"/>
         <w:rPr>
           <w:rFonts w:ascii="Times New Roman" w:hAnsi="Times New Roman" w:cs="Times New Roman"/>
-          <w:b/>
-          <w:bCs/>
-          <w:szCs w:val="21"/>
-        </w:rPr>
-      </w:pPr>
-      <w:r>
-        <w:rPr>
-          <w:rFonts w:ascii="Times New Roman" w:hAnsi="Times New Roman" w:cs="Times New Roman"/>
-          <w:b/>
-          <w:bCs/>
-          <w:szCs w:val="21"/>
-        </w:rPr>
-        <w:t>Installation</w:t>
-      </w:r>
-      <w:r>
-        <w:rPr>
-          <w:rFonts w:ascii="Times New Roman" w:hAnsi="Times New Roman" w:cs="Times New Roman"/>
-          <w:b/>
-          <w:bCs/>
-          <w:szCs w:val="21"/>
-        </w:rPr>
-        <w:t xml:space="preserve"> </w:t>
-      </w:r>
-      <w:r>
-        <w:rPr>
-          <w:rFonts w:ascii="Times New Roman" w:hAnsi="Times New Roman" w:cs="Times New Roman"/>
-          <w:b/>
-          <w:bCs/>
-          <w:szCs w:val="21"/>
-        </w:rPr>
-        <w:t>Methods</w:t>
+          <w:szCs w:val="21"/>
+        </w:rPr>
+      </w:pPr>
+      <w:r>
+        <w:rPr>
+          <w:rFonts w:ascii="Times New Roman" w:hAnsi="Times New Roman" w:cs="Times New Roman"/>
+          <w:szCs w:val="21"/>
+        </w:rPr>
+        <w:t>A</w:t>
+      </w:r>
+      <w:r>
+        <w:rPr>
+          <w:rFonts w:ascii="Times New Roman" w:hAnsi="Times New Roman" w:cs="Times New Roman" w:hint="eastAsia"/>
+          <w:szCs w:val="21"/>
+        </w:rPr>
+        <w:t xml:space="preserve">vailable at </w:t>
+      </w:r>
+      <w:hyperlink r:id="rId15" w:history="1">
+        <w:r>
+          <w:rPr>
+            <w:rStyle w:val="af2"/>
+            <w:rFonts w:ascii="Times New Roman" w:hAnsi="Times New Roman" w:cs="Times New Roman" w:hint="eastAsia"/>
+            <w:szCs w:val="21"/>
+          </w:rPr>
+          <w:t>https://github.com/xieyying/deephalo/releases/tag/DeepHalo_V1.0.0</w:t>
+        </w:r>
+      </w:hyperlink>
+      <w:r>
+        <w:rPr>
+          <w:rFonts w:ascii="Times New Roman" w:hAnsi="Times New Roman" w:cs="Times New Roman" w:hint="eastAsia"/>
+          <w:szCs w:val="21"/>
+        </w:rPr>
+        <w:t>)</w:t>
       </w:r>
     </w:p>
     <w:p>
       <w:pPr>
         <w:snapToGrid w:val="0"/>
         <w:spacing w:line="360" w:lineRule="exact"/>
-        <w:rPr>
-          <w:rFonts w:ascii="Times New Roman" w:hAnsi="Times New Roman" w:cs="Times New Roman"/>
-          <w:b/>
-          <w:bCs/>
-          <w:szCs w:val="21"/>
-        </w:rPr>
-      </w:pPr>
-      <w:r>
-        <w:rPr>
-          <w:rFonts w:ascii="Times New Roman" w:hAnsi="Times New Roman" w:cs="Times New Roman"/>
-          <w:b/>
-          <w:bCs/>
-          <w:szCs w:val="21"/>
-        </w:rPr>
-        <w:t>From</w:t>
-      </w:r>
-      <w:r>
-        <w:rPr>
-          <w:rFonts w:ascii="Times New Roman" w:hAnsi="Times New Roman" w:cs="Times New Roman"/>
-          <w:b/>
-          <w:bCs/>
-          <w:szCs w:val="21"/>
-        </w:rPr>
-        <w:t xml:space="preserve"> </w:t>
-      </w:r>
-      <w:proofErr w:type="spellStart"/>
-      <w:r>
-        <w:rPr>
-          <w:rFonts w:ascii="Times New Roman" w:hAnsi="Times New Roman" w:cs="Times New Roman"/>
-          <w:b/>
-          <w:bCs/>
-          <w:szCs w:val="21"/>
-        </w:rPr>
-        <w:t>PyPI</w:t>
-      </w:r>
-      <w:proofErr w:type="spellEnd"/>
+        <w:ind w:left="720"/>
+        <w:rPr>
+          <w:rFonts w:ascii="Times New Roman" w:hAnsi="Times New Roman" w:cs="Times New Roman" w:hint="eastAsia"/>
+          <w:szCs w:val="21"/>
+        </w:rPr>
+      </w:pPr>
+      <w:r>
+        <w:rPr>
+          <w:rFonts w:ascii="Times New Roman" w:hAnsi="Times New Roman" w:cs="Times New Roman" w:hint="eastAsia"/>
+          <w:szCs w:val="21"/>
+        </w:rPr>
+        <w:t xml:space="preserve"> and </w:t>
+      </w:r>
+      <w:hyperlink r:id="rId16" w:history="1">
+        <w:r>
+          <w:rPr>
+            <w:rStyle w:val="af2"/>
+            <w:rFonts w:ascii="Times New Roman" w:hAnsi="Times New Roman" w:cs="Times New Roman" w:hint="eastAsia"/>
+            <w:szCs w:val="21"/>
+          </w:rPr>
+          <w:t>https://pan.baidu.com/s/1Bxr1aEGl7GDZ74XHBdA1IA?pwd=tyg1</w:t>
+        </w:r>
+      </w:hyperlink>
+      <w:r>
+        <w:rPr>
+          <w:rFonts w:ascii="Times New Roman" w:hAnsi="Times New Roman" w:cs="Times New Roman" w:hint="eastAsia"/>
+          <w:szCs w:val="21"/>
+        </w:rPr>
+        <w:t xml:space="preserve"> </w:t>
+      </w:r>
     </w:p>
     <w:p>
       <w:pPr>
@@ -6795,46 +6524,12 @@
         <w:spacing w:line="360" w:lineRule="exact"/>
         <w:rPr>
           <w:rFonts w:ascii="Times New Roman" w:hAnsi="Times New Roman" w:cs="Times New Roman"/>
-          <w:szCs w:val="21"/>
-        </w:rPr>
-      </w:pPr>
-      <w:r>
-        <w:rPr>
-          <w:rFonts w:ascii="Times New Roman" w:hAnsi="Times New Roman" w:cs="Times New Roman"/>
-          <w:szCs w:val="21"/>
-        </w:rPr>
-        <w:t>pip</w:t>
-      </w:r>
-      <w:r>
-        <w:rPr>
-          <w:rFonts w:ascii="Times New Roman" w:hAnsi="Times New Roman" w:cs="Times New Roman"/>
-          <w:szCs w:val="21"/>
-        </w:rPr>
-        <w:t xml:space="preserve"> </w:t>
-      </w:r>
-      <w:r>
-        <w:rPr>
-          <w:rFonts w:ascii="Times New Roman" w:hAnsi="Times New Roman" w:cs="Times New Roman"/>
-          <w:szCs w:val="21"/>
-        </w:rPr>
-        <w:t>install</w:t>
-      </w:r>
-      <w:r>
-        <w:rPr>
-          <w:rFonts w:ascii="Times New Roman" w:hAnsi="Times New Roman" w:cs="Times New Roman"/>
-          <w:szCs w:val="21"/>
-        </w:rPr>
-        <w:t xml:space="preserve"> </w:t>
-      </w:r>
-      <w:proofErr w:type="spellStart"/>
-      <w:r>
-        <w:rPr>
-          <w:rFonts w:ascii="Times New Roman" w:hAnsi="Times New Roman" w:cs="Times New Roman"/>
-          <w:szCs w:val="21"/>
-        </w:rPr>
-        <w:t>DeepHalo</w:t>
-      </w:r>
-      <w:proofErr w:type="spellEnd"/>
+          <w:b/>
+          <w:bCs/>
+          <w:sz w:val="24"/>
+          <w:szCs w:val="24"/>
+        </w:rPr>
+      </w:pPr>
     </w:p>
     <w:p>
       <w:pPr>
@@ -6842,9 +6537,22 @@
         <w:spacing w:line="360" w:lineRule="exact"/>
         <w:rPr>
           <w:rFonts w:ascii="Times New Roman" w:hAnsi="Times New Roman" w:cs="Times New Roman"/>
-          <w:szCs w:val="21"/>
-        </w:rPr>
-      </w:pPr>
+          <w:b/>
+          <w:bCs/>
+          <w:sz w:val="24"/>
+          <w:szCs w:val="24"/>
+        </w:rPr>
+      </w:pPr>
+      <w:r>
+        <w:rPr>
+          <w:rFonts w:ascii="Times New Roman" w:hAnsi="Times New Roman" w:cs="Times New Roman"/>
+          <w:b/>
+          <w:bCs/>
+          <w:sz w:val="24"/>
+          <w:szCs w:val="24"/>
+        </w:rPr>
+        <w:t>For WHL Users:</w:t>
+      </w:r>
     </w:p>
     <w:p>
       <w:pPr>
@@ -6864,47 +6572,15 @@
           <w:bCs/>
           <w:szCs w:val="21"/>
         </w:rPr>
-        <w:t>From</w:t>
-      </w:r>
-      <w:r>
-        <w:rPr>
-          <w:rFonts w:ascii="Times New Roman" w:hAnsi="Times New Roman" w:cs="Times New Roman"/>
-          <w:b/>
-          <w:bCs/>
-          <w:szCs w:val="21"/>
-        </w:rPr>
-        <w:t xml:space="preserve"> </w:t>
-      </w:r>
-      <w:r>
-        <w:rPr>
-          <w:rFonts w:ascii="Times New Roman" w:hAnsi="Times New Roman" w:cs="Times New Roman"/>
-          <w:b/>
-          <w:bCs/>
-          <w:szCs w:val="21"/>
-        </w:rPr>
-        <w:t>Local</w:t>
-      </w:r>
-      <w:r>
-        <w:rPr>
-          <w:rFonts w:ascii="Times New Roman" w:hAnsi="Times New Roman" w:cs="Times New Roman"/>
-          <w:b/>
-          <w:bCs/>
-          <w:szCs w:val="21"/>
-        </w:rPr>
-        <w:t xml:space="preserve"> </w:t>
-      </w:r>
-      <w:r>
-        <w:rPr>
-          <w:rFonts w:ascii="Times New Roman" w:hAnsi="Times New Roman" w:cs="Times New Roman"/>
-          <w:b/>
-          <w:bCs/>
-          <w:szCs w:val="21"/>
-        </w:rPr>
-        <w:t>Wheel</w:t>
+        <w:t>Prerequisites</w:t>
       </w:r>
     </w:p>
     <w:p>
       <w:pPr>
+        <w:numPr>
+          <w:ilvl w:val="0"/>
+          <w:numId w:val="9"/>
+        </w:numPr>
         <w:snapToGrid w:val="0"/>
         <w:spacing w:line="360" w:lineRule="exact"/>
         <w:rPr>
@@ -6917,51 +6593,97 @@
           <w:rFonts w:ascii="Times New Roman" w:hAnsi="Times New Roman" w:cs="Times New Roman"/>
           <w:szCs w:val="21"/>
         </w:rPr>
-        <w:t>pip</w:t>
-      </w:r>
-      <w:r>
-        <w:rPr>
-          <w:rFonts w:ascii="Times New Roman" w:hAnsi="Times New Roman" w:cs="Times New Roman"/>
-          <w:szCs w:val="21"/>
-        </w:rPr>
-        <w:t xml:space="preserve"> </w:t>
-      </w:r>
-      <w:r>
-        <w:rPr>
-          <w:rFonts w:ascii="Times New Roman" w:hAnsi="Times New Roman" w:cs="Times New Roman"/>
-          <w:szCs w:val="21"/>
-        </w:rPr>
-        <w:t>install</w:t>
-      </w:r>
-      <w:r>
-        <w:rPr>
-          <w:rFonts w:ascii="Times New Roman" w:hAnsi="Times New Roman" w:cs="Times New Roman"/>
-          <w:szCs w:val="21"/>
-        </w:rPr>
-        <w:t xml:space="preserve"> </w:t>
-      </w:r>
-      <w:r>
-        <w:rPr>
-          <w:rFonts w:ascii="Times New Roman" w:hAnsi="Times New Roman" w:cs="Times New Roman"/>
-          <w:szCs w:val="21"/>
-        </w:rPr>
-        <w:t>path/to/</w:t>
-      </w:r>
-      <w:proofErr w:type="spellStart"/>
-      <w:r>
-        <w:rPr>
-          <w:rFonts w:ascii="Times New Roman" w:hAnsi="Times New Roman" w:cs="Times New Roman"/>
-          <w:szCs w:val="21"/>
-        </w:rPr>
-        <w:t>DeepHalo-xxx.whl</w:t>
-      </w:r>
-      <w:proofErr w:type="spellEnd"/>
-      <w:r>
-        <w:rPr>
-          <w:rFonts w:ascii="Times New Roman" w:hAnsi="Times New Roman" w:cs="Times New Roman"/>
-          <w:szCs w:val="21"/>
-        </w:rPr>
-        <w:t xml:space="preserve">  </w:t>
+        <w:t>Python</w:t>
+      </w:r>
+      <w:r>
+        <w:rPr>
+          <w:rFonts w:ascii="Times New Roman" w:hAnsi="Times New Roman" w:cs="Times New Roman"/>
+          <w:szCs w:val="21"/>
+        </w:rPr>
+        <w:t xml:space="preserve"> </w:t>
+      </w:r>
+      <w:r>
+        <w:rPr>
+          <w:rFonts w:ascii="Times New Roman" w:hAnsi="Times New Roman" w:cs="Times New Roman"/>
+          <w:szCs w:val="21"/>
+        </w:rPr>
+        <w:t>3.1</w:t>
+      </w:r>
+      <w:r>
+        <w:rPr>
+          <w:rFonts w:ascii="Times New Roman" w:hAnsi="Times New Roman" w:cs="Times New Roman"/>
+          <w:szCs w:val="21"/>
+        </w:rPr>
+        <w:t>0</w:t>
+      </w:r>
+      <w:r>
+        <w:rPr>
+          <w:rFonts w:ascii="Times New Roman" w:hAnsi="Times New Roman" w:cs="Times New Roman"/>
+          <w:szCs w:val="21"/>
+        </w:rPr>
+        <w:t xml:space="preserve"> </w:t>
+      </w:r>
+      <w:r>
+        <w:rPr>
+          <w:rFonts w:ascii="Times New Roman" w:hAnsi="Times New Roman" w:cs="Times New Roman"/>
+          <w:szCs w:val="21"/>
+        </w:rPr>
+        <w:t>(Verify</w:t>
+      </w:r>
+      <w:r>
+        <w:rPr>
+          <w:rFonts w:ascii="Times New Roman" w:hAnsi="Times New Roman" w:cs="Times New Roman"/>
+          <w:szCs w:val="21"/>
+        </w:rPr>
+        <w:t xml:space="preserve"> </w:t>
+      </w:r>
+      <w:r>
+        <w:rPr>
+          <w:rFonts w:ascii="Times New Roman" w:hAnsi="Times New Roman" w:cs="Times New Roman"/>
+          <w:szCs w:val="21"/>
+        </w:rPr>
+        <w:t>with</w:t>
+      </w:r>
+      <w:r>
+        <w:rPr>
+          <w:rFonts w:ascii="Times New Roman" w:hAnsi="Times New Roman" w:cs="Times New Roman"/>
+          <w:szCs w:val="21"/>
+        </w:rPr>
+        <w:t xml:space="preserve"> </w:t>
+      </w:r>
+      <w:r>
+        <w:rPr>
+          <w:rFonts w:ascii="Times New Roman" w:hAnsi="Times New Roman" w:cs="Times New Roman"/>
+          <w:b/>
+          <w:bCs/>
+          <w:szCs w:val="21"/>
+        </w:rPr>
+        <w:t>python</w:t>
+      </w:r>
+      <w:r>
+        <w:rPr>
+          <w:rFonts w:ascii="Times New Roman" w:hAnsi="Times New Roman" w:cs="Times New Roman"/>
+          <w:b/>
+          <w:bCs/>
+          <w:szCs w:val="21"/>
+        </w:rPr>
+        <w:t xml:space="preserve"> </w:t>
+      </w:r>
+      <w:r>
+        <w:rPr>
+          <w:rFonts w:ascii="Times New Roman" w:hAnsi="Times New Roman" w:cs="Times New Roman"/>
+          <w:b/>
+          <w:bCs/>
+          <w:szCs w:val="21"/>
+        </w:rPr>
+        <w:t>--version</w:t>
+      </w:r>
+      <w:r>
+        <w:rPr>
+          <w:rFonts w:ascii="Times New Roman" w:hAnsi="Times New Roman" w:cs="Times New Roman"/>
+          <w:szCs w:val="21"/>
+        </w:rPr>
+        <w:t>).</w:t>
       </w:r>
     </w:p>
     <w:p>
@@ -6970,9 +6692,38 @@
         <w:spacing w:line="360" w:lineRule="exact"/>
         <w:rPr>
           <w:rFonts w:ascii="Times New Roman" w:hAnsi="Times New Roman" w:cs="Times New Roman"/>
-          <w:szCs w:val="21"/>
-        </w:rPr>
-      </w:pPr>
+          <w:b/>
+          <w:bCs/>
+          <w:szCs w:val="21"/>
+        </w:rPr>
+      </w:pPr>
+      <w:r>
+        <w:rPr>
+          <w:rFonts w:ascii="Times New Roman" w:hAnsi="Times New Roman" w:cs="Times New Roman"/>
+          <w:b/>
+          <w:bCs/>
+          <w:szCs w:val="21"/>
+        </w:rPr>
+        <w:t>Installation</w:t>
+      </w:r>
+      <w:r>
+        <w:rPr>
+          <w:rFonts w:ascii="Times New Roman" w:hAnsi="Times New Roman" w:cs="Times New Roman"/>
+          <w:b/>
+          <w:bCs/>
+          <w:szCs w:val="21"/>
+        </w:rPr>
+        <w:t xml:space="preserve"> </w:t>
+      </w:r>
+      <w:r>
+        <w:rPr>
+          <w:rFonts w:ascii="Times New Roman" w:hAnsi="Times New Roman" w:cs="Times New Roman"/>
+          <w:b/>
+          <w:bCs/>
+          <w:szCs w:val="21"/>
+        </w:rPr>
+        <w:t>Methods</w:t>
+      </w:r>
     </w:p>
     <w:p>
       <w:pPr>
@@ -7010,7 +6761,7 @@
           <w:bCs/>
           <w:szCs w:val="21"/>
         </w:rPr>
-        <w:t>Source</w:t>
+        <w:t>PyPI</w:t>
       </w:r>
     </w:p>
     <w:p>
@@ -7027,42 +6778,56 @@
           <w:rFonts w:ascii="Times New Roman" w:hAnsi="Times New Roman" w:cs="Times New Roman"/>
           <w:szCs w:val="21"/>
         </w:rPr>
-        <w:t>git</w:t>
-      </w:r>
-      <w:r>
-        <w:rPr>
-          <w:rFonts w:ascii="Times New Roman" w:hAnsi="Times New Roman" w:cs="Times New Roman"/>
-          <w:szCs w:val="21"/>
-        </w:rPr>
-        <w:t xml:space="preserve"> </w:t>
-      </w:r>
-      <w:r>
-        <w:rPr>
-          <w:rFonts w:ascii="Times New Roman" w:hAnsi="Times New Roman" w:cs="Times New Roman"/>
-          <w:szCs w:val="21"/>
-        </w:rPr>
-        <w:t>clone</w:t>
-      </w:r>
-      <w:r>
-        <w:rPr>
-          <w:rFonts w:ascii="Times New Roman" w:hAnsi="Times New Roman" w:cs="Times New Roman"/>
-          <w:szCs w:val="21"/>
-        </w:rPr>
-        <w:t xml:space="preserve"> </w:t>
-      </w:r>
-      <w:r>
-        <w:rPr>
-          <w:rFonts w:ascii="Times New Roman" w:hAnsi="Times New Roman" w:cs="Times New Roman"/>
-          <w:szCs w:val="21"/>
-        </w:rPr>
-        <w:t>https://github.com/xieyying/DeepHalo.git</w:t>
-      </w:r>
-      <w:r>
-        <w:rPr>
-          <w:rFonts w:ascii="Times New Roman" w:hAnsi="Times New Roman" w:cs="Times New Roman"/>
-          <w:szCs w:val="21"/>
-        </w:rPr>
-        <w:t xml:space="preserve">  </w:t>
+        <w:t>pip</w:t>
+      </w:r>
+      <w:r>
+        <w:rPr>
+          <w:rFonts w:ascii="Times New Roman" w:hAnsi="Times New Roman" w:cs="Times New Roman"/>
+          <w:szCs w:val="21"/>
+        </w:rPr>
+        <w:t xml:space="preserve"> </w:t>
+      </w:r>
+      <w:r>
+        <w:rPr>
+          <w:rFonts w:ascii="Times New Roman" w:hAnsi="Times New Roman" w:cs="Times New Roman"/>
+          <w:szCs w:val="21"/>
+        </w:rPr>
+        <w:t>install</w:t>
+      </w:r>
+      <w:r>
+        <w:rPr>
+          <w:rFonts w:ascii="Times New Roman" w:hAnsi="Times New Roman" w:cs="Times New Roman"/>
+          <w:szCs w:val="21"/>
+        </w:rPr>
+        <w:t xml:space="preserve"> </w:t>
+      </w:r>
+      <w:r>
+        <w:rPr>
+          <w:rFonts w:ascii="Times New Roman" w:hAnsi="Times New Roman" w:cs="Times New Roman" w:hint="eastAsia"/>
+          <w:szCs w:val="21"/>
+        </w:rPr>
+        <w:t>d</w:t>
+      </w:r>
+      <w:r>
+        <w:rPr>
+          <w:rFonts w:ascii="Times New Roman" w:hAnsi="Times New Roman" w:cs="Times New Roman"/>
+          <w:szCs w:val="21"/>
+        </w:rPr>
+        <w:t>eep</w:t>
+      </w:r>
+      <w:r>
+        <w:rPr>
+          <w:rFonts w:ascii="Times New Roman" w:hAnsi="Times New Roman" w:cs="Times New Roman" w:hint="eastAsia"/>
+          <w:szCs w:val="21"/>
+        </w:rPr>
+        <w:t>h</w:t>
+      </w:r>
+      <w:r>
+        <w:rPr>
+          <w:rFonts w:ascii="Times New Roman" w:hAnsi="Times New Roman" w:cs="Times New Roman"/>
+          <w:szCs w:val="21"/>
+        </w:rPr>
+        <w:t>alo</w:t>
       </w:r>
     </w:p>
     <w:p>
@@ -7074,36 +6839,6 @@
           <w:szCs w:val="21"/>
         </w:rPr>
       </w:pPr>
-      <w:r>
-        <w:rPr>
-          <w:rFonts w:ascii="Times New Roman" w:hAnsi="Times New Roman" w:cs="Times New Roman"/>
-          <w:szCs w:val="21"/>
-        </w:rPr>
-        <w:t>cd</w:t>
-      </w:r>
-      <w:r>
-        <w:rPr>
-          <w:rFonts w:ascii="Times New Roman" w:hAnsi="Times New Roman" w:cs="Times New Roman"/>
-          <w:szCs w:val="21"/>
-        </w:rPr>
-        <w:t xml:space="preserve"> </w:t>
-      </w:r>
-      <w:proofErr w:type="spellStart"/>
-      <w:r>
-        <w:rPr>
-          <w:rFonts w:ascii="Times New Roman" w:hAnsi="Times New Roman" w:cs="Times New Roman"/>
-          <w:szCs w:val="21"/>
-        </w:rPr>
-        <w:t>DeepHalo</w:t>
-      </w:r>
-      <w:proofErr w:type="spellEnd"/>
-      <w:r>
-        <w:rPr>
-          <w:rFonts w:ascii="Times New Roman" w:hAnsi="Times New Roman" w:cs="Times New Roman"/>
-          <w:szCs w:val="21"/>
-        </w:rPr>
-        <w:t xml:space="preserve">  </w:t>
-      </w:r>
     </w:p>
     <w:p>
       <w:pPr>
@@ -7111,6 +6846,63 @@
         <w:spacing w:line="360" w:lineRule="exact"/>
         <w:rPr>
           <w:rFonts w:ascii="Times New Roman" w:hAnsi="Times New Roman" w:cs="Times New Roman"/>
+          <w:b/>
+          <w:bCs/>
+          <w:szCs w:val="21"/>
+        </w:rPr>
+      </w:pPr>
+      <w:r>
+        <w:rPr>
+          <w:rFonts w:ascii="Times New Roman" w:hAnsi="Times New Roman" w:cs="Times New Roman"/>
+          <w:b/>
+          <w:bCs/>
+          <w:szCs w:val="21"/>
+        </w:rPr>
+        <w:t>From</w:t>
+      </w:r>
+      <w:r>
+        <w:rPr>
+          <w:rFonts w:ascii="Times New Roman" w:hAnsi="Times New Roman" w:cs="Times New Roman"/>
+          <w:b/>
+          <w:bCs/>
+          <w:szCs w:val="21"/>
+        </w:rPr>
+        <w:t xml:space="preserve"> </w:t>
+      </w:r>
+      <w:r>
+        <w:rPr>
+          <w:rFonts w:ascii="Times New Roman" w:hAnsi="Times New Roman" w:cs="Times New Roman"/>
+          <w:b/>
+          <w:bCs/>
+          <w:szCs w:val="21"/>
+        </w:rPr>
+        <w:t>Local</w:t>
+      </w:r>
+      <w:r>
+        <w:rPr>
+          <w:rFonts w:ascii="Times New Roman" w:hAnsi="Times New Roman" w:cs="Times New Roman"/>
+          <w:b/>
+          <w:bCs/>
+          <w:szCs w:val="21"/>
+        </w:rPr>
+        <w:t xml:space="preserve"> </w:t>
+      </w:r>
+      <w:r>
+        <w:rPr>
+          <w:rFonts w:ascii="Times New Roman" w:hAnsi="Times New Roman" w:cs="Times New Roman"/>
+          <w:b/>
+          <w:bCs/>
+          <w:szCs w:val="21"/>
+        </w:rPr>
+        <w:t>Wheel</w:t>
+      </w:r>
+    </w:p>
+    <w:p>
+      <w:pPr>
+        <w:snapToGrid w:val="0"/>
+        <w:spacing w:line="360" w:lineRule="exact"/>
+        <w:rPr>
+          <w:rFonts w:ascii="Times New Roman" w:hAnsi="Times New Roman" w:cs="Times New Roman"/>
           <w:szCs w:val="21"/>
         </w:rPr>
       </w:pPr>
@@ -7147,15 +6939,198 @@
           <w:rFonts w:ascii="Times New Roman" w:hAnsi="Times New Roman" w:cs="Times New Roman"/>
           <w:szCs w:val="21"/>
         </w:rPr>
-        <w:t>-</w:t>
-      </w:r>
-      <w:proofErr w:type="gramStart"/>
-      <w:r>
-        <w:rPr>
-          <w:rFonts w:ascii="Times New Roman" w:hAnsi="Times New Roman" w:cs="Times New Roman"/>
-          <w:szCs w:val="21"/>
-        </w:rPr>
-        <w:t>e</w:t>
+        <w:t>path/to/DeepHalo-xxx.whl</w:t>
+      </w:r>
+      <w:r>
+        <w:rPr>
+          <w:rFonts w:ascii="Times New Roman" w:hAnsi="Times New Roman" w:cs="Times New Roman"/>
+          <w:szCs w:val="21"/>
+        </w:rPr>
+        <w:t xml:space="preserve">  </w:t>
+      </w:r>
+    </w:p>
+    <w:p>
+      <w:pPr>
+        <w:snapToGrid w:val="0"/>
+        <w:spacing w:line="360" w:lineRule="exact"/>
+        <w:rPr>
+          <w:rFonts w:ascii="Times New Roman" w:hAnsi="Times New Roman" w:cs="Times New Roman"/>
+          <w:szCs w:val="21"/>
+        </w:rPr>
+      </w:pPr>
+    </w:p>
+    <w:p>
+      <w:pPr>
+        <w:snapToGrid w:val="0"/>
+        <w:spacing w:line="360" w:lineRule="exact"/>
+        <w:rPr>
+          <w:rFonts w:ascii="Times New Roman" w:hAnsi="Times New Roman" w:cs="Times New Roman"/>
+          <w:b/>
+          <w:bCs/>
+          <w:szCs w:val="21"/>
+        </w:rPr>
+      </w:pPr>
+      <w:r>
+        <w:rPr>
+          <w:rFonts w:ascii="Times New Roman" w:hAnsi="Times New Roman" w:cs="Times New Roman"/>
+          <w:b/>
+          <w:bCs/>
+          <w:szCs w:val="21"/>
+        </w:rPr>
+        <w:t>From</w:t>
+      </w:r>
+      <w:r>
+        <w:rPr>
+          <w:rFonts w:ascii="Times New Roman" w:hAnsi="Times New Roman" w:cs="Times New Roman"/>
+          <w:b/>
+          <w:bCs/>
+          <w:szCs w:val="21"/>
+        </w:rPr>
+        <w:t xml:space="preserve"> </w:t>
+      </w:r>
+      <w:r>
+        <w:rPr>
+          <w:rFonts w:ascii="Times New Roman" w:hAnsi="Times New Roman" w:cs="Times New Roman"/>
+          <w:b/>
+          <w:bCs/>
+          <w:szCs w:val="21"/>
+        </w:rPr>
+        <w:t>Source</w:t>
+      </w:r>
+    </w:p>
+    <w:p>
+      <w:pPr>
+        <w:snapToGrid w:val="0"/>
+        <w:spacing w:line="360" w:lineRule="exact"/>
+        <w:rPr>
+          <w:rFonts w:ascii="Times New Roman" w:hAnsi="Times New Roman" w:cs="Times New Roman"/>
+          <w:szCs w:val="21"/>
+        </w:rPr>
+      </w:pPr>
+      <w:r>
+        <w:rPr>
+          <w:rFonts w:ascii="Times New Roman" w:hAnsi="Times New Roman" w:cs="Times New Roman"/>
+          <w:szCs w:val="21"/>
+        </w:rPr>
+        <w:t>git</w:t>
+      </w:r>
+      <w:r>
+        <w:rPr>
+          <w:rFonts w:ascii="Times New Roman" w:hAnsi="Times New Roman" w:cs="Times New Roman"/>
+          <w:szCs w:val="21"/>
+        </w:rPr>
+        <w:t xml:space="preserve"> </w:t>
+      </w:r>
+      <w:r>
+        <w:rPr>
+          <w:rFonts w:ascii="Times New Roman" w:hAnsi="Times New Roman" w:cs="Times New Roman"/>
+          <w:szCs w:val="21"/>
+        </w:rPr>
+        <w:t>clone</w:t>
+      </w:r>
+      <w:r>
+        <w:rPr>
+          <w:rFonts w:ascii="Times New Roman" w:hAnsi="Times New Roman" w:cs="Times New Roman"/>
+          <w:szCs w:val="21"/>
+        </w:rPr>
+        <w:t xml:space="preserve"> </w:t>
+      </w:r>
+      <w:r>
+        <w:rPr>
+          <w:rFonts w:ascii="Times New Roman" w:hAnsi="Times New Roman" w:cs="Times New Roman"/>
+          <w:szCs w:val="21"/>
+        </w:rPr>
+        <w:t>https://github.com/xieyying/DeepHalo.git</w:t>
+      </w:r>
+      <w:r>
+        <w:rPr>
+          <w:rFonts w:ascii="Times New Roman" w:hAnsi="Times New Roman" w:cs="Times New Roman"/>
+          <w:szCs w:val="21"/>
+        </w:rPr>
+        <w:t xml:space="preserve">  </w:t>
+      </w:r>
+    </w:p>
+    <w:p>
+      <w:pPr>
+        <w:snapToGrid w:val="0"/>
+        <w:spacing w:line="360" w:lineRule="exact"/>
+        <w:rPr>
+          <w:rFonts w:ascii="Times New Roman" w:hAnsi="Times New Roman" w:cs="Times New Roman"/>
+          <w:szCs w:val="21"/>
+        </w:rPr>
+      </w:pPr>
+      <w:r>
+        <w:rPr>
+          <w:rFonts w:ascii="Times New Roman" w:hAnsi="Times New Roman" w:cs="Times New Roman"/>
+          <w:szCs w:val="21"/>
+        </w:rPr>
+        <w:t>cd</w:t>
+      </w:r>
+      <w:r>
+        <w:rPr>
+          <w:rFonts w:ascii="Times New Roman" w:hAnsi="Times New Roman" w:cs="Times New Roman"/>
+          <w:szCs w:val="21"/>
+        </w:rPr>
+        <w:t xml:space="preserve"> </w:t>
+      </w:r>
+      <w:r>
+        <w:rPr>
+          <w:rFonts w:ascii="Times New Roman" w:hAnsi="Times New Roman" w:cs="Times New Roman"/>
+          <w:szCs w:val="21"/>
+        </w:rPr>
+        <w:t>DeepHalo</w:t>
+      </w:r>
+      <w:r>
+        <w:rPr>
+          <w:rFonts w:ascii="Times New Roman" w:hAnsi="Times New Roman" w:cs="Times New Roman"/>
+          <w:szCs w:val="21"/>
+        </w:rPr>
+        <w:t xml:space="preserve">  </w:t>
+      </w:r>
+    </w:p>
+    <w:p>
+      <w:pPr>
+        <w:snapToGrid w:val="0"/>
+        <w:spacing w:line="360" w:lineRule="exact"/>
+        <w:rPr>
+          <w:rFonts w:ascii="Times New Roman" w:hAnsi="Times New Roman" w:cs="Times New Roman"/>
+          <w:szCs w:val="21"/>
+        </w:rPr>
+      </w:pPr>
+      <w:r>
+        <w:rPr>
+          <w:rFonts w:ascii="Times New Roman" w:hAnsi="Times New Roman" w:cs="Times New Roman"/>
+          <w:szCs w:val="21"/>
+        </w:rPr>
+        <w:t>pip</w:t>
+      </w:r>
+      <w:r>
+        <w:rPr>
+          <w:rFonts w:ascii="Times New Roman" w:hAnsi="Times New Roman" w:cs="Times New Roman"/>
+          <w:szCs w:val="21"/>
+        </w:rPr>
+        <w:t xml:space="preserve"> </w:t>
+      </w:r>
+      <w:r>
+        <w:rPr>
+          <w:rFonts w:ascii="Times New Roman" w:hAnsi="Times New Roman" w:cs="Times New Roman"/>
+          <w:szCs w:val="21"/>
+        </w:rPr>
+        <w:t>install</w:t>
+      </w:r>
+      <w:r>
+        <w:rPr>
+          <w:rFonts w:ascii="Times New Roman" w:hAnsi="Times New Roman" w:cs="Times New Roman"/>
+          <w:szCs w:val="21"/>
+        </w:rPr>
+        <w:t xml:space="preserve"> </w:t>
+      </w:r>
+      <w:r>
+        <w:rPr>
+          <w:rFonts w:ascii="Times New Roman" w:hAnsi="Times New Roman" w:cs="Times New Roman"/>
+          <w:szCs w:val="21"/>
+        </w:rPr>
+        <w:t>-e</w:t>
       </w:r>
       <w:r>
         <w:rPr>
@@ -7171,7 +7146,6 @@
         </w:rPr>
         <w:t>.</w:t>
       </w:r>
-      <w:proofErr w:type="gramEnd"/>
       <w:r>
         <w:rPr>
           <w:rFonts w:ascii="Times New Roman" w:hAnsi="Times New Roman" w:cs="Times New Roman"/>
@@ -7213,6 +7187,25 @@
     </w:p>
     <w:p>
       <w:pPr>
+        <w:widowControl/>
+        <w:jc w:val="left"/>
+        <w:rPr>
+          <w:rFonts w:ascii="Times New Roman" w:hAnsi="Times New Roman" w:cs="Times New Roman"/>
+          <w:sz w:val="24"/>
+          <w:szCs w:val="24"/>
+        </w:rPr>
+      </w:pPr>
+      <w:r>
+        <w:rPr>
+          <w:rFonts w:ascii="Times New Roman" w:hAnsi="Times New Roman" w:cs="Times New Roman"/>
+          <w:sz w:val="24"/>
+          <w:szCs w:val="24"/>
+        </w:rPr>
+        <w:br w:type="page"/>
+      </w:r>
+    </w:p>
+    <w:p>
+      <w:pPr>
         <w:snapToGrid w:val="0"/>
         <w:spacing w:line="360" w:lineRule="exact"/>
         <w:rPr>
@@ -7223,7 +7216,6 @@
           <w:szCs w:val="24"/>
         </w:rPr>
       </w:pPr>
-      <w:proofErr w:type="spellStart"/>
       <w:r>
         <w:rPr>
           <w:rFonts w:ascii="Times New Roman" w:hAnsi="Times New Roman" w:cs="Times New Roman"/>
@@ -7234,7 +7226,6 @@
         </w:rPr>
         <w:t>Quickstart</w:t>
       </w:r>
-      <w:proofErr w:type="spellEnd"/>
     </w:p>
     <w:p>
       <w:pPr>
@@ -7244,127 +7235,19 @@
           <w:rFonts w:ascii="Times New Roman" w:hAnsi="Times New Roman" w:cs="Times New Roman"/>
           <w:b/>
           <w:bCs/>
-          <w:szCs w:val="21"/>
-        </w:rPr>
-      </w:pPr>
-      <w:r>
-        <w:rPr>
-          <w:rFonts w:ascii="Times New Roman" w:hAnsi="Times New Roman" w:cs="Times New Roman"/>
-          <w:b/>
-          <w:bCs/>
-          <w:szCs w:val="21"/>
-        </w:rPr>
-        <w:t>1.</w:t>
-      </w:r>
-      <w:r>
-        <w:rPr>
-          <w:rFonts w:ascii="Times New Roman" w:hAnsi="Times New Roman" w:cs="Times New Roman"/>
-          <w:b/>
-          <w:bCs/>
-          <w:szCs w:val="21"/>
-        </w:rPr>
-        <w:t xml:space="preserve"> </w:t>
-      </w:r>
-      <w:r>
-        <w:rPr>
-          <w:rFonts w:ascii="Times New Roman" w:hAnsi="Times New Roman" w:cs="Times New Roman"/>
-          <w:b/>
-          <w:bCs/>
-          <w:szCs w:val="21"/>
-        </w:rPr>
-        <w:t>Detect</w:t>
-      </w:r>
-      <w:r>
-        <w:rPr>
-          <w:rFonts w:ascii="Times New Roman" w:hAnsi="Times New Roman" w:cs="Times New Roman"/>
-          <w:b/>
-          <w:bCs/>
-          <w:szCs w:val="21"/>
-        </w:rPr>
-        <w:t xml:space="preserve"> </w:t>
-      </w:r>
-      <w:r>
-        <w:rPr>
-          <w:rFonts w:ascii="Times New Roman" w:hAnsi="Times New Roman" w:cs="Times New Roman"/>
-          <w:b/>
-          <w:bCs/>
-          <w:szCs w:val="21"/>
-        </w:rPr>
-        <w:t>Halogenated</w:t>
-      </w:r>
-      <w:r>
-        <w:rPr>
-          <w:rFonts w:ascii="Times New Roman" w:hAnsi="Times New Roman" w:cs="Times New Roman"/>
-          <w:b/>
-          <w:bCs/>
-          <w:szCs w:val="21"/>
-        </w:rPr>
-        <w:t xml:space="preserve"> </w:t>
-      </w:r>
-      <w:r>
-        <w:rPr>
-          <w:rFonts w:ascii="Times New Roman" w:hAnsi="Times New Roman" w:cs="Times New Roman"/>
-          <w:b/>
-          <w:bCs/>
-          <w:szCs w:val="21"/>
-        </w:rPr>
-        <w:t>Compounds</w:t>
-      </w:r>
-      <w:r>
-        <w:rPr>
-          <w:rFonts w:ascii="Times New Roman" w:hAnsi="Times New Roman" w:cs="Times New Roman"/>
-          <w:b/>
-          <w:bCs/>
-          <w:szCs w:val="21"/>
-        </w:rPr>
-        <w:t xml:space="preserve"> </w:t>
-      </w:r>
-      <w:r>
-        <w:rPr>
-          <w:rFonts w:ascii="Times New Roman" w:hAnsi="Times New Roman" w:cs="Times New Roman"/>
-          <w:b/>
-          <w:bCs/>
-          <w:szCs w:val="21"/>
-        </w:rPr>
-        <w:t>in</w:t>
-      </w:r>
-      <w:r>
-        <w:rPr>
-          <w:rFonts w:ascii="Times New Roman" w:hAnsi="Times New Roman" w:cs="Times New Roman"/>
-          <w:b/>
-          <w:bCs/>
-          <w:szCs w:val="21"/>
-        </w:rPr>
-        <w:t xml:space="preserve"> </w:t>
-      </w:r>
-      <w:proofErr w:type="spellStart"/>
-      <w:r>
-        <w:rPr>
-          <w:rFonts w:ascii="Times New Roman" w:hAnsi="Times New Roman" w:cs="Times New Roman"/>
-          <w:b/>
-          <w:bCs/>
-          <w:szCs w:val="21"/>
-        </w:rPr>
-        <w:t>mzML</w:t>
-      </w:r>
-      <w:proofErr w:type="spellEnd"/>
-      <w:r>
-        <w:rPr>
-          <w:rFonts w:ascii="Times New Roman" w:hAnsi="Times New Roman" w:cs="Times New Roman"/>
-          <w:b/>
-          <w:bCs/>
-          <w:szCs w:val="21"/>
-        </w:rPr>
-        <w:t xml:space="preserve"> </w:t>
-      </w:r>
-      <w:r>
-        <w:rPr>
-          <w:rFonts w:ascii="Times New Roman" w:hAnsi="Times New Roman" w:cs="Times New Roman"/>
-          <w:b/>
-          <w:bCs/>
-          <w:szCs w:val="21"/>
-        </w:rPr>
-        <w:t>Files</w:t>
+          <w:sz w:val="24"/>
+          <w:szCs w:val="24"/>
+        </w:rPr>
+      </w:pPr>
+      <w:r>
+        <w:rPr>
+          <w:rFonts w:ascii="Times New Roman" w:hAnsi="Times New Roman" w:cs="Times New Roman"/>
+          <w:b/>
+          <w:bCs/>
+          <w:sz w:val="24"/>
+          <w:szCs w:val="24"/>
+        </w:rPr>
+        <w:t>For EXE Users:</w:t>
       </w:r>
     </w:p>
     <w:p>
@@ -7378,121 +7261,10 @@
       </w:pPr>
       <w:r>
         <w:rPr>
-          <w:rFonts w:ascii="Times New Roman" w:hAnsi="Times New Roman" w:cs="Times New Roman" w:hint="eastAsia"/>
-          <w:szCs w:val="21"/>
-        </w:rPr>
-        <w:t>halo</w:t>
-      </w:r>
-      <w:r>
-        <w:rPr>
-          <w:rFonts w:ascii="Times New Roman" w:hAnsi="Times New Roman" w:cs="Times New Roman" w:hint="eastAsia"/>
-          <w:szCs w:val="21"/>
-        </w:rPr>
-        <w:t xml:space="preserve"> </w:t>
-      </w:r>
-      <w:r>
-        <w:rPr>
-          <w:rFonts w:ascii="Times New Roman" w:hAnsi="Times New Roman" w:cs="Times New Roman" w:hint="eastAsia"/>
-          <w:szCs w:val="21"/>
-        </w:rPr>
-        <w:t>detect</w:t>
-      </w:r>
-      <w:r>
-        <w:rPr>
-          <w:rFonts w:ascii="Times New Roman" w:hAnsi="Times New Roman" w:cs="Times New Roman" w:hint="eastAsia"/>
-          <w:szCs w:val="21"/>
-        </w:rPr>
-        <w:t xml:space="preserve"> </w:t>
-      </w:r>
-      <w:r>
-        <w:rPr>
-          <w:rFonts w:ascii="Times New Roman" w:hAnsi="Times New Roman" w:cs="Times New Roman" w:hint="eastAsia"/>
-          <w:szCs w:val="21"/>
-        </w:rPr>
-        <w:t>-</w:t>
-      </w:r>
-      <w:proofErr w:type="spellStart"/>
-      <w:r>
-        <w:rPr>
-          <w:rFonts w:ascii="Times New Roman" w:hAnsi="Times New Roman" w:cs="Times New Roman" w:hint="eastAsia"/>
-          <w:szCs w:val="21"/>
-        </w:rPr>
-        <w:t>i</w:t>
-      </w:r>
-      <w:proofErr w:type="spellEnd"/>
-      <w:r>
-        <w:rPr>
-          <w:rFonts w:ascii="Times New Roman" w:hAnsi="Times New Roman" w:cs="Times New Roman" w:hint="eastAsia"/>
-          <w:szCs w:val="21"/>
-        </w:rPr>
-        <w:t xml:space="preserve"> </w:t>
-      </w:r>
-      <w:r>
-        <w:rPr>
-          <w:rFonts w:ascii="Times New Roman" w:hAnsi="Times New Roman" w:cs="Times New Roman" w:hint="eastAsia"/>
-          <w:szCs w:val="21"/>
-        </w:rPr>
-        <w:t>/path/to/</w:t>
-      </w:r>
-      <w:proofErr w:type="spellStart"/>
-      <w:r>
-        <w:rPr>
-          <w:rFonts w:ascii="Times New Roman" w:hAnsi="Times New Roman" w:cs="Times New Roman" w:hint="eastAsia"/>
-          <w:szCs w:val="21"/>
-        </w:rPr>
-        <w:t>mzml_files</w:t>
-      </w:r>
-      <w:proofErr w:type="spellEnd"/>
-      <w:r>
-        <w:rPr>
-          <w:rFonts w:ascii="Times New Roman" w:hAnsi="Times New Roman" w:cs="Times New Roman" w:hint="eastAsia"/>
-          <w:szCs w:val="21"/>
-        </w:rPr>
-        <w:t xml:space="preserve"> </w:t>
-      </w:r>
-      <w:r>
-        <w:rPr>
-          <w:rFonts w:ascii="Times New Roman" w:hAnsi="Times New Roman" w:cs="Times New Roman" w:hint="eastAsia"/>
-          <w:szCs w:val="21"/>
-        </w:rPr>
-        <w:t>-o</w:t>
-      </w:r>
-      <w:r>
-        <w:rPr>
-          <w:rFonts w:ascii="Times New Roman" w:hAnsi="Times New Roman" w:cs="Times New Roman" w:hint="eastAsia"/>
-          <w:szCs w:val="21"/>
-        </w:rPr>
-        <w:t xml:space="preserve"> </w:t>
-      </w:r>
-      <w:r>
-        <w:rPr>
-          <w:rFonts w:ascii="Times New Roman" w:hAnsi="Times New Roman" w:cs="Times New Roman" w:hint="eastAsia"/>
-          <w:szCs w:val="21"/>
-        </w:rPr>
-        <w:t>/path/to/</w:t>
-      </w:r>
-      <w:proofErr w:type="spellStart"/>
-      <w:r>
-        <w:rPr>
-          <w:rFonts w:ascii="Times New Roman" w:hAnsi="Times New Roman" w:cs="Times New Roman" w:hint="eastAsia"/>
-          <w:szCs w:val="21"/>
-        </w:rPr>
-        <w:t>output_directory</w:t>
-      </w:r>
-      <w:proofErr w:type="spellEnd"/>
-      <w:r>
-        <w:rPr>
-          <w:rFonts w:ascii="Times New Roman" w:hAnsi="Times New Roman" w:cs="Times New Roman" w:hint="eastAsia"/>
-          <w:szCs w:val="21"/>
-        </w:rPr>
-        <w:t xml:space="preserve"> </w:t>
-      </w:r>
-      <w:r>
-        <w:rPr>
-          <w:rFonts w:ascii="Times New Roman" w:hAnsi="Times New Roman" w:cs="Times New Roman" w:hint="eastAsia"/>
-          <w:szCs w:val="21"/>
-        </w:rPr>
-        <w:t>-ms2</w:t>
+          <w:rFonts w:ascii="Times New Roman" w:hAnsi="Times New Roman" w:cs="Times New Roman"/>
+          <w:szCs w:val="21"/>
+        </w:rPr>
+        <w:t>Double click the exe to launch DeepHalo.</w:t>
       </w:r>
     </w:p>
     <w:p>
@@ -7513,132 +7285,639 @@
           <w:bCs/>
           <w:szCs w:val="21"/>
         </w:rPr>
-        <w:t>2.</w:t>
-      </w:r>
-      <w:r>
-        <w:rPr>
-          <w:rFonts w:ascii="Times New Roman" w:hAnsi="Times New Roman" w:cs="Times New Roman"/>
-          <w:b/>
-          <w:bCs/>
-          <w:szCs w:val="21"/>
-        </w:rPr>
-        <w:t xml:space="preserve"> </w:t>
-      </w:r>
-      <w:r>
-        <w:rPr>
-          <w:rFonts w:ascii="Times New Roman" w:hAnsi="Times New Roman" w:cs="Times New Roman"/>
-          <w:b/>
-          <w:bCs/>
-          <w:szCs w:val="21"/>
-        </w:rPr>
-        <w:t>Dereplication</w:t>
-      </w:r>
-      <w:r>
-        <w:rPr>
-          <w:rFonts w:ascii="Times New Roman" w:hAnsi="Times New Roman" w:cs="Times New Roman"/>
-          <w:b/>
-          <w:bCs/>
-          <w:szCs w:val="21"/>
-        </w:rPr>
-        <w:t xml:space="preserve"> </w:t>
-      </w:r>
-      <w:r>
-        <w:rPr>
-          <w:rFonts w:ascii="Times New Roman" w:hAnsi="Times New Roman" w:cs="Times New Roman"/>
-          <w:b/>
-          <w:bCs/>
-          <w:szCs w:val="21"/>
-        </w:rPr>
-        <w:t>with</w:t>
-      </w:r>
-      <w:r>
-        <w:rPr>
-          <w:rFonts w:ascii="Times New Roman" w:hAnsi="Times New Roman" w:cs="Times New Roman"/>
-          <w:b/>
-          <w:bCs/>
-          <w:szCs w:val="21"/>
-        </w:rPr>
-        <w:t xml:space="preserve"> </w:t>
-      </w:r>
-      <w:r>
-        <w:rPr>
-          <w:rFonts w:ascii="Times New Roman" w:hAnsi="Times New Roman" w:cs="Times New Roman"/>
-          <w:b/>
-          <w:bCs/>
-          <w:szCs w:val="21"/>
-        </w:rPr>
-        <w:t>GNPS</w:t>
-      </w:r>
-      <w:r>
-        <w:rPr>
-          <w:rFonts w:ascii="Times New Roman" w:hAnsi="Times New Roman" w:cs="Times New Roman"/>
-          <w:b/>
-          <w:bCs/>
-          <w:szCs w:val="21"/>
-        </w:rPr>
-        <w:t xml:space="preserve"> </w:t>
-      </w:r>
-      <w:r>
-        <w:rPr>
-          <w:rFonts w:ascii="Times New Roman" w:hAnsi="Times New Roman" w:cs="Times New Roman"/>
-          <w:b/>
-          <w:bCs/>
-          <w:szCs w:val="21"/>
-        </w:rPr>
-        <w:t>and</w:t>
-      </w:r>
-      <w:r>
-        <w:rPr>
-          <w:rFonts w:ascii="Times New Roman" w:hAnsi="Times New Roman" w:cs="Times New Roman" w:hint="eastAsia"/>
-          <w:b/>
-          <w:bCs/>
-          <w:szCs w:val="21"/>
-        </w:rPr>
-        <w:t>/or</w:t>
-      </w:r>
-      <w:r>
-        <w:rPr>
-          <w:rFonts w:ascii="Times New Roman" w:hAnsi="Times New Roman" w:cs="Times New Roman"/>
-          <w:b/>
-          <w:bCs/>
-          <w:szCs w:val="21"/>
-        </w:rPr>
-        <w:t xml:space="preserve"> </w:t>
-      </w:r>
-      <w:r>
-        <w:rPr>
-          <w:rFonts w:ascii="Times New Roman" w:hAnsi="Times New Roman" w:cs="Times New Roman"/>
-          <w:b/>
-          <w:bCs/>
-          <w:szCs w:val="21"/>
-        </w:rPr>
-        <w:t>Custom</w:t>
-      </w:r>
-      <w:r>
-        <w:rPr>
-          <w:rFonts w:ascii="Times New Roman" w:hAnsi="Times New Roman" w:cs="Times New Roman"/>
-          <w:b/>
-          <w:bCs/>
-          <w:szCs w:val="21"/>
-        </w:rPr>
-        <w:t xml:space="preserve"> </w:t>
-      </w:r>
-      <w:r>
-        <w:rPr>
-          <w:rFonts w:ascii="Times New Roman" w:hAnsi="Times New Roman" w:cs="Times New Roman"/>
-          <w:b/>
-          <w:bCs/>
-          <w:szCs w:val="21"/>
-        </w:rPr>
-        <w:t>Database</w:t>
+        <w:t>1.</w:t>
+      </w:r>
+      <w:r>
+        <w:rPr>
+          <w:rFonts w:ascii="Times New Roman" w:hAnsi="Times New Roman" w:cs="Times New Roman"/>
+          <w:b/>
+          <w:bCs/>
+          <w:szCs w:val="21"/>
+        </w:rPr>
+        <w:t xml:space="preserve"> </w:t>
+      </w:r>
+      <w:r>
+        <w:rPr>
+          <w:rFonts w:ascii="Times New Roman" w:hAnsi="Times New Roman" w:cs="Times New Roman"/>
+          <w:b/>
+          <w:bCs/>
+          <w:szCs w:val="21"/>
+        </w:rPr>
+        <w:t>Detect</w:t>
+      </w:r>
+      <w:r>
+        <w:rPr>
+          <w:rFonts w:ascii="Times New Roman" w:hAnsi="Times New Roman" w:cs="Times New Roman"/>
+          <w:b/>
+          <w:bCs/>
+          <w:szCs w:val="21"/>
+        </w:rPr>
+        <w:t xml:space="preserve"> </w:t>
+      </w:r>
+      <w:r>
+        <w:rPr>
+          <w:rFonts w:ascii="Times New Roman" w:hAnsi="Times New Roman" w:cs="Times New Roman"/>
+          <w:b/>
+          <w:bCs/>
+          <w:szCs w:val="21"/>
+        </w:rPr>
+        <w:t>Halogenated</w:t>
+      </w:r>
+      <w:r>
+        <w:rPr>
+          <w:rFonts w:ascii="Times New Roman" w:hAnsi="Times New Roman" w:cs="Times New Roman"/>
+          <w:b/>
+          <w:bCs/>
+          <w:szCs w:val="21"/>
+        </w:rPr>
+        <w:t xml:space="preserve"> </w:t>
+      </w:r>
+      <w:r>
+        <w:rPr>
+          <w:rFonts w:ascii="Times New Roman" w:hAnsi="Times New Roman" w:cs="Times New Roman"/>
+          <w:b/>
+          <w:bCs/>
+          <w:szCs w:val="21"/>
+        </w:rPr>
+        <w:t>Compounds</w:t>
+      </w:r>
+      <w:r>
+        <w:rPr>
+          <w:rFonts w:ascii="Times New Roman" w:hAnsi="Times New Roman" w:cs="Times New Roman"/>
+          <w:b/>
+          <w:bCs/>
+          <w:szCs w:val="21"/>
+        </w:rPr>
+        <w:t xml:space="preserve"> </w:t>
+      </w:r>
+      <w:r>
+        <w:rPr>
+          <w:rFonts w:ascii="Times New Roman" w:hAnsi="Times New Roman" w:cs="Times New Roman"/>
+          <w:b/>
+          <w:bCs/>
+          <w:szCs w:val="21"/>
+        </w:rPr>
+        <w:t>in</w:t>
+      </w:r>
+      <w:r>
+        <w:rPr>
+          <w:rFonts w:ascii="Times New Roman" w:hAnsi="Times New Roman" w:cs="Times New Roman"/>
+          <w:b/>
+          <w:bCs/>
+          <w:szCs w:val="21"/>
+        </w:rPr>
+        <w:t xml:space="preserve"> </w:t>
+      </w:r>
+      <w:r>
+        <w:rPr>
+          <w:rFonts w:ascii="Times New Roman" w:hAnsi="Times New Roman" w:cs="Times New Roman"/>
+          <w:b/>
+          <w:bCs/>
+          <w:szCs w:val="21"/>
+        </w:rPr>
+        <w:t>mzML</w:t>
+      </w:r>
+      <w:r>
+        <w:rPr>
+          <w:rFonts w:ascii="Times New Roman" w:hAnsi="Times New Roman" w:cs="Times New Roman"/>
+          <w:b/>
+          <w:bCs/>
+          <w:szCs w:val="21"/>
+        </w:rPr>
+        <w:t xml:space="preserve"> </w:t>
+      </w:r>
+      <w:r>
+        <w:rPr>
+          <w:rFonts w:ascii="Times New Roman" w:hAnsi="Times New Roman" w:cs="Times New Roman"/>
+          <w:b/>
+          <w:bCs/>
+          <w:szCs w:val="21"/>
+        </w:rPr>
+        <w:t>Files</w:t>
       </w:r>
     </w:p>
     <w:p>
       <w:pPr>
         <w:snapToGrid w:val="0"/>
+        <w:rPr>
+          <w:rFonts w:ascii="Times New Roman" w:hAnsi="Times New Roman" w:cs="Times New Roman"/>
+          <w:szCs w:val="21"/>
+        </w:rPr>
+      </w:pPr>
+      <w:r>
+        <w:rPr>
+          <w:noProof/>
+        </w:rPr>
+        <w:drawing>
+          <wp:inline distT="0" distB="0" distL="0" distR="0" wp14:anchorId="06A2A770" wp14:editId="49552ED1">
+            <wp:extent cx="5486400" cy="4541520"/>
+            <wp:effectExtent l="0" t="0" r="0" b="0"/>
+            <wp:docPr id="1167182559" name="图片 1"/>
+            <wp:cNvGraphicFramePr>
+              <a:graphicFrameLocks xmlns:a="http://schemas.openxmlformats.org/drawingml/2006/main" noChangeAspect="1"/>
+            </wp:cNvGraphicFramePr>
+            <a:graphic xmlns:a="http://schemas.openxmlformats.org/drawingml/2006/main">
+              <a:graphicData uri="http://schemas.openxmlformats.org/drawingml/2006/picture">
+                <pic:pic xmlns:pic="http://schemas.openxmlformats.org/drawingml/2006/picture">
+                  <pic:nvPicPr>
+                    <pic:cNvPr id="1167182559" name=""/>
+                    <pic:cNvPicPr/>
+                  </pic:nvPicPr>
+                  <pic:blipFill>
+                    <a:blip r:embed="rId17"/>
+                    <a:stretch>
+                      <a:fillRect/>
+                    </a:stretch>
+                  </pic:blipFill>
+                  <pic:spPr>
+                    <a:xfrm>
+                      <a:off x="0" y="0"/>
+                      <a:ext cx="5486400" cy="4541520"/>
+                    </a:xfrm>
+                    <a:prstGeom prst="rect">
+                      <a:avLst/>
+                    </a:prstGeom>
+                  </pic:spPr>
+                </pic:pic>
+              </a:graphicData>
+            </a:graphic>
+          </wp:inline>
+        </w:drawing>
+      </w:r>
+    </w:p>
+    <w:p>
+      <w:pPr>
+        <w:widowControl/>
+        <w:jc w:val="left"/>
+        <w:rPr>
+          <w:rFonts w:ascii="Times New Roman" w:hAnsi="Times New Roman" w:cs="Times New Roman"/>
+          <w:b/>
+          <w:bCs/>
+          <w:sz w:val="24"/>
+          <w:szCs w:val="24"/>
+        </w:rPr>
+      </w:pPr>
+      <w:r>
+        <w:rPr>
+          <w:rFonts w:ascii="Times New Roman" w:hAnsi="Times New Roman" w:cs="Times New Roman"/>
+          <w:b/>
+          <w:bCs/>
+          <w:sz w:val="24"/>
+          <w:szCs w:val="24"/>
+        </w:rPr>
+        <w:br w:type="page"/>
+      </w:r>
+    </w:p>
+    <w:p>
+      <w:pPr>
+        <w:snapToGrid w:val="0"/>
         <w:spacing w:line="360" w:lineRule="exact"/>
         <w:rPr>
           <w:rFonts w:ascii="Times New Roman" w:hAnsi="Times New Roman" w:cs="Times New Roman"/>
+          <w:b/>
+          <w:bCs/>
+          <w:szCs w:val="21"/>
+        </w:rPr>
+      </w:pPr>
+      <w:r>
+        <w:rPr>
+          <w:rFonts w:ascii="Times New Roman" w:hAnsi="Times New Roman" w:cs="Times New Roman"/>
+          <w:b/>
+          <w:bCs/>
+          <w:szCs w:val="21"/>
+        </w:rPr>
+        <w:t>2.</w:t>
+      </w:r>
+      <w:r>
+        <w:rPr>
+          <w:rFonts w:ascii="Times New Roman" w:hAnsi="Times New Roman" w:cs="Times New Roman"/>
+          <w:b/>
+          <w:bCs/>
+          <w:szCs w:val="21"/>
+        </w:rPr>
+        <w:t xml:space="preserve"> </w:t>
+      </w:r>
+      <w:r>
+        <w:rPr>
+          <w:rFonts w:ascii="Times New Roman" w:hAnsi="Times New Roman" w:cs="Times New Roman"/>
+          <w:b/>
+          <w:bCs/>
+          <w:szCs w:val="21"/>
+        </w:rPr>
+        <w:t>Dereplication</w:t>
+      </w:r>
+      <w:r>
+        <w:rPr>
+          <w:rFonts w:ascii="Times New Roman" w:hAnsi="Times New Roman" w:cs="Times New Roman"/>
+          <w:b/>
+          <w:bCs/>
+          <w:szCs w:val="21"/>
+        </w:rPr>
+        <w:t xml:space="preserve"> </w:t>
+      </w:r>
+      <w:r>
+        <w:rPr>
+          <w:rFonts w:ascii="Times New Roman" w:hAnsi="Times New Roman" w:cs="Times New Roman"/>
+          <w:b/>
+          <w:bCs/>
+          <w:szCs w:val="21"/>
+        </w:rPr>
+        <w:t>with</w:t>
+      </w:r>
+      <w:r>
+        <w:rPr>
+          <w:rFonts w:ascii="Times New Roman" w:hAnsi="Times New Roman" w:cs="Times New Roman"/>
+          <w:b/>
+          <w:bCs/>
+          <w:szCs w:val="21"/>
+        </w:rPr>
+        <w:t xml:space="preserve"> </w:t>
+      </w:r>
+      <w:r>
+        <w:rPr>
+          <w:rFonts w:ascii="Times New Roman" w:hAnsi="Times New Roman" w:cs="Times New Roman"/>
+          <w:b/>
+          <w:bCs/>
+          <w:szCs w:val="21"/>
+        </w:rPr>
+        <w:t>GNPS</w:t>
+      </w:r>
+      <w:r>
+        <w:rPr>
+          <w:rFonts w:ascii="Times New Roman" w:hAnsi="Times New Roman" w:cs="Times New Roman"/>
+          <w:b/>
+          <w:bCs/>
+          <w:szCs w:val="21"/>
+        </w:rPr>
+        <w:t xml:space="preserve"> </w:t>
+      </w:r>
+      <w:r>
+        <w:rPr>
+          <w:rFonts w:ascii="Times New Roman" w:hAnsi="Times New Roman" w:cs="Times New Roman"/>
+          <w:b/>
+          <w:bCs/>
+          <w:szCs w:val="21"/>
+        </w:rPr>
+        <w:t>and</w:t>
+      </w:r>
+      <w:r>
+        <w:rPr>
+          <w:rFonts w:ascii="Times New Roman" w:hAnsi="Times New Roman" w:cs="Times New Roman" w:hint="eastAsia"/>
+          <w:b/>
+          <w:bCs/>
+          <w:szCs w:val="21"/>
+        </w:rPr>
+        <w:t>/or</w:t>
+      </w:r>
+      <w:r>
+        <w:rPr>
+          <w:rFonts w:ascii="Times New Roman" w:hAnsi="Times New Roman" w:cs="Times New Roman"/>
+          <w:b/>
+          <w:bCs/>
+          <w:szCs w:val="21"/>
+        </w:rPr>
+        <w:t xml:space="preserve"> </w:t>
+      </w:r>
+      <w:r>
+        <w:rPr>
+          <w:rFonts w:ascii="Times New Roman" w:hAnsi="Times New Roman" w:cs="Times New Roman" w:hint="eastAsia"/>
+          <w:b/>
+          <w:bCs/>
+          <w:szCs w:val="21"/>
+        </w:rPr>
+        <w:t xml:space="preserve">User </w:t>
+      </w:r>
+      <w:r>
+        <w:rPr>
+          <w:rFonts w:ascii="Times New Roman" w:hAnsi="Times New Roman" w:cs="Times New Roman"/>
+          <w:b/>
+          <w:bCs/>
+          <w:szCs w:val="21"/>
+        </w:rPr>
+        <w:t>Database</w:t>
+      </w:r>
+    </w:p>
+    <w:p>
+      <w:pPr>
+        <w:snapToGrid w:val="0"/>
+        <w:spacing w:line="360" w:lineRule="exact"/>
+        <w:rPr>
+          <w:rFonts w:ascii="Times New Roman" w:hAnsi="Times New Roman" w:cs="Times New Roman"/>
+          <w:szCs w:val="21"/>
+        </w:rPr>
+      </w:pPr>
+      <w:r>
+        <w:rPr>
+          <w:rFonts w:ascii="Times New Roman" w:hAnsi="Times New Roman" w:cs="Times New Roman"/>
+          <w:szCs w:val="21"/>
+        </w:rPr>
+        <w:t>For dereplication, you must provide at least one of GNPS results or a User Database.”</w:t>
+      </w:r>
+    </w:p>
+    <w:p>
+      <w:pPr>
+        <w:snapToGrid w:val="0"/>
+        <w:spacing w:line="360" w:lineRule="exact"/>
+        <w:rPr>
+          <w:rFonts w:ascii="Times New Roman" w:hAnsi="Times New Roman" w:cs="Times New Roman"/>
+          <w:sz w:val="24"/>
+          <w:szCs w:val="24"/>
+        </w:rPr>
+      </w:pPr>
+      <w:r>
+        <w:rPr>
+          <w:rFonts w:ascii="Times New Roman" w:hAnsi="Times New Roman" w:cs="Times New Roman" w:hint="eastAsia"/>
+          <w:sz w:val="24"/>
+          <w:szCs w:val="24"/>
+        </w:rPr>
+        <w:t>(Note</w:t>
+      </w:r>
+      <w:r>
+        <w:rPr>
+          <w:rFonts w:ascii="Times New Roman" w:hAnsi="Times New Roman" w:cs="Times New Roman" w:hint="eastAsia"/>
+          <w:sz w:val="24"/>
+          <w:szCs w:val="24"/>
+        </w:rPr>
+        <w:t>:</w:t>
+      </w:r>
+      <w:r>
+        <w:rPr>
+          <w:rFonts w:ascii="Times New Roman" w:hAnsi="Times New Roman" w:cs="Times New Roman" w:hint="eastAsia"/>
+          <w:sz w:val="24"/>
+          <w:szCs w:val="24"/>
+        </w:rPr>
+        <w:t xml:space="preserve"> User Database format see below </w:t>
+      </w:r>
+      <w:r>
+        <w:rPr>
+          <w:rFonts w:ascii="Times New Roman" w:hAnsi="Times New Roman" w:cs="Times New Roman" w:hint="eastAsia"/>
+          <w:szCs w:val="21"/>
+        </w:rPr>
+        <w:t xml:space="preserve">Example </w:t>
+      </w:r>
+      <w:r>
+        <w:rPr>
+          <w:rFonts w:ascii="Times New Roman" w:hAnsi="Times New Roman" w:cs="Times New Roman"/>
+          <w:szCs w:val="21"/>
+        </w:rPr>
+        <w:t>DATABASE_FILE</w:t>
+      </w:r>
+      <w:r>
+        <w:rPr>
+          <w:rFonts w:ascii="Times New Roman" w:hAnsi="Times New Roman" w:cs="Times New Roman" w:hint="eastAsia"/>
+          <w:sz w:val="24"/>
+          <w:szCs w:val="24"/>
+        </w:rPr>
+        <w:t>)</w:t>
+      </w:r>
+    </w:p>
+    <w:p>
+      <w:pPr>
+        <w:snapToGrid w:val="0"/>
+        <w:spacing w:line="360" w:lineRule="exact"/>
+        <w:rPr>
+          <w:rFonts w:ascii="Times New Roman" w:hAnsi="Times New Roman" w:cs="Times New Roman" w:hint="eastAsia"/>
+          <w:sz w:val="24"/>
+          <w:szCs w:val="24"/>
+        </w:rPr>
+      </w:pPr>
+    </w:p>
+    <w:p>
+      <w:pPr>
+        <w:snapToGrid w:val="0"/>
+        <w:rPr>
+          <w:rFonts w:ascii="Times New Roman" w:hAnsi="Times New Roman" w:cs="Times New Roman" w:hint="eastAsia"/>
+          <w:b/>
+          <w:bCs/>
+          <w:sz w:val="24"/>
+          <w:szCs w:val="24"/>
+        </w:rPr>
+      </w:pPr>
+      <w:r>
+        <w:rPr>
+          <w:noProof/>
+        </w:rPr>
+        <w:drawing>
+          <wp:inline distT="0" distB="0" distL="0" distR="0" wp14:anchorId="7708EC36" wp14:editId="645F552F">
+            <wp:extent cx="5486400" cy="4525010"/>
+            <wp:effectExtent l="0" t="0" r="0" b="8890"/>
+            <wp:docPr id="1840495772" name="图片 1"/>
+            <wp:cNvGraphicFramePr>
+              <a:graphicFrameLocks xmlns:a="http://schemas.openxmlformats.org/drawingml/2006/main" noChangeAspect="1"/>
+            </wp:cNvGraphicFramePr>
+            <a:graphic xmlns:a="http://schemas.openxmlformats.org/drawingml/2006/main">
+              <a:graphicData uri="http://schemas.openxmlformats.org/drawingml/2006/picture">
+                <pic:pic xmlns:pic="http://schemas.openxmlformats.org/drawingml/2006/picture">
+                  <pic:nvPicPr>
+                    <pic:cNvPr id="1840495772" name=""/>
+                    <pic:cNvPicPr/>
+                  </pic:nvPicPr>
+                  <pic:blipFill>
+                    <a:blip r:embed="rId18"/>
+                    <a:stretch>
+                      <a:fillRect/>
+                    </a:stretch>
+                  </pic:blipFill>
+                  <pic:spPr>
+                    <a:xfrm>
+                      <a:off x="0" y="0"/>
+                      <a:ext cx="5486400" cy="4525010"/>
+                    </a:xfrm>
+                    <a:prstGeom prst="rect">
+                      <a:avLst/>
+                    </a:prstGeom>
+                  </pic:spPr>
+                </pic:pic>
+              </a:graphicData>
+            </a:graphic>
+          </wp:inline>
+        </w:drawing>
+      </w:r>
+    </w:p>
+    <w:p>
+      <w:pPr>
+        <w:widowControl/>
+        <w:jc w:val="left"/>
+        <w:rPr>
+          <w:rFonts w:ascii="Times New Roman" w:hAnsi="Times New Roman" w:cs="Times New Roman"/>
+          <w:b/>
+          <w:bCs/>
+          <w:sz w:val="24"/>
+          <w:szCs w:val="24"/>
+        </w:rPr>
+      </w:pPr>
+    </w:p>
+    <w:p>
+      <w:pPr>
+        <w:widowControl/>
+        <w:jc w:val="left"/>
+        <w:rPr>
+          <w:rFonts w:ascii="Times New Roman" w:hAnsi="Times New Roman" w:cs="Times New Roman"/>
+          <w:b/>
+          <w:bCs/>
+          <w:sz w:val="24"/>
+          <w:szCs w:val="24"/>
+        </w:rPr>
+      </w:pPr>
+    </w:p>
+    <w:p>
+      <w:pPr>
+        <w:widowControl/>
+        <w:jc w:val="left"/>
+        <w:rPr>
+          <w:rFonts w:ascii="Times New Roman" w:hAnsi="Times New Roman" w:cs="Times New Roman"/>
+          <w:b/>
+          <w:bCs/>
+          <w:sz w:val="24"/>
+          <w:szCs w:val="24"/>
+        </w:rPr>
+      </w:pPr>
+      <w:r>
+        <w:rPr>
+          <w:rFonts w:ascii="Times New Roman" w:hAnsi="Times New Roman" w:cs="Times New Roman"/>
+          <w:b/>
+          <w:bCs/>
+          <w:sz w:val="24"/>
+          <w:szCs w:val="24"/>
+        </w:rPr>
+        <w:t>For WHL Users:</w:t>
+      </w:r>
+    </w:p>
+    <w:p>
+      <w:pPr>
+        <w:snapToGrid w:val="0"/>
+        <w:spacing w:line="360" w:lineRule="exact"/>
+        <w:rPr>
+          <w:rFonts w:ascii="Times New Roman" w:hAnsi="Times New Roman" w:cs="Times New Roman"/>
+          <w:b/>
+          <w:bCs/>
+          <w:szCs w:val="21"/>
+        </w:rPr>
+      </w:pPr>
+      <w:r>
+        <w:rPr>
+          <w:rFonts w:ascii="Times New Roman" w:hAnsi="Times New Roman" w:cs="Times New Roman"/>
+          <w:b/>
+          <w:bCs/>
+          <w:szCs w:val="21"/>
+        </w:rPr>
+        <w:t>1.</w:t>
+      </w:r>
+      <w:r>
+        <w:rPr>
+          <w:rFonts w:ascii="Times New Roman" w:hAnsi="Times New Roman" w:cs="Times New Roman"/>
+          <w:b/>
+          <w:bCs/>
+          <w:szCs w:val="21"/>
+        </w:rPr>
+        <w:t xml:space="preserve"> </w:t>
+      </w:r>
+      <w:r>
+        <w:rPr>
+          <w:rFonts w:ascii="Times New Roman" w:hAnsi="Times New Roman" w:cs="Times New Roman"/>
+          <w:b/>
+          <w:bCs/>
+          <w:szCs w:val="21"/>
+        </w:rPr>
+        <w:t>Detect</w:t>
+      </w:r>
+      <w:r>
+        <w:rPr>
+          <w:rFonts w:ascii="Times New Roman" w:hAnsi="Times New Roman" w:cs="Times New Roman"/>
+          <w:b/>
+          <w:bCs/>
+          <w:szCs w:val="21"/>
+        </w:rPr>
+        <w:t xml:space="preserve"> </w:t>
+      </w:r>
+      <w:r>
+        <w:rPr>
+          <w:rFonts w:ascii="Times New Roman" w:hAnsi="Times New Roman" w:cs="Times New Roman"/>
+          <w:b/>
+          <w:bCs/>
+          <w:szCs w:val="21"/>
+        </w:rPr>
+        <w:t>Halogenated</w:t>
+      </w:r>
+      <w:r>
+        <w:rPr>
+          <w:rFonts w:ascii="Times New Roman" w:hAnsi="Times New Roman" w:cs="Times New Roman"/>
+          <w:b/>
+          <w:bCs/>
+          <w:szCs w:val="21"/>
+        </w:rPr>
+        <w:t xml:space="preserve"> </w:t>
+      </w:r>
+      <w:r>
+        <w:rPr>
+          <w:rFonts w:ascii="Times New Roman" w:hAnsi="Times New Roman" w:cs="Times New Roman"/>
+          <w:b/>
+          <w:bCs/>
+          <w:szCs w:val="21"/>
+        </w:rPr>
+        <w:t>Compounds</w:t>
+      </w:r>
+      <w:r>
+        <w:rPr>
+          <w:rFonts w:ascii="Times New Roman" w:hAnsi="Times New Roman" w:cs="Times New Roman"/>
+          <w:b/>
+          <w:bCs/>
+          <w:szCs w:val="21"/>
+        </w:rPr>
+        <w:t xml:space="preserve"> </w:t>
+      </w:r>
+      <w:r>
+        <w:rPr>
+          <w:rFonts w:ascii="Times New Roman" w:hAnsi="Times New Roman" w:cs="Times New Roman"/>
+          <w:b/>
+          <w:bCs/>
+          <w:szCs w:val="21"/>
+        </w:rPr>
+        <w:t>in</w:t>
+      </w:r>
+      <w:r>
+        <w:rPr>
+          <w:rFonts w:ascii="Times New Roman" w:hAnsi="Times New Roman" w:cs="Times New Roman"/>
+          <w:b/>
+          <w:bCs/>
+          <w:szCs w:val="21"/>
+        </w:rPr>
+        <w:t xml:space="preserve"> </w:t>
+      </w:r>
+      <w:r>
+        <w:rPr>
+          <w:rFonts w:ascii="Times New Roman" w:hAnsi="Times New Roman" w:cs="Times New Roman"/>
+          <w:b/>
+          <w:bCs/>
+          <w:szCs w:val="21"/>
+        </w:rPr>
+        <w:t>mzML</w:t>
+      </w:r>
+      <w:r>
+        <w:rPr>
+          <w:rFonts w:ascii="Times New Roman" w:hAnsi="Times New Roman" w:cs="Times New Roman"/>
+          <w:b/>
+          <w:bCs/>
+          <w:szCs w:val="21"/>
+        </w:rPr>
+        <w:t xml:space="preserve"> </w:t>
+      </w:r>
+      <w:r>
+        <w:rPr>
+          <w:rFonts w:ascii="Times New Roman" w:hAnsi="Times New Roman" w:cs="Times New Roman"/>
+          <w:b/>
+          <w:bCs/>
+          <w:szCs w:val="21"/>
+        </w:rPr>
+        <w:t>Files</w:t>
+      </w:r>
+    </w:p>
+    <w:p>
+      <w:pPr>
+        <w:snapToGrid w:val="0"/>
+        <w:spacing w:line="360" w:lineRule="exact"/>
+        <w:rPr>
+          <w:rFonts w:ascii="Times New Roman" w:hAnsi="Times New Roman" w:cs="Times New Roman"/>
           <w:szCs w:val="21"/>
         </w:rPr>
       </w:pPr>
@@ -7661,6 +7940,245 @@
           <w:rFonts w:ascii="Times New Roman" w:hAnsi="Times New Roman" w:cs="Times New Roman" w:hint="eastAsia"/>
           <w:szCs w:val="21"/>
         </w:rPr>
+        <w:t>detect</w:t>
+      </w:r>
+      <w:r>
+        <w:rPr>
+          <w:rFonts w:ascii="Times New Roman" w:hAnsi="Times New Roman" w:cs="Times New Roman" w:hint="eastAsia"/>
+          <w:szCs w:val="21"/>
+        </w:rPr>
+        <w:t xml:space="preserve"> </w:t>
+      </w:r>
+      <w:r>
+        <w:rPr>
+          <w:rFonts w:ascii="Times New Roman" w:hAnsi="Times New Roman" w:cs="Times New Roman" w:hint="eastAsia"/>
+          <w:szCs w:val="21"/>
+        </w:rPr>
+        <w:t>-i</w:t>
+      </w:r>
+      <w:r>
+        <w:rPr>
+          <w:rFonts w:ascii="Times New Roman" w:hAnsi="Times New Roman" w:cs="Times New Roman" w:hint="eastAsia"/>
+          <w:szCs w:val="21"/>
+        </w:rPr>
+        <w:t xml:space="preserve"> </w:t>
+      </w:r>
+      <w:r>
+        <w:rPr>
+          <w:rFonts w:ascii="Times New Roman" w:hAnsi="Times New Roman" w:cs="Times New Roman" w:hint="eastAsia"/>
+          <w:szCs w:val="21"/>
+        </w:rPr>
+        <w:t>/path/to/mzml_files</w:t>
+      </w:r>
+      <w:r>
+        <w:rPr>
+          <w:rFonts w:ascii="Times New Roman" w:hAnsi="Times New Roman" w:cs="Times New Roman" w:hint="eastAsia"/>
+          <w:szCs w:val="21"/>
+        </w:rPr>
+        <w:t xml:space="preserve"> </w:t>
+      </w:r>
+      <w:r>
+        <w:rPr>
+          <w:rFonts w:ascii="Times New Roman" w:hAnsi="Times New Roman" w:cs="Times New Roman" w:hint="eastAsia"/>
+          <w:szCs w:val="21"/>
+        </w:rPr>
+        <w:t>-o</w:t>
+      </w:r>
+      <w:r>
+        <w:rPr>
+          <w:rFonts w:ascii="Times New Roman" w:hAnsi="Times New Roman" w:cs="Times New Roman" w:hint="eastAsia"/>
+          <w:szCs w:val="21"/>
+        </w:rPr>
+        <w:t xml:space="preserve"> </w:t>
+      </w:r>
+      <w:r>
+        <w:rPr>
+          <w:rFonts w:ascii="Times New Roman" w:hAnsi="Times New Roman" w:cs="Times New Roman" w:hint="eastAsia"/>
+          <w:szCs w:val="21"/>
+        </w:rPr>
+        <w:t>/path/to/output_directory</w:t>
+      </w:r>
+      <w:r>
+        <w:rPr>
+          <w:rFonts w:ascii="Times New Roman" w:hAnsi="Times New Roman" w:cs="Times New Roman" w:hint="eastAsia"/>
+          <w:szCs w:val="21"/>
+        </w:rPr>
+        <w:t xml:space="preserve"> </w:t>
+      </w:r>
+      <w:r>
+        <w:rPr>
+          <w:rFonts w:ascii="Times New Roman" w:hAnsi="Times New Roman" w:cs="Times New Roman" w:hint="eastAsia"/>
+          <w:szCs w:val="21"/>
+        </w:rPr>
+        <w:t>-ms2</w:t>
+      </w:r>
+    </w:p>
+    <w:p>
+      <w:pPr>
+        <w:snapToGrid w:val="0"/>
+        <w:spacing w:line="360" w:lineRule="exact"/>
+        <w:rPr>
+          <w:rFonts w:ascii="Times New Roman" w:hAnsi="Times New Roman" w:cs="Times New Roman"/>
+          <w:b/>
+          <w:bCs/>
+          <w:szCs w:val="21"/>
+        </w:rPr>
+      </w:pPr>
+      <w:r>
+        <w:rPr>
+          <w:rFonts w:ascii="Times New Roman" w:hAnsi="Times New Roman" w:cs="Times New Roman"/>
+          <w:b/>
+          <w:bCs/>
+          <w:szCs w:val="21"/>
+        </w:rPr>
+        <w:t>2.</w:t>
+      </w:r>
+      <w:r>
+        <w:rPr>
+          <w:rFonts w:ascii="Times New Roman" w:hAnsi="Times New Roman" w:cs="Times New Roman"/>
+          <w:b/>
+          <w:bCs/>
+          <w:szCs w:val="21"/>
+        </w:rPr>
+        <w:t xml:space="preserve"> </w:t>
+      </w:r>
+      <w:r>
+        <w:rPr>
+          <w:rFonts w:ascii="Times New Roman" w:hAnsi="Times New Roman" w:cs="Times New Roman"/>
+          <w:b/>
+          <w:bCs/>
+          <w:szCs w:val="21"/>
+        </w:rPr>
+        <w:t>Dereplication</w:t>
+      </w:r>
+      <w:r>
+        <w:rPr>
+          <w:rFonts w:ascii="Times New Roman" w:hAnsi="Times New Roman" w:cs="Times New Roman"/>
+          <w:b/>
+          <w:bCs/>
+          <w:szCs w:val="21"/>
+        </w:rPr>
+        <w:t xml:space="preserve"> </w:t>
+      </w:r>
+      <w:r>
+        <w:rPr>
+          <w:rFonts w:ascii="Times New Roman" w:hAnsi="Times New Roman" w:cs="Times New Roman"/>
+          <w:b/>
+          <w:bCs/>
+          <w:szCs w:val="21"/>
+        </w:rPr>
+        <w:t>with</w:t>
+      </w:r>
+      <w:r>
+        <w:rPr>
+          <w:rFonts w:ascii="Times New Roman" w:hAnsi="Times New Roman" w:cs="Times New Roman"/>
+          <w:b/>
+          <w:bCs/>
+          <w:szCs w:val="21"/>
+        </w:rPr>
+        <w:t xml:space="preserve"> </w:t>
+      </w:r>
+      <w:r>
+        <w:rPr>
+          <w:rFonts w:ascii="Times New Roman" w:hAnsi="Times New Roman" w:cs="Times New Roman"/>
+          <w:b/>
+          <w:bCs/>
+          <w:szCs w:val="21"/>
+        </w:rPr>
+        <w:t>GNPS</w:t>
+      </w:r>
+      <w:r>
+        <w:rPr>
+          <w:rFonts w:ascii="Times New Roman" w:hAnsi="Times New Roman" w:cs="Times New Roman"/>
+          <w:b/>
+          <w:bCs/>
+          <w:szCs w:val="21"/>
+        </w:rPr>
+        <w:t xml:space="preserve"> </w:t>
+      </w:r>
+      <w:r>
+        <w:rPr>
+          <w:rFonts w:ascii="Times New Roman" w:hAnsi="Times New Roman" w:cs="Times New Roman"/>
+          <w:b/>
+          <w:bCs/>
+          <w:szCs w:val="21"/>
+        </w:rPr>
+        <w:t>and</w:t>
+      </w:r>
+      <w:r>
+        <w:rPr>
+          <w:rFonts w:ascii="Times New Roman" w:hAnsi="Times New Roman" w:cs="Times New Roman" w:hint="eastAsia"/>
+          <w:b/>
+          <w:bCs/>
+          <w:szCs w:val="21"/>
+        </w:rPr>
+        <w:t>/or</w:t>
+      </w:r>
+      <w:r>
+        <w:rPr>
+          <w:rFonts w:ascii="Times New Roman" w:hAnsi="Times New Roman" w:cs="Times New Roman"/>
+          <w:b/>
+          <w:bCs/>
+          <w:szCs w:val="21"/>
+        </w:rPr>
+        <w:t xml:space="preserve"> </w:t>
+      </w:r>
+      <w:r>
+        <w:rPr>
+          <w:rFonts w:ascii="Times New Roman" w:hAnsi="Times New Roman" w:cs="Times New Roman"/>
+          <w:b/>
+          <w:bCs/>
+          <w:szCs w:val="21"/>
+        </w:rPr>
+        <w:t>Custom</w:t>
+      </w:r>
+      <w:r>
+        <w:rPr>
+          <w:rFonts w:ascii="Times New Roman" w:hAnsi="Times New Roman" w:cs="Times New Roman"/>
+          <w:b/>
+          <w:bCs/>
+          <w:szCs w:val="21"/>
+        </w:rPr>
+        <w:t xml:space="preserve"> </w:t>
+      </w:r>
+      <w:r>
+        <w:rPr>
+          <w:rFonts w:ascii="Times New Roman" w:hAnsi="Times New Roman" w:cs="Times New Roman"/>
+          <w:b/>
+          <w:bCs/>
+          <w:szCs w:val="21"/>
+        </w:rPr>
+        <w:t>Database</w:t>
+      </w:r>
+    </w:p>
+    <w:p>
+      <w:pPr>
+        <w:snapToGrid w:val="0"/>
+        <w:spacing w:line="360" w:lineRule="exact"/>
+        <w:rPr>
+          <w:rFonts w:ascii="Times New Roman" w:hAnsi="Times New Roman" w:cs="Times New Roman"/>
+          <w:szCs w:val="21"/>
+        </w:rPr>
+      </w:pPr>
+      <w:r>
+        <w:rPr>
+          <w:rFonts w:ascii="Times New Roman" w:hAnsi="Times New Roman" w:cs="Times New Roman" w:hint="eastAsia"/>
+          <w:szCs w:val="21"/>
+        </w:rPr>
+        <w:t>halo</w:t>
+      </w:r>
+      <w:r>
+        <w:rPr>
+          <w:rFonts w:ascii="Times New Roman" w:hAnsi="Times New Roman" w:cs="Times New Roman" w:hint="eastAsia"/>
+          <w:szCs w:val="21"/>
+        </w:rPr>
+        <w:t xml:space="preserve"> </w:t>
+      </w:r>
+      <w:r>
+        <w:rPr>
+          <w:rFonts w:ascii="Times New Roman" w:hAnsi="Times New Roman" w:cs="Times New Roman" w:hint="eastAsia"/>
+          <w:szCs w:val="21"/>
+        </w:rPr>
         <w:t>dereplicate</w:t>
       </w:r>
       <w:r>
@@ -7689,17 +8207,8 @@
           <w:rFonts w:ascii="Times New Roman" w:hAnsi="Times New Roman" w:cs="Times New Roman" w:hint="eastAsia"/>
           <w:szCs w:val="21"/>
         </w:rPr>
-        <w:t>/path/to/</w:t>
-      </w:r>
-      <w:proofErr w:type="spellStart"/>
-      <w:r>
-        <w:rPr>
-          <w:rFonts w:ascii="Times New Roman" w:hAnsi="Times New Roman" w:cs="Times New Roman" w:hint="eastAsia"/>
-          <w:szCs w:val="21"/>
-        </w:rPr>
-        <w:t>output_directory</w:t>
-      </w:r>
-      <w:proofErr w:type="spellEnd"/>
+        <w:t>/path/to/output_directory</w:t>
+      </w:r>
       <w:r>
         <w:rPr>
           <w:rFonts w:ascii="Times New Roman" w:hAnsi="Times New Roman" w:cs="Times New Roman" w:hint="eastAsia"/>
@@ -7726,40 +8235,22 @@
           <w:rFonts w:ascii="Times New Roman" w:hAnsi="Times New Roman" w:cs="Times New Roman" w:hint="eastAsia"/>
           <w:szCs w:val="21"/>
         </w:rPr>
-        <w:t>/path/to/</w:t>
-      </w:r>
-      <w:proofErr w:type="spellStart"/>
-      <w:r>
-        <w:rPr>
-          <w:rFonts w:ascii="Times New Roman" w:hAnsi="Times New Roman" w:cs="Times New Roman" w:hint="eastAsia"/>
-          <w:szCs w:val="21"/>
-        </w:rPr>
-        <w:t>GNPS_results</w:t>
-      </w:r>
-      <w:proofErr w:type="spellEnd"/>
-      <w:r>
-        <w:rPr>
-          <w:rFonts w:ascii="Times New Roman" w:hAnsi="Times New Roman" w:cs="Times New Roman" w:hint="eastAsia"/>
-          <w:szCs w:val="21"/>
-        </w:rPr>
-        <w:t xml:space="preserve"> </w:t>
-      </w:r>
-      <w:r>
-        <w:rPr>
-          <w:rFonts w:ascii="Times New Roman" w:hAnsi="Times New Roman" w:cs="Times New Roman" w:hint="eastAsia"/>
-          <w:szCs w:val="21"/>
-        </w:rPr>
-        <w:t>-</w:t>
-      </w:r>
-      <w:proofErr w:type="spellStart"/>
-      <w:r>
-        <w:rPr>
-          <w:rFonts w:ascii="Times New Roman" w:hAnsi="Times New Roman" w:cs="Times New Roman" w:hint="eastAsia"/>
-          <w:szCs w:val="21"/>
-        </w:rPr>
-        <w:t>ud</w:t>
-      </w:r>
-      <w:proofErr w:type="spellEnd"/>
+        <w:t>/path/to/GNPS_results</w:t>
+      </w:r>
+      <w:r>
+        <w:rPr>
+          <w:rFonts w:ascii="Times New Roman" w:hAnsi="Times New Roman" w:cs="Times New Roman" w:hint="eastAsia"/>
+          <w:szCs w:val="21"/>
+        </w:rPr>
+        <w:t xml:space="preserve"> </w:t>
+      </w:r>
+      <w:r>
+        <w:rPr>
+          <w:rFonts w:ascii="Times New Roman" w:hAnsi="Times New Roman" w:cs="Times New Roman" w:hint="eastAsia"/>
+          <w:szCs w:val="21"/>
+        </w:rPr>
+        <w:t>-ud</w:t>
+      </w:r>
       <w:r>
         <w:rPr>
           <w:rFonts w:ascii="Times New Roman" w:hAnsi="Times New Roman" w:cs="Times New Roman" w:hint="eastAsia"/>
@@ -8184,9 +8675,20 @@
         <w:spacing w:line="360" w:lineRule="exact"/>
         <w:rPr>
           <w:rFonts w:ascii="Times New Roman" w:hAnsi="Times New Roman" w:cs="Times New Roman"/>
-          <w:szCs w:val="21"/>
-        </w:rPr>
-      </w:pPr>
+          <w:b/>
+          <w:bCs/>
+          <w:szCs w:val="21"/>
+        </w:rPr>
+      </w:pPr>
+      <w:r>
+        <w:rPr>
+          <w:rFonts w:ascii="Times New Roman" w:hAnsi="Times New Roman" w:cs="Times New Roman"/>
+          <w:b/>
+          <w:bCs/>
+          <w:szCs w:val="21"/>
+        </w:rPr>
+        <w:t>Commands</w:t>
+      </w:r>
     </w:p>
     <w:p>
       <w:pPr>
@@ -8206,7 +8708,61 @@
           <w:bCs/>
           <w:szCs w:val="21"/>
         </w:rPr>
-        <w:t>Commands</w:t>
+        <w:t>1.</w:t>
+      </w:r>
+      <w:r>
+        <w:rPr>
+          <w:rFonts w:ascii="Times New Roman" w:hAnsi="Times New Roman" w:cs="Times New Roman"/>
+          <w:b/>
+          <w:bCs/>
+          <w:szCs w:val="21"/>
+        </w:rPr>
+        <w:t xml:space="preserve"> </w:t>
+      </w:r>
+      <w:r>
+        <w:rPr>
+          <w:rFonts w:ascii="Times New Roman" w:hAnsi="Times New Roman" w:cs="Times New Roman"/>
+          <w:b/>
+          <w:bCs/>
+          <w:szCs w:val="21"/>
+        </w:rPr>
+        <w:t>Analyze</w:t>
+      </w:r>
+      <w:r>
+        <w:rPr>
+          <w:rFonts w:ascii="Times New Roman" w:hAnsi="Times New Roman" w:cs="Times New Roman"/>
+          <w:b/>
+          <w:bCs/>
+          <w:szCs w:val="21"/>
+        </w:rPr>
+        <w:t xml:space="preserve"> </w:t>
+      </w:r>
+      <w:r>
+        <w:rPr>
+          <w:rFonts w:ascii="Times New Roman" w:hAnsi="Times New Roman" w:cs="Times New Roman"/>
+          <w:b/>
+          <w:bCs/>
+          <w:szCs w:val="21"/>
+        </w:rPr>
+        <w:t>mzML</w:t>
+      </w:r>
+      <w:r>
+        <w:rPr>
+          <w:rFonts w:ascii="Times New Roman" w:hAnsi="Times New Roman" w:cs="Times New Roman"/>
+          <w:b/>
+          <w:bCs/>
+          <w:szCs w:val="21"/>
+        </w:rPr>
+        <w:t xml:space="preserve"> </w:t>
+      </w:r>
+      <w:r>
+        <w:rPr>
+          <w:rFonts w:ascii="Times New Roman" w:hAnsi="Times New Roman" w:cs="Times New Roman"/>
+          <w:b/>
+          <w:bCs/>
+          <w:szCs w:val="21"/>
+        </w:rPr>
+        <w:t>Files</w:t>
       </w:r>
     </w:p>
     <w:p>
@@ -8215,75 +8771,155 @@
         <w:spacing w:line="360" w:lineRule="exact"/>
         <w:rPr>
           <w:rFonts w:ascii="Times New Roman" w:hAnsi="Times New Roman" w:cs="Times New Roman"/>
-          <w:b/>
-          <w:bCs/>
-          <w:szCs w:val="21"/>
-        </w:rPr>
-      </w:pPr>
-      <w:r>
-        <w:rPr>
-          <w:rFonts w:ascii="Times New Roman" w:hAnsi="Times New Roman" w:cs="Times New Roman"/>
-          <w:b/>
-          <w:bCs/>
-          <w:szCs w:val="21"/>
-        </w:rPr>
-        <w:t>1.</w:t>
-      </w:r>
-      <w:r>
-        <w:rPr>
-          <w:rFonts w:ascii="Times New Roman" w:hAnsi="Times New Roman" w:cs="Times New Roman"/>
-          <w:b/>
-          <w:bCs/>
-          <w:szCs w:val="21"/>
-        </w:rPr>
-        <w:t xml:space="preserve"> </w:t>
-      </w:r>
-      <w:r>
-        <w:rPr>
-          <w:rFonts w:ascii="Times New Roman" w:hAnsi="Times New Roman" w:cs="Times New Roman"/>
-          <w:b/>
-          <w:bCs/>
-          <w:szCs w:val="21"/>
-        </w:rPr>
-        <w:t>Analyze</w:t>
-      </w:r>
-      <w:r>
-        <w:rPr>
-          <w:rFonts w:ascii="Times New Roman" w:hAnsi="Times New Roman" w:cs="Times New Roman"/>
-          <w:b/>
-          <w:bCs/>
-          <w:szCs w:val="21"/>
-        </w:rPr>
-        <w:t xml:space="preserve"> </w:t>
-      </w:r>
-      <w:proofErr w:type="spellStart"/>
-      <w:r>
-        <w:rPr>
-          <w:rFonts w:ascii="Times New Roman" w:hAnsi="Times New Roman" w:cs="Times New Roman"/>
-          <w:b/>
-          <w:bCs/>
-          <w:szCs w:val="21"/>
-        </w:rPr>
-        <w:t>mzML</w:t>
-      </w:r>
-      <w:proofErr w:type="spellEnd"/>
-      <w:r>
-        <w:rPr>
-          <w:rFonts w:ascii="Times New Roman" w:hAnsi="Times New Roman" w:cs="Times New Roman"/>
-          <w:b/>
-          <w:bCs/>
-          <w:szCs w:val="21"/>
-        </w:rPr>
-        <w:t xml:space="preserve"> </w:t>
-      </w:r>
-      <w:r>
-        <w:rPr>
-          <w:rFonts w:ascii="Times New Roman" w:hAnsi="Times New Roman" w:cs="Times New Roman"/>
-          <w:b/>
-          <w:bCs/>
-          <w:szCs w:val="21"/>
-        </w:rPr>
-        <w:t>Files</w:t>
+          <w:szCs w:val="21"/>
+        </w:rPr>
+      </w:pPr>
+      <w:r>
+        <w:rPr>
+          <w:rFonts w:ascii="Times New Roman" w:hAnsi="Times New Roman" w:cs="Times New Roman"/>
+          <w:szCs w:val="21"/>
+        </w:rPr>
+        <w:t>halo</w:t>
+      </w:r>
+      <w:r>
+        <w:rPr>
+          <w:rFonts w:ascii="Times New Roman" w:hAnsi="Times New Roman" w:cs="Times New Roman"/>
+          <w:szCs w:val="21"/>
+        </w:rPr>
+        <w:t xml:space="preserve"> </w:t>
+      </w:r>
+      <w:r>
+        <w:rPr>
+          <w:rFonts w:ascii="Times New Roman" w:hAnsi="Times New Roman" w:cs="Times New Roman"/>
+          <w:szCs w:val="21"/>
+        </w:rPr>
+        <w:t>detect</w:t>
+      </w:r>
+      <w:r>
+        <w:rPr>
+          <w:rFonts w:ascii="Times New Roman" w:hAnsi="Times New Roman" w:cs="Times New Roman"/>
+          <w:szCs w:val="21"/>
+        </w:rPr>
+        <w:t xml:space="preserve"> </w:t>
+      </w:r>
+      <w:r>
+        <w:rPr>
+          <w:rFonts w:ascii="Times New Roman" w:hAnsi="Times New Roman" w:cs="Times New Roman"/>
+          <w:szCs w:val="21"/>
+        </w:rPr>
+        <w:t>-i</w:t>
+      </w:r>
+      <w:r>
+        <w:rPr>
+          <w:rFonts w:ascii="Times New Roman" w:hAnsi="Times New Roman" w:cs="Times New Roman"/>
+          <w:szCs w:val="21"/>
+        </w:rPr>
+        <w:t xml:space="preserve"> </w:t>
+      </w:r>
+      <w:r>
+        <w:rPr>
+          <w:rFonts w:ascii="Times New Roman" w:hAnsi="Times New Roman" w:cs="Times New Roman"/>
+          <w:szCs w:val="21"/>
+        </w:rPr>
+        <w:t>&lt;input_path&gt;</w:t>
+      </w:r>
+      <w:r>
+        <w:rPr>
+          <w:rFonts w:ascii="Times New Roman" w:hAnsi="Times New Roman" w:cs="Times New Roman"/>
+          <w:szCs w:val="21"/>
+        </w:rPr>
+        <w:t xml:space="preserve"> </w:t>
+      </w:r>
+      <w:r>
+        <w:rPr>
+          <w:rFonts w:ascii="Times New Roman" w:hAnsi="Times New Roman" w:cs="Times New Roman"/>
+          <w:szCs w:val="21"/>
+        </w:rPr>
+        <w:t>-o</w:t>
+      </w:r>
+      <w:r>
+        <w:rPr>
+          <w:rFonts w:ascii="Times New Roman" w:hAnsi="Times New Roman" w:cs="Times New Roman"/>
+          <w:szCs w:val="21"/>
+        </w:rPr>
+        <w:t xml:space="preserve"> </w:t>
+      </w:r>
+      <w:r>
+        <w:rPr>
+          <w:rFonts w:ascii="Times New Roman" w:hAnsi="Times New Roman" w:cs="Times New Roman"/>
+          <w:szCs w:val="21"/>
+        </w:rPr>
+        <w:t>&lt;project_path&gt;</w:t>
+      </w:r>
+      <w:r>
+        <w:rPr>
+          <w:rFonts w:ascii="Times New Roman" w:hAnsi="Times New Roman" w:cs="Times New Roman"/>
+          <w:szCs w:val="21"/>
+        </w:rPr>
+        <w:t xml:space="preserve"> </w:t>
+      </w:r>
+      <w:r>
+        <w:rPr>
+          <w:rFonts w:ascii="Times New Roman" w:hAnsi="Times New Roman" w:cs="Times New Roman"/>
+          <w:szCs w:val="21"/>
+        </w:rPr>
+        <w:t>[-c</w:t>
+      </w:r>
+      <w:r>
+        <w:rPr>
+          <w:rFonts w:ascii="Times New Roman" w:hAnsi="Times New Roman" w:cs="Times New Roman"/>
+          <w:szCs w:val="21"/>
+        </w:rPr>
+        <w:t xml:space="preserve"> </w:t>
+      </w:r>
+      <w:r>
+        <w:rPr>
+          <w:rFonts w:ascii="Times New Roman" w:hAnsi="Times New Roman" w:cs="Times New Roman"/>
+          <w:szCs w:val="21"/>
+        </w:rPr>
+        <w:t>&lt;config_file&gt;]</w:t>
+      </w:r>
+      <w:r>
+        <w:rPr>
+          <w:rFonts w:ascii="Times New Roman" w:hAnsi="Times New Roman" w:cs="Times New Roman"/>
+          <w:szCs w:val="21"/>
+        </w:rPr>
+        <w:t xml:space="preserve"> </w:t>
+      </w:r>
+      <w:r>
+        <w:rPr>
+          <w:rFonts w:ascii="Times New Roman" w:hAnsi="Times New Roman" w:cs="Times New Roman"/>
+          <w:szCs w:val="21"/>
+        </w:rPr>
+        <w:t>[-b</w:t>
+      </w:r>
+      <w:r>
+        <w:rPr>
+          <w:rFonts w:ascii="Times New Roman" w:hAnsi="Times New Roman" w:cs="Times New Roman"/>
+          <w:szCs w:val="21"/>
+        </w:rPr>
+        <w:t xml:space="preserve"> </w:t>
+      </w:r>
+      <w:r>
+        <w:rPr>
+          <w:rFonts w:ascii="Times New Roman" w:hAnsi="Times New Roman" w:cs="Times New Roman"/>
+          <w:szCs w:val="21"/>
+        </w:rPr>
+        <w:t>&lt;blank_samples_dir&gt;]</w:t>
+      </w:r>
+      <w:r>
+        <w:rPr>
+          <w:rFonts w:ascii="Times New Roman" w:hAnsi="Times New Roman" w:cs="Times New Roman"/>
+          <w:szCs w:val="21"/>
+        </w:rPr>
+        <w:t xml:space="preserve"> </w:t>
+      </w:r>
+      <w:r>
+        <w:rPr>
+          <w:rFonts w:ascii="Times New Roman" w:hAnsi="Times New Roman" w:cs="Times New Roman"/>
+          <w:szCs w:val="21"/>
+        </w:rPr>
+        <w:t>[-ms2]</w:t>
       </w:r>
     </w:p>
     <w:p>
@@ -8300,220 +8936,14 @@
           <w:rFonts w:ascii="Times New Roman" w:hAnsi="Times New Roman" w:cs="Times New Roman"/>
           <w:szCs w:val="21"/>
         </w:rPr>
-        <w:t>halo</w:t>
-      </w:r>
-      <w:r>
-        <w:rPr>
-          <w:rFonts w:ascii="Times New Roman" w:hAnsi="Times New Roman" w:cs="Times New Roman"/>
-          <w:szCs w:val="21"/>
-        </w:rPr>
-        <w:t xml:space="preserve"> </w:t>
-      </w:r>
-      <w:r>
-        <w:rPr>
-          <w:rFonts w:ascii="Times New Roman" w:hAnsi="Times New Roman" w:cs="Times New Roman"/>
-          <w:szCs w:val="21"/>
-        </w:rPr>
-        <w:t>detect</w:t>
-      </w:r>
-      <w:r>
-        <w:rPr>
-          <w:rFonts w:ascii="Times New Roman" w:hAnsi="Times New Roman" w:cs="Times New Roman"/>
-          <w:szCs w:val="21"/>
-        </w:rPr>
-        <w:t xml:space="preserve"> </w:t>
-      </w:r>
-      <w:r>
-        <w:rPr>
-          <w:rFonts w:ascii="Times New Roman" w:hAnsi="Times New Roman" w:cs="Times New Roman"/>
-          <w:szCs w:val="21"/>
-        </w:rPr>
-        <w:t>-</w:t>
-      </w:r>
-      <w:proofErr w:type="spellStart"/>
-      <w:r>
-        <w:rPr>
-          <w:rFonts w:ascii="Times New Roman" w:hAnsi="Times New Roman" w:cs="Times New Roman"/>
-          <w:szCs w:val="21"/>
-        </w:rPr>
-        <w:t>i</w:t>
-      </w:r>
-      <w:proofErr w:type="spellEnd"/>
-      <w:r>
-        <w:rPr>
-          <w:rFonts w:ascii="Times New Roman" w:hAnsi="Times New Roman" w:cs="Times New Roman"/>
-          <w:szCs w:val="21"/>
-        </w:rPr>
-        <w:t xml:space="preserve"> </w:t>
-      </w:r>
-      <w:r>
-        <w:rPr>
-          <w:rFonts w:ascii="Times New Roman" w:hAnsi="Times New Roman" w:cs="Times New Roman"/>
-          <w:szCs w:val="21"/>
-        </w:rPr>
-        <w:t>&lt;</w:t>
-      </w:r>
-      <w:proofErr w:type="spellStart"/>
-      <w:r>
-        <w:rPr>
-          <w:rFonts w:ascii="Times New Roman" w:hAnsi="Times New Roman" w:cs="Times New Roman"/>
-          <w:szCs w:val="21"/>
-        </w:rPr>
-        <w:t>input_path</w:t>
-      </w:r>
-      <w:proofErr w:type="spellEnd"/>
-      <w:r>
-        <w:rPr>
-          <w:rFonts w:ascii="Times New Roman" w:hAnsi="Times New Roman" w:cs="Times New Roman"/>
-          <w:szCs w:val="21"/>
-        </w:rPr>
-        <w:t>&gt;</w:t>
-      </w:r>
-      <w:r>
-        <w:rPr>
-          <w:rFonts w:ascii="Times New Roman" w:hAnsi="Times New Roman" w:cs="Times New Roman"/>
-          <w:szCs w:val="21"/>
-        </w:rPr>
-        <w:t xml:space="preserve"> </w:t>
-      </w:r>
-      <w:r>
-        <w:rPr>
-          <w:rFonts w:ascii="Times New Roman" w:hAnsi="Times New Roman" w:cs="Times New Roman"/>
-          <w:szCs w:val="21"/>
-        </w:rPr>
-        <w:t>-o</w:t>
-      </w:r>
-      <w:r>
-        <w:rPr>
-          <w:rFonts w:ascii="Times New Roman" w:hAnsi="Times New Roman" w:cs="Times New Roman"/>
-          <w:szCs w:val="21"/>
-        </w:rPr>
-        <w:t xml:space="preserve"> </w:t>
-      </w:r>
-      <w:r>
-        <w:rPr>
-          <w:rFonts w:ascii="Times New Roman" w:hAnsi="Times New Roman" w:cs="Times New Roman"/>
-          <w:szCs w:val="21"/>
-        </w:rPr>
-        <w:t>&lt;</w:t>
-      </w:r>
-      <w:proofErr w:type="spellStart"/>
-      <w:r>
-        <w:rPr>
-          <w:rFonts w:ascii="Times New Roman" w:hAnsi="Times New Roman" w:cs="Times New Roman"/>
-          <w:szCs w:val="21"/>
-        </w:rPr>
-        <w:t>project_path</w:t>
-      </w:r>
-      <w:proofErr w:type="spellEnd"/>
-      <w:r>
-        <w:rPr>
-          <w:rFonts w:ascii="Times New Roman" w:hAnsi="Times New Roman" w:cs="Times New Roman"/>
-          <w:szCs w:val="21"/>
-        </w:rPr>
-        <w:t>&gt;</w:t>
-      </w:r>
-      <w:r>
-        <w:rPr>
-          <w:rFonts w:ascii="Times New Roman" w:hAnsi="Times New Roman" w:cs="Times New Roman"/>
-          <w:szCs w:val="21"/>
-        </w:rPr>
-        <w:t xml:space="preserve"> </w:t>
-      </w:r>
-      <w:r>
-        <w:rPr>
-          <w:rFonts w:ascii="Times New Roman" w:hAnsi="Times New Roman" w:cs="Times New Roman"/>
-          <w:szCs w:val="21"/>
-        </w:rPr>
-        <w:t>[-c</w:t>
-      </w:r>
-      <w:r>
-        <w:rPr>
-          <w:rFonts w:ascii="Times New Roman" w:hAnsi="Times New Roman" w:cs="Times New Roman"/>
-          <w:szCs w:val="21"/>
-        </w:rPr>
-        <w:t xml:space="preserve"> </w:t>
-      </w:r>
-      <w:r>
-        <w:rPr>
-          <w:rFonts w:ascii="Times New Roman" w:hAnsi="Times New Roman" w:cs="Times New Roman"/>
-          <w:szCs w:val="21"/>
-        </w:rPr>
-        <w:t>&lt;</w:t>
-      </w:r>
-      <w:proofErr w:type="spellStart"/>
-      <w:r>
-        <w:rPr>
-          <w:rFonts w:ascii="Times New Roman" w:hAnsi="Times New Roman" w:cs="Times New Roman"/>
-          <w:szCs w:val="21"/>
-        </w:rPr>
-        <w:t>config_file</w:t>
-      </w:r>
-      <w:proofErr w:type="spellEnd"/>
-      <w:r>
-        <w:rPr>
-          <w:rFonts w:ascii="Times New Roman" w:hAnsi="Times New Roman" w:cs="Times New Roman"/>
-          <w:szCs w:val="21"/>
-        </w:rPr>
-        <w:t>&gt;]</w:t>
-      </w:r>
-      <w:r>
-        <w:rPr>
-          <w:rFonts w:ascii="Times New Roman" w:hAnsi="Times New Roman" w:cs="Times New Roman"/>
-          <w:szCs w:val="21"/>
-        </w:rPr>
-        <w:t xml:space="preserve"> </w:t>
-      </w:r>
-      <w:r>
-        <w:rPr>
-          <w:rFonts w:ascii="Times New Roman" w:hAnsi="Times New Roman" w:cs="Times New Roman"/>
-          <w:szCs w:val="21"/>
-        </w:rPr>
-        <w:t>[-b</w:t>
-      </w:r>
-      <w:r>
-        <w:rPr>
-          <w:rFonts w:ascii="Times New Roman" w:hAnsi="Times New Roman" w:cs="Times New Roman"/>
-          <w:szCs w:val="21"/>
-        </w:rPr>
-        <w:t xml:space="preserve"> </w:t>
-      </w:r>
-      <w:r>
-        <w:rPr>
-          <w:rFonts w:ascii="Times New Roman" w:hAnsi="Times New Roman" w:cs="Times New Roman"/>
-          <w:szCs w:val="21"/>
-        </w:rPr>
-        <w:t>&lt;</w:t>
-      </w:r>
-      <w:proofErr w:type="spellStart"/>
-      <w:r>
-        <w:rPr>
-          <w:rFonts w:ascii="Times New Roman" w:hAnsi="Times New Roman" w:cs="Times New Roman"/>
-          <w:szCs w:val="21"/>
-        </w:rPr>
-        <w:t>blank_samples_dir</w:t>
-      </w:r>
-      <w:proofErr w:type="spellEnd"/>
-      <w:r>
-        <w:rPr>
-          <w:rFonts w:ascii="Times New Roman" w:hAnsi="Times New Roman" w:cs="Times New Roman"/>
-          <w:szCs w:val="21"/>
-        </w:rPr>
-        <w:t>&gt;]</w:t>
-      </w:r>
-      <w:r>
-        <w:rPr>
-          <w:rFonts w:ascii="Times New Roman" w:hAnsi="Times New Roman" w:cs="Times New Roman"/>
-          <w:szCs w:val="21"/>
-        </w:rPr>
-        <w:t xml:space="preserve"> </w:t>
-      </w:r>
-      <w:r>
-        <w:rPr>
-          <w:rFonts w:ascii="Times New Roman" w:hAnsi="Times New Roman" w:cs="Times New Roman"/>
-          <w:szCs w:val="21"/>
-        </w:rPr>
-        <w:t>[-ms2]</w:t>
+        <w:t xml:space="preserve">   </w:t>
+      </w:r>
+      <w:r>
+        <w:rPr>
+          <w:rFonts w:ascii="Times New Roman" w:hAnsi="Times New Roman" w:cs="Times New Roman" w:hint="eastAsia"/>
+          <w:szCs w:val="21"/>
+        </w:rPr>
+        <w:t xml:space="preserve"> </w:t>
       </w:r>
     </w:p>
     <w:p>
@@ -8522,22 +8952,37 @@
         <w:spacing w:line="360" w:lineRule="exact"/>
         <w:rPr>
           <w:rFonts w:ascii="Times New Roman" w:hAnsi="Times New Roman" w:cs="Times New Roman"/>
-          <w:szCs w:val="21"/>
-        </w:rPr>
-      </w:pPr>
-      <w:r>
-        <w:rPr>
-          <w:rFonts w:ascii="Times New Roman" w:hAnsi="Times New Roman" w:cs="Times New Roman"/>
-          <w:szCs w:val="21"/>
-        </w:rPr>
-        <w:t xml:space="preserve">   </w:t>
-      </w:r>
-      <w:r>
-        <w:rPr>
-          <w:rFonts w:ascii="Times New Roman" w:hAnsi="Times New Roman" w:cs="Times New Roman" w:hint="eastAsia"/>
-          <w:szCs w:val="21"/>
-        </w:rPr>
-        <w:t xml:space="preserve"> </w:t>
+          <w:b/>
+          <w:bCs/>
+          <w:szCs w:val="21"/>
+        </w:rPr>
+      </w:pPr>
+      <w:r>
+        <w:rPr>
+          <w:rFonts w:ascii="Times New Roman" w:hAnsi="Times New Roman" w:cs="Times New Roman"/>
+          <w:b/>
+          <w:bCs/>
+          <w:szCs w:val="21"/>
+        </w:rPr>
+        <w:t>2.</w:t>
+      </w:r>
+      <w:r>
+        <w:rPr>
+          <w:rFonts w:ascii="Times New Roman" w:hAnsi="Times New Roman" w:cs="Times New Roman"/>
+          <w:b/>
+          <w:bCs/>
+          <w:szCs w:val="21"/>
+        </w:rPr>
+        <w:t xml:space="preserve"> </w:t>
+      </w:r>
+      <w:r>
+        <w:rPr>
+          <w:rFonts w:ascii="Times New Roman" w:hAnsi="Times New Roman" w:cs="Times New Roman"/>
+          <w:b/>
+          <w:bCs/>
+          <w:szCs w:val="21"/>
+        </w:rPr>
+        <w:t>Dereplication</w:t>
       </w:r>
     </w:p>
     <w:p>
@@ -8546,37 +8991,113 @@
         <w:spacing w:line="360" w:lineRule="exact"/>
         <w:rPr>
           <w:rFonts w:ascii="Times New Roman" w:hAnsi="Times New Roman" w:cs="Times New Roman"/>
-          <w:b/>
-          <w:bCs/>
-          <w:szCs w:val="21"/>
-        </w:rPr>
-      </w:pPr>
-      <w:r>
-        <w:rPr>
-          <w:rFonts w:ascii="Times New Roman" w:hAnsi="Times New Roman" w:cs="Times New Roman"/>
-          <w:b/>
-          <w:bCs/>
-          <w:szCs w:val="21"/>
-        </w:rPr>
-        <w:t>2.</w:t>
-      </w:r>
-      <w:r>
-        <w:rPr>
-          <w:rFonts w:ascii="Times New Roman" w:hAnsi="Times New Roman" w:cs="Times New Roman"/>
-          <w:b/>
-          <w:bCs/>
-          <w:szCs w:val="21"/>
-        </w:rPr>
-        <w:t xml:space="preserve"> </w:t>
-      </w:r>
-      <w:r>
-        <w:rPr>
-          <w:rFonts w:ascii="Times New Roman" w:hAnsi="Times New Roman" w:cs="Times New Roman"/>
-          <w:b/>
-          <w:bCs/>
-          <w:szCs w:val="21"/>
-        </w:rPr>
-        <w:t>Dereplication</w:t>
+          <w:szCs w:val="21"/>
+        </w:rPr>
+      </w:pPr>
+      <w:r>
+        <w:rPr>
+          <w:rFonts w:ascii="Times New Roman" w:hAnsi="Times New Roman" w:cs="Times New Roman"/>
+          <w:szCs w:val="21"/>
+        </w:rPr>
+        <w:t>halo</w:t>
+      </w:r>
+      <w:r>
+        <w:rPr>
+          <w:rFonts w:ascii="Times New Roman" w:hAnsi="Times New Roman" w:cs="Times New Roman"/>
+          <w:szCs w:val="21"/>
+        </w:rPr>
+        <w:t xml:space="preserve"> </w:t>
+      </w:r>
+      <w:r>
+        <w:rPr>
+          <w:rFonts w:ascii="Times New Roman" w:hAnsi="Times New Roman" w:cs="Times New Roman"/>
+          <w:szCs w:val="21"/>
+        </w:rPr>
+        <w:t>dereplicate</w:t>
+      </w:r>
+      <w:r>
+        <w:rPr>
+          <w:rFonts w:ascii="Times New Roman" w:hAnsi="Times New Roman" w:cs="Times New Roman"/>
+          <w:szCs w:val="21"/>
+        </w:rPr>
+        <w:t xml:space="preserve"> </w:t>
+      </w:r>
+      <w:r>
+        <w:rPr>
+          <w:rFonts w:ascii="Times New Roman" w:hAnsi="Times New Roman" w:cs="Times New Roman"/>
+          <w:szCs w:val="21"/>
+        </w:rPr>
+        <w:t>-o</w:t>
+      </w:r>
+      <w:r>
+        <w:rPr>
+          <w:rFonts w:ascii="Times New Roman" w:hAnsi="Times New Roman" w:cs="Times New Roman"/>
+          <w:szCs w:val="21"/>
+        </w:rPr>
+        <w:t xml:space="preserve"> </w:t>
+      </w:r>
+      <w:r>
+        <w:rPr>
+          <w:rFonts w:ascii="Times New Roman" w:hAnsi="Times New Roman" w:cs="Times New Roman"/>
+          <w:szCs w:val="21"/>
+        </w:rPr>
+        <w:t>&lt;project_path&gt;</w:t>
+      </w:r>
+      <w:r>
+        <w:rPr>
+          <w:rFonts w:ascii="Times New Roman" w:hAnsi="Times New Roman" w:cs="Times New Roman"/>
+          <w:szCs w:val="21"/>
+        </w:rPr>
+        <w:t xml:space="preserve"> </w:t>
+      </w:r>
+      <w:r>
+        <w:rPr>
+          <w:rFonts w:ascii="Times New Roman" w:hAnsi="Times New Roman" w:cs="Times New Roman"/>
+          <w:szCs w:val="21"/>
+        </w:rPr>
+        <w:t>[-g</w:t>
+      </w:r>
+      <w:r>
+        <w:rPr>
+          <w:rFonts w:ascii="Times New Roman" w:hAnsi="Times New Roman" w:cs="Times New Roman"/>
+          <w:szCs w:val="21"/>
+        </w:rPr>
+        <w:t xml:space="preserve"> </w:t>
+      </w:r>
+      <w:r>
+        <w:rPr>
+          <w:rFonts w:ascii="Times New Roman" w:hAnsi="Times New Roman" w:cs="Times New Roman"/>
+          <w:szCs w:val="21"/>
+        </w:rPr>
+        <w:t>&lt;GNPS_folder&gt;]</w:t>
+      </w:r>
+      <w:r>
+        <w:rPr>
+          <w:rFonts w:ascii="Times New Roman" w:hAnsi="Times New Roman" w:cs="Times New Roman"/>
+          <w:szCs w:val="21"/>
+        </w:rPr>
+        <w:t xml:space="preserve"> </w:t>
+      </w:r>
+      <w:r>
+        <w:rPr>
+          <w:rFonts w:ascii="Times New Roman" w:hAnsi="Times New Roman" w:cs="Times New Roman"/>
+          <w:szCs w:val="21"/>
+        </w:rPr>
+        <w:t>[-ud</w:t>
+      </w:r>
+      <w:r>
+        <w:rPr>
+          <w:rFonts w:ascii="Times New Roman" w:hAnsi="Times New Roman" w:cs="Times New Roman"/>
+          <w:szCs w:val="21"/>
+        </w:rPr>
+        <w:t xml:space="preserve"> </w:t>
+      </w:r>
+      <w:r>
+        <w:rPr>
+          <w:rFonts w:ascii="Times New Roman" w:hAnsi="Times New Roman" w:cs="Times New Roman"/>
+          <w:szCs w:val="21"/>
+        </w:rPr>
+        <w:t>&lt;user_database.csv&gt;]</w:t>
       </w:r>
     </w:p>
     <w:p>
@@ -8588,152 +9109,6 @@
           <w:szCs w:val="21"/>
         </w:rPr>
       </w:pPr>
-      <w:r>
-        <w:rPr>
-          <w:rFonts w:ascii="Times New Roman" w:hAnsi="Times New Roman" w:cs="Times New Roman"/>
-          <w:szCs w:val="21"/>
-        </w:rPr>
-        <w:t>halo</w:t>
-      </w:r>
-      <w:r>
-        <w:rPr>
-          <w:rFonts w:ascii="Times New Roman" w:hAnsi="Times New Roman" w:cs="Times New Roman"/>
-          <w:szCs w:val="21"/>
-        </w:rPr>
-        <w:t xml:space="preserve"> </w:t>
-      </w:r>
-      <w:r>
-        <w:rPr>
-          <w:rFonts w:ascii="Times New Roman" w:hAnsi="Times New Roman" w:cs="Times New Roman"/>
-          <w:szCs w:val="21"/>
-        </w:rPr>
-        <w:t>dereplicate</w:t>
-      </w:r>
-      <w:r>
-        <w:rPr>
-          <w:rFonts w:ascii="Times New Roman" w:hAnsi="Times New Roman" w:cs="Times New Roman"/>
-          <w:szCs w:val="21"/>
-        </w:rPr>
-        <w:t xml:space="preserve"> </w:t>
-      </w:r>
-      <w:r>
-        <w:rPr>
-          <w:rFonts w:ascii="Times New Roman" w:hAnsi="Times New Roman" w:cs="Times New Roman"/>
-          <w:szCs w:val="21"/>
-        </w:rPr>
-        <w:t>-o</w:t>
-      </w:r>
-      <w:r>
-        <w:rPr>
-          <w:rFonts w:ascii="Times New Roman" w:hAnsi="Times New Roman" w:cs="Times New Roman"/>
-          <w:szCs w:val="21"/>
-        </w:rPr>
-        <w:t xml:space="preserve"> </w:t>
-      </w:r>
-      <w:r>
-        <w:rPr>
-          <w:rFonts w:ascii="Times New Roman" w:hAnsi="Times New Roman" w:cs="Times New Roman"/>
-          <w:szCs w:val="21"/>
-        </w:rPr>
-        <w:t>&lt;</w:t>
-      </w:r>
-      <w:proofErr w:type="spellStart"/>
-      <w:r>
-        <w:rPr>
-          <w:rFonts w:ascii="Times New Roman" w:hAnsi="Times New Roman" w:cs="Times New Roman"/>
-          <w:szCs w:val="21"/>
-        </w:rPr>
-        <w:t>project_path</w:t>
-      </w:r>
-      <w:proofErr w:type="spellEnd"/>
-      <w:r>
-        <w:rPr>
-          <w:rFonts w:ascii="Times New Roman" w:hAnsi="Times New Roman" w:cs="Times New Roman"/>
-          <w:szCs w:val="21"/>
-        </w:rPr>
-        <w:t>&gt;</w:t>
-      </w:r>
-      <w:r>
-        <w:rPr>
-          <w:rFonts w:ascii="Times New Roman" w:hAnsi="Times New Roman" w:cs="Times New Roman"/>
-          <w:szCs w:val="21"/>
-        </w:rPr>
-        <w:t xml:space="preserve"> </w:t>
-      </w:r>
-      <w:r>
-        <w:rPr>
-          <w:rFonts w:ascii="Times New Roman" w:hAnsi="Times New Roman" w:cs="Times New Roman"/>
-          <w:szCs w:val="21"/>
-        </w:rPr>
-        <w:t>[-g</w:t>
-      </w:r>
-      <w:r>
-        <w:rPr>
-          <w:rFonts w:ascii="Times New Roman" w:hAnsi="Times New Roman" w:cs="Times New Roman"/>
-          <w:szCs w:val="21"/>
-        </w:rPr>
-        <w:t xml:space="preserve"> </w:t>
-      </w:r>
-      <w:r>
-        <w:rPr>
-          <w:rFonts w:ascii="Times New Roman" w:hAnsi="Times New Roman" w:cs="Times New Roman"/>
-          <w:szCs w:val="21"/>
-        </w:rPr>
-        <w:t>&lt;</w:t>
-      </w:r>
-      <w:proofErr w:type="spellStart"/>
-      <w:r>
-        <w:rPr>
-          <w:rFonts w:ascii="Times New Roman" w:hAnsi="Times New Roman" w:cs="Times New Roman"/>
-          <w:szCs w:val="21"/>
-        </w:rPr>
-        <w:t>GNPS_folder</w:t>
-      </w:r>
-      <w:proofErr w:type="spellEnd"/>
-      <w:r>
-        <w:rPr>
-          <w:rFonts w:ascii="Times New Roman" w:hAnsi="Times New Roman" w:cs="Times New Roman"/>
-          <w:szCs w:val="21"/>
-        </w:rPr>
-        <w:t>&gt;]</w:t>
-      </w:r>
-      <w:r>
-        <w:rPr>
-          <w:rFonts w:ascii="Times New Roman" w:hAnsi="Times New Roman" w:cs="Times New Roman"/>
-          <w:szCs w:val="21"/>
-        </w:rPr>
-        <w:t xml:space="preserve"> </w:t>
-      </w:r>
-      <w:r>
-        <w:rPr>
-          <w:rFonts w:ascii="Times New Roman" w:hAnsi="Times New Roman" w:cs="Times New Roman"/>
-          <w:szCs w:val="21"/>
-        </w:rPr>
-        <w:t>[-</w:t>
-      </w:r>
-      <w:proofErr w:type="spellStart"/>
-      <w:r>
-        <w:rPr>
-          <w:rFonts w:ascii="Times New Roman" w:hAnsi="Times New Roman" w:cs="Times New Roman"/>
-          <w:szCs w:val="21"/>
-        </w:rPr>
-        <w:t>ud</w:t>
-      </w:r>
-      <w:proofErr w:type="spellEnd"/>
-      <w:r>
-        <w:rPr>
-          <w:rFonts w:ascii="Times New Roman" w:hAnsi="Times New Roman" w:cs="Times New Roman"/>
-          <w:szCs w:val="21"/>
-        </w:rPr>
-        <w:t xml:space="preserve"> </w:t>
-      </w:r>
-      <w:r>
-        <w:rPr>
-          <w:rFonts w:ascii="Times New Roman" w:hAnsi="Times New Roman" w:cs="Times New Roman"/>
-          <w:szCs w:val="21"/>
-        </w:rPr>
-        <w:t>&lt;user_database.csv&gt;]</w:t>
-      </w:r>
     </w:p>
     <w:p>
       <w:pPr>
@@ -8741,9 +9116,74 @@
         <w:spacing w:line="360" w:lineRule="exact"/>
         <w:rPr>
           <w:rFonts w:ascii="Times New Roman" w:hAnsi="Times New Roman" w:cs="Times New Roman"/>
-          <w:szCs w:val="21"/>
-        </w:rPr>
-      </w:pPr>
+          <w:b/>
+          <w:bCs/>
+          <w:szCs w:val="21"/>
+        </w:rPr>
+      </w:pPr>
+      <w:r>
+        <w:rPr>
+          <w:rFonts w:ascii="Times New Roman" w:hAnsi="Times New Roman" w:cs="Times New Roman"/>
+          <w:b/>
+          <w:bCs/>
+          <w:szCs w:val="21"/>
+        </w:rPr>
+        <w:t>3.</w:t>
+      </w:r>
+      <w:r>
+        <w:rPr>
+          <w:rFonts w:ascii="Times New Roman" w:hAnsi="Times New Roman" w:cs="Times New Roman"/>
+          <w:b/>
+          <w:bCs/>
+          <w:szCs w:val="21"/>
+        </w:rPr>
+        <w:t xml:space="preserve"> </w:t>
+      </w:r>
+      <w:r>
+        <w:rPr>
+          <w:rFonts w:ascii="Times New Roman" w:hAnsi="Times New Roman" w:cs="Times New Roman"/>
+          <w:b/>
+          <w:bCs/>
+          <w:szCs w:val="21"/>
+        </w:rPr>
+        <w:t>Create</w:t>
+      </w:r>
+      <w:r>
+        <w:rPr>
+          <w:rFonts w:ascii="Times New Roman" w:hAnsi="Times New Roman" w:cs="Times New Roman"/>
+          <w:b/>
+          <w:bCs/>
+          <w:szCs w:val="21"/>
+        </w:rPr>
+        <w:t xml:space="preserve"> </w:t>
+      </w:r>
+      <w:r>
+        <w:rPr>
+          <w:rFonts w:ascii="Times New Roman" w:hAnsi="Times New Roman" w:cs="Times New Roman"/>
+          <w:b/>
+          <w:bCs/>
+          <w:szCs w:val="21"/>
+        </w:rPr>
+        <w:t>Training</w:t>
+      </w:r>
+      <w:r>
+        <w:rPr>
+          <w:rFonts w:ascii="Times New Roman" w:hAnsi="Times New Roman" w:cs="Times New Roman"/>
+          <w:b/>
+          <w:bCs/>
+          <w:szCs w:val="21"/>
+        </w:rPr>
+        <w:t xml:space="preserve"> </w:t>
+      </w:r>
+      <w:r>
+        <w:rPr>
+          <w:rFonts w:ascii="Times New Roman" w:hAnsi="Times New Roman" w:cs="Times New Roman"/>
+          <w:b/>
+          <w:bCs/>
+          <w:szCs w:val="21"/>
+        </w:rPr>
+        <w:t>Dataset</w:t>
+      </w:r>
     </w:p>
     <w:p>
       <w:pPr>
@@ -8751,73 +9191,71 @@
         <w:spacing w:line="360" w:lineRule="exact"/>
         <w:rPr>
           <w:rFonts w:ascii="Times New Roman" w:hAnsi="Times New Roman" w:cs="Times New Roman"/>
-          <w:b/>
-          <w:bCs/>
-          <w:szCs w:val="21"/>
-        </w:rPr>
-      </w:pPr>
-      <w:r>
-        <w:rPr>
-          <w:rFonts w:ascii="Times New Roman" w:hAnsi="Times New Roman" w:cs="Times New Roman"/>
-          <w:b/>
-          <w:bCs/>
-          <w:szCs w:val="21"/>
-        </w:rPr>
-        <w:t>3.</w:t>
-      </w:r>
-      <w:r>
-        <w:rPr>
-          <w:rFonts w:ascii="Times New Roman" w:hAnsi="Times New Roman" w:cs="Times New Roman"/>
-          <w:b/>
-          <w:bCs/>
-          <w:szCs w:val="21"/>
-        </w:rPr>
-        <w:t xml:space="preserve"> </w:t>
-      </w:r>
-      <w:r>
-        <w:rPr>
-          <w:rFonts w:ascii="Times New Roman" w:hAnsi="Times New Roman" w:cs="Times New Roman"/>
-          <w:b/>
-          <w:bCs/>
-          <w:szCs w:val="21"/>
-        </w:rPr>
-        <w:t>Create</w:t>
-      </w:r>
-      <w:r>
-        <w:rPr>
-          <w:rFonts w:ascii="Times New Roman" w:hAnsi="Times New Roman" w:cs="Times New Roman"/>
-          <w:b/>
-          <w:bCs/>
-          <w:szCs w:val="21"/>
-        </w:rPr>
-        <w:t xml:space="preserve"> </w:t>
-      </w:r>
-      <w:r>
-        <w:rPr>
-          <w:rFonts w:ascii="Times New Roman" w:hAnsi="Times New Roman" w:cs="Times New Roman"/>
-          <w:b/>
-          <w:bCs/>
-          <w:szCs w:val="21"/>
-        </w:rPr>
-        <w:t>Training</w:t>
-      </w:r>
-      <w:r>
-        <w:rPr>
-          <w:rFonts w:ascii="Times New Roman" w:hAnsi="Times New Roman" w:cs="Times New Roman"/>
-          <w:b/>
-          <w:bCs/>
-          <w:szCs w:val="21"/>
-        </w:rPr>
-        <w:t xml:space="preserve"> </w:t>
-      </w:r>
-      <w:r>
-        <w:rPr>
-          <w:rFonts w:ascii="Times New Roman" w:hAnsi="Times New Roman" w:cs="Times New Roman"/>
-          <w:b/>
-          <w:bCs/>
-          <w:szCs w:val="21"/>
-        </w:rPr>
-        <w:t>Dataset</w:t>
+          <w:szCs w:val="21"/>
+        </w:rPr>
+      </w:pPr>
+      <w:r>
+        <w:rPr>
+          <w:rFonts w:ascii="Times New Roman" w:hAnsi="Times New Roman" w:cs="Times New Roman"/>
+          <w:szCs w:val="21"/>
+        </w:rPr>
+        <w:t>halo</w:t>
+      </w:r>
+      <w:r>
+        <w:rPr>
+          <w:rFonts w:ascii="Times New Roman" w:hAnsi="Times New Roman" w:cs="Times New Roman"/>
+          <w:szCs w:val="21"/>
+        </w:rPr>
+        <w:t xml:space="preserve"> </w:t>
+      </w:r>
+      <w:r>
+        <w:rPr>
+          <w:rFonts w:ascii="Times New Roman" w:hAnsi="Times New Roman" w:cs="Times New Roman"/>
+          <w:szCs w:val="21"/>
+        </w:rPr>
+        <w:t>create-ds</w:t>
+      </w:r>
+      <w:r>
+        <w:rPr>
+          <w:rFonts w:ascii="Times New Roman" w:hAnsi="Times New Roman" w:cs="Times New Roman"/>
+          <w:szCs w:val="21"/>
+        </w:rPr>
+        <w:t xml:space="preserve"> </w:t>
+      </w:r>
+      <w:r>
+        <w:rPr>
+          <w:rFonts w:ascii="Times New Roman" w:hAnsi="Times New Roman" w:cs="Times New Roman"/>
+          <w:szCs w:val="21"/>
+        </w:rPr>
+        <w:t>&lt;project_path&gt;</w:t>
+      </w:r>
+      <w:r>
+        <w:rPr>
+          <w:rFonts w:ascii="Times New Roman" w:hAnsi="Times New Roman" w:cs="Times New Roman"/>
+          <w:szCs w:val="21"/>
+        </w:rPr>
+        <w:t xml:space="preserve"> </w:t>
+      </w:r>
+      <w:r>
+        <w:rPr>
+          <w:rFonts w:ascii="Times New Roman" w:hAnsi="Times New Roman" w:cs="Times New Roman"/>
+          <w:szCs w:val="21"/>
+        </w:rPr>
+        <w:t>[-c</w:t>
+      </w:r>
+      <w:r>
+        <w:rPr>
+          <w:rFonts w:ascii="Times New Roman" w:hAnsi="Times New Roman" w:cs="Times New Roman"/>
+          <w:szCs w:val="21"/>
+        </w:rPr>
+        <w:t xml:space="preserve"> </w:t>
+      </w:r>
+      <w:r>
+        <w:rPr>
+          <w:rFonts w:ascii="Times New Roman" w:hAnsi="Times New Roman" w:cs="Times New Roman"/>
+          <w:szCs w:val="21"/>
+        </w:rPr>
+        <w:t>&lt;config_file&gt;]</w:t>
       </w:r>
     </w:p>
     <w:p>
@@ -8829,101 +9267,6 @@
           <w:szCs w:val="21"/>
         </w:rPr>
       </w:pPr>
-      <w:r>
-        <w:rPr>
-          <w:rFonts w:ascii="Times New Roman" w:hAnsi="Times New Roman" w:cs="Times New Roman"/>
-          <w:szCs w:val="21"/>
-        </w:rPr>
-        <w:t>halo</w:t>
-      </w:r>
-      <w:r>
-        <w:rPr>
-          <w:rFonts w:ascii="Times New Roman" w:hAnsi="Times New Roman" w:cs="Times New Roman"/>
-          <w:szCs w:val="21"/>
-        </w:rPr>
-        <w:t xml:space="preserve"> </w:t>
-      </w:r>
-      <w:r>
-        <w:rPr>
-          <w:rFonts w:ascii="Times New Roman" w:hAnsi="Times New Roman" w:cs="Times New Roman"/>
-          <w:szCs w:val="21"/>
-        </w:rPr>
-        <w:t>create-ds</w:t>
-      </w:r>
-      <w:r>
-        <w:rPr>
-          <w:rFonts w:ascii="Times New Roman" w:hAnsi="Times New Roman" w:cs="Times New Roman"/>
-          <w:szCs w:val="21"/>
-        </w:rPr>
-        <w:t xml:space="preserve"> </w:t>
-      </w:r>
-      <w:r>
-        <w:rPr>
-          <w:rFonts w:ascii="Times New Roman" w:hAnsi="Times New Roman" w:cs="Times New Roman"/>
-          <w:szCs w:val="21"/>
-        </w:rPr>
-        <w:t>&lt;</w:t>
-      </w:r>
-      <w:proofErr w:type="spellStart"/>
-      <w:r>
-        <w:rPr>
-          <w:rFonts w:ascii="Times New Roman" w:hAnsi="Times New Roman" w:cs="Times New Roman"/>
-          <w:szCs w:val="21"/>
-        </w:rPr>
-        <w:t>project_path</w:t>
-      </w:r>
-      <w:proofErr w:type="spellEnd"/>
-      <w:r>
-        <w:rPr>
-          <w:rFonts w:ascii="Times New Roman" w:hAnsi="Times New Roman" w:cs="Times New Roman"/>
-          <w:szCs w:val="21"/>
-        </w:rPr>
-        <w:t>&gt;</w:t>
-      </w:r>
-      <w:r>
-        <w:rPr>
-          <w:rFonts w:ascii="Times New Roman" w:hAnsi="Times New Roman" w:cs="Times New Roman"/>
-          <w:szCs w:val="21"/>
-        </w:rPr>
-        <w:t xml:space="preserve"> </w:t>
-      </w:r>
-      <w:r>
-        <w:rPr>
-          <w:rFonts w:ascii="Times New Roman" w:hAnsi="Times New Roman" w:cs="Times New Roman"/>
-          <w:szCs w:val="21"/>
-        </w:rPr>
-        <w:t>[-c</w:t>
-      </w:r>
-      <w:r>
-        <w:rPr>
-          <w:rFonts w:ascii="Times New Roman" w:hAnsi="Times New Roman" w:cs="Times New Roman"/>
-          <w:szCs w:val="21"/>
-        </w:rPr>
-        <w:t xml:space="preserve"> </w:t>
-      </w:r>
-      <w:r>
-        <w:rPr>
-          <w:rFonts w:ascii="Times New Roman" w:hAnsi="Times New Roman" w:cs="Times New Roman"/>
-          <w:szCs w:val="21"/>
-        </w:rPr>
-        <w:t>&lt;</w:t>
-      </w:r>
-      <w:proofErr w:type="spellStart"/>
-      <w:r>
-        <w:rPr>
-          <w:rFonts w:ascii="Times New Roman" w:hAnsi="Times New Roman" w:cs="Times New Roman"/>
-          <w:szCs w:val="21"/>
-        </w:rPr>
-        <w:t>config_file</w:t>
-      </w:r>
-      <w:proofErr w:type="spellEnd"/>
-      <w:r>
-        <w:rPr>
-          <w:rFonts w:ascii="Times New Roman" w:hAnsi="Times New Roman" w:cs="Times New Roman"/>
-          <w:szCs w:val="21"/>
-        </w:rPr>
-        <w:t>&gt;]</w:t>
-      </w:r>
     </w:p>
     <w:p>
       <w:pPr>
@@ -8931,9 +9274,56 @@
         <w:spacing w:line="360" w:lineRule="exact"/>
         <w:rPr>
           <w:rFonts w:ascii="Times New Roman" w:hAnsi="Times New Roman" w:cs="Times New Roman"/>
-          <w:szCs w:val="21"/>
-        </w:rPr>
-      </w:pPr>
+          <w:b/>
+          <w:bCs/>
+          <w:szCs w:val="21"/>
+        </w:rPr>
+      </w:pPr>
+      <w:r>
+        <w:rPr>
+          <w:rFonts w:ascii="Times New Roman" w:hAnsi="Times New Roman" w:cs="Times New Roman"/>
+          <w:b/>
+          <w:bCs/>
+          <w:szCs w:val="21"/>
+        </w:rPr>
+        <w:t>4.</w:t>
+      </w:r>
+      <w:r>
+        <w:rPr>
+          <w:rFonts w:ascii="Times New Roman" w:hAnsi="Times New Roman" w:cs="Times New Roman"/>
+          <w:b/>
+          <w:bCs/>
+          <w:szCs w:val="21"/>
+        </w:rPr>
+        <w:t xml:space="preserve"> </w:t>
+      </w:r>
+      <w:r>
+        <w:rPr>
+          <w:rFonts w:ascii="Times New Roman" w:hAnsi="Times New Roman" w:cs="Times New Roman"/>
+          <w:b/>
+          <w:bCs/>
+          <w:szCs w:val="21"/>
+        </w:rPr>
+        <w:t>Train</w:t>
+      </w:r>
+      <w:r>
+        <w:rPr>
+          <w:rFonts w:ascii="Times New Roman" w:hAnsi="Times New Roman" w:cs="Times New Roman"/>
+          <w:b/>
+          <w:bCs/>
+          <w:szCs w:val="21"/>
+        </w:rPr>
+        <w:t xml:space="preserve"> </w:t>
+      </w:r>
+      <w:r>
+        <w:rPr>
+          <w:rFonts w:ascii="Times New Roman" w:hAnsi="Times New Roman" w:cs="Times New Roman"/>
+          <w:b/>
+          <w:bCs/>
+          <w:szCs w:val="21"/>
+        </w:rPr>
+        <w:t>Model</w:t>
+      </w:r>
     </w:p>
     <w:p>
       <w:pPr>
@@ -8941,63 +9331,6 @@
         <w:spacing w:line="360" w:lineRule="exact"/>
         <w:rPr>
           <w:rFonts w:ascii="Times New Roman" w:hAnsi="Times New Roman" w:cs="Times New Roman"/>
-          <w:b/>
-          <w:bCs/>
-          <w:szCs w:val="21"/>
-        </w:rPr>
-      </w:pPr>
-      <w:r>
-        <w:rPr>
-          <w:rFonts w:ascii="Times New Roman" w:hAnsi="Times New Roman" w:cs="Times New Roman"/>
-          <w:b/>
-          <w:bCs/>
-          <w:szCs w:val="21"/>
-        </w:rPr>
-        <w:t>4.</w:t>
-      </w:r>
-      <w:r>
-        <w:rPr>
-          <w:rFonts w:ascii="Times New Roman" w:hAnsi="Times New Roman" w:cs="Times New Roman"/>
-          <w:b/>
-          <w:bCs/>
-          <w:szCs w:val="21"/>
-        </w:rPr>
-        <w:t xml:space="preserve"> </w:t>
-      </w:r>
-      <w:r>
-        <w:rPr>
-          <w:rFonts w:ascii="Times New Roman" w:hAnsi="Times New Roman" w:cs="Times New Roman"/>
-          <w:b/>
-          <w:bCs/>
-          <w:szCs w:val="21"/>
-        </w:rPr>
-        <w:t>Train</w:t>
-      </w:r>
-      <w:r>
-        <w:rPr>
-          <w:rFonts w:ascii="Times New Roman" w:hAnsi="Times New Roman" w:cs="Times New Roman"/>
-          <w:b/>
-          <w:bCs/>
-          <w:szCs w:val="21"/>
-        </w:rPr>
-        <w:t xml:space="preserve"> </w:t>
-      </w:r>
-      <w:r>
-        <w:rPr>
-          <w:rFonts w:ascii="Times New Roman" w:hAnsi="Times New Roman" w:cs="Times New Roman"/>
-          <w:b/>
-          <w:bCs/>
-          <w:szCs w:val="21"/>
-        </w:rPr>
-        <w:t>Model</w:t>
-      </w:r>
-    </w:p>
-    <w:p>
-      <w:pPr>
-        <w:snapToGrid w:val="0"/>
-        <w:spacing w:line="360" w:lineRule="exact"/>
-        <w:rPr>
-          <w:rFonts w:ascii="Times New Roman" w:hAnsi="Times New Roman" w:cs="Times New Roman"/>
           <w:szCs w:val="21"/>
         </w:rPr>
       </w:pPr>
@@ -9041,23 +9374,7 @@
           <w:rFonts w:ascii="Times New Roman" w:hAnsi="Times New Roman" w:cs="Times New Roman"/>
           <w:szCs w:val="21"/>
         </w:rPr>
-        <w:t>&lt;</w:t>
-      </w:r>
-      <w:proofErr w:type="spellStart"/>
-      <w:r>
-        <w:rPr>
-          <w:rFonts w:ascii="Times New Roman" w:hAnsi="Times New Roman" w:cs="Times New Roman"/>
-          <w:szCs w:val="21"/>
-        </w:rPr>
-        <w:t>project_path</w:t>
-      </w:r>
-      <w:proofErr w:type="spellEnd"/>
-      <w:r>
-        <w:rPr>
-          <w:rFonts w:ascii="Times New Roman" w:hAnsi="Times New Roman" w:cs="Times New Roman"/>
-          <w:szCs w:val="21"/>
-        </w:rPr>
-        <w:t>&gt;</w:t>
+        <w:t>&lt;project_path&gt;</w:t>
       </w:r>
       <w:r>
         <w:rPr>
@@ -9085,23 +9402,7 @@
           <w:rFonts w:ascii="Times New Roman" w:hAnsi="Times New Roman" w:cs="Times New Roman"/>
           <w:szCs w:val="21"/>
         </w:rPr>
-        <w:t>&lt;</w:t>
-      </w:r>
-      <w:proofErr w:type="spellStart"/>
-      <w:r>
-        <w:rPr>
-          <w:rFonts w:ascii="Times New Roman" w:hAnsi="Times New Roman" w:cs="Times New Roman"/>
-          <w:szCs w:val="21"/>
-        </w:rPr>
-        <w:t>config_file</w:t>
-      </w:r>
-      <w:proofErr w:type="spellEnd"/>
-      <w:r>
-        <w:rPr>
-          <w:rFonts w:ascii="Times New Roman" w:hAnsi="Times New Roman" w:cs="Times New Roman"/>
-          <w:szCs w:val="21"/>
-        </w:rPr>
-        <w:t>&gt;]</w:t>
+        <w:t>&lt;config_file&gt;]</w:t>
       </w:r>
       <w:r>
         <w:rPr>
@@ -9138,26 +9439,6 @@
         </w:rPr>
         <w:t xml:space="preserve"> </w:t>
       </w:r>
-    </w:p>
-    <w:p>
-      <w:pPr>
-        <w:snapToGrid w:val="0"/>
-        <w:spacing w:line="360" w:lineRule="exact"/>
-        <w:rPr>
-          <w:rFonts w:ascii="Times New Roman" w:hAnsi="Times New Roman" w:cs="Times New Roman"/>
-          <w:szCs w:val="21"/>
-        </w:rPr>
-      </w:pPr>
-    </w:p>
-    <w:p>
-      <w:pPr>
-        <w:snapToGrid w:val="0"/>
-        <w:spacing w:line="360" w:lineRule="exact"/>
-        <w:rPr>
-          <w:rFonts w:ascii="Times New Roman" w:hAnsi="Times New Roman" w:cs="Times New Roman"/>
-          <w:szCs w:val="21"/>
-        </w:rPr>
-      </w:pPr>
     </w:p>
     <w:p>
       <w:pPr>
@@ -9257,26 +9538,8 @@
           <w:rFonts w:ascii="Times New Roman" w:hAnsi="Times New Roman" w:cs="Times New Roman"/>
           <w:szCs w:val="21"/>
         </w:rPr>
-        <w:t>/</w:t>
-      </w:r>
-      <w:proofErr w:type="spellStart"/>
-      <w:proofErr w:type="gramStart"/>
-      <w:r>
-        <w:rPr>
-          <w:rFonts w:ascii="Times New Roman" w:hAnsi="Times New Roman" w:cs="Times New Roman"/>
-          <w:szCs w:val="21"/>
-        </w:rPr>
-        <w:t>output</w:t>
-      </w:r>
-      <w:proofErr w:type="gramEnd"/>
-      <w:r>
-        <w:rPr>
-          <w:rFonts w:ascii="Times New Roman" w:hAnsi="Times New Roman" w:cs="Times New Roman"/>
-          <w:szCs w:val="21"/>
-        </w:rPr>
-        <w:t>_directory</w:t>
-      </w:r>
-      <w:proofErr w:type="spellEnd"/>
+        <w:t>/output_directory</w:t>
+      </w:r>
     </w:p>
     <w:p>
       <w:pPr>
@@ -9390,7 +9653,6 @@
         </w:rPr>
         <w:t xml:space="preserve">    </w:t>
       </w:r>
-      <w:proofErr w:type="gramStart"/>
       <w:r>
         <w:rPr>
           <w:rFonts w:ascii="Times New Roman" w:hAnsi="Times New Roman" w:cs="Times New Roman"/>
@@ -9405,23 +9667,13 @@
         </w:rPr>
         <w:t xml:space="preserve">  </w:t>
       </w:r>
-      <w:proofErr w:type="spellStart"/>
-      <w:r>
-        <w:rPr>
-          <w:rFonts w:ascii="Times New Roman" w:hAnsi="Times New Roman" w:cs="Times New Roman"/>
-          <w:szCs w:val="21"/>
-        </w:rPr>
-        <w:t>config</w:t>
-      </w:r>
-      <w:proofErr w:type="gramEnd"/>
-      <w:r>
-        <w:rPr>
-          <w:rFonts w:ascii="Times New Roman" w:hAnsi="Times New Roman" w:cs="Times New Roman"/>
-          <w:szCs w:val="21"/>
-        </w:rPr>
-        <w:t>.toml</w:t>
-      </w:r>
-      <w:proofErr w:type="spellEnd"/>
+      <w:r>
+        <w:rPr>
+          <w:rFonts w:ascii="Times New Roman" w:hAnsi="Times New Roman" w:cs="Times New Roman"/>
+          <w:szCs w:val="21"/>
+        </w:rPr>
+        <w:t>config.toml</w:t>
+      </w:r>
     </w:p>
     <w:p>
       <w:pPr>
@@ -9439,7 +9691,6 @@
         </w:rPr>
         <w:t xml:space="preserve">    </w:t>
       </w:r>
-      <w:proofErr w:type="gramStart"/>
       <w:r>
         <w:rPr>
           <w:rFonts w:ascii="Times New Roman" w:hAnsi="Times New Roman" w:cs="Times New Roman"/>
@@ -9461,7 +9712,6 @@
         </w:rPr>
         <w:t>error_files.txt</w:t>
       </w:r>
-      <w:proofErr w:type="gramEnd"/>
     </w:p>
     <w:p>
       <w:pPr>
@@ -9684,17 +9934,8 @@
           <w:rFonts w:ascii="Times New Roman" w:hAnsi="Times New Roman" w:cs="Times New Roman"/>
           <w:szCs w:val="21"/>
         </w:rPr>
-        <w:t>Demo_data_</w:t>
-      </w:r>
-      <w:proofErr w:type="gramStart"/>
-      <w:r>
-        <w:rPr>
-          <w:rFonts w:ascii="Times New Roman" w:hAnsi="Times New Roman" w:cs="Times New Roman"/>
-          <w:szCs w:val="21"/>
-        </w:rPr>
-        <w:t>1.mzML</w:t>
-      </w:r>
-      <w:proofErr w:type="gramEnd"/>
+        <w:t>Demo_data_1.mzML</w:t>
+      </w:r>
     </w:p>
     <w:p>
       <w:pPr>
@@ -9717,20 +9958,34 @@
           <w:rFonts w:ascii="Times New Roman" w:hAnsi="Times New Roman" w:cs="Times New Roman"/>
           <w:szCs w:val="21"/>
         </w:rPr>
-        <w:t>Demo_data_</w:t>
-      </w:r>
-      <w:proofErr w:type="gramStart"/>
-      <w:r>
-        <w:rPr>
-          <w:rFonts w:ascii="Times New Roman" w:hAnsi="Times New Roman" w:cs="Times New Roman"/>
-          <w:szCs w:val="21"/>
-        </w:rPr>
-        <w:t>2.mzML</w:t>
-      </w:r>
-      <w:proofErr w:type="gramEnd"/>
+        <w:t>Demo_data_2.mzML</w:t>
+      </w:r>
     </w:p>
     <w:p>
       <w:pPr>
+        <w:widowControl/>
+        <w:jc w:val="left"/>
+        <w:rPr>
+          <w:rFonts w:ascii="Times New Roman" w:hAnsi="Times New Roman" w:cs="Times New Roman"/>
+          <w:b/>
+          <w:bCs/>
+          <w:sz w:val="24"/>
+          <w:szCs w:val="24"/>
+        </w:rPr>
+      </w:pPr>
+      <w:r>
+        <w:rPr>
+          <w:rFonts w:ascii="Times New Roman" w:hAnsi="Times New Roman" w:cs="Times New Roman"/>
+          <w:b/>
+          <w:bCs/>
+          <w:sz w:val="24"/>
+          <w:szCs w:val="24"/>
+        </w:rPr>
+        <w:br w:type="page"/>
+      </w:r>
+    </w:p>
+    <w:p>
+      <w:pPr>
         <w:snapToGrid w:val="0"/>
         <w:spacing w:line="360" w:lineRule="exact"/>
         <w:rPr>
@@ -9741,6 +9996,16 @@
           <w:szCs w:val="24"/>
         </w:rPr>
       </w:pPr>
+      <w:r>
+        <w:rPr>
+          <w:rFonts w:ascii="Times New Roman" w:hAnsi="Times New Roman" w:cs="Times New Roman"/>
+          <w:b/>
+          <w:bCs/>
+          <w:sz w:val="24"/>
+          <w:szCs w:val="24"/>
+        </w:rPr>
+        <w:t>Instruction</w:t>
+      </w:r>
     </w:p>
     <w:p>
       <w:pPr>
@@ -9748,29 +10013,6 @@
         <w:spacing w:line="360" w:lineRule="exact"/>
         <w:rPr>
           <w:rFonts w:ascii="Times New Roman" w:hAnsi="Times New Roman" w:cs="Times New Roman"/>
-          <w:b/>
-          <w:bCs/>
-          <w:sz w:val="24"/>
-          <w:szCs w:val="24"/>
-        </w:rPr>
-      </w:pPr>
-      <w:r>
-        <w:rPr>
-          <w:rFonts w:ascii="Times New Roman" w:hAnsi="Times New Roman" w:cs="Times New Roman"/>
-          <w:b/>
-          <w:bCs/>
-          <w:sz w:val="24"/>
-          <w:szCs w:val="24"/>
-        </w:rPr>
-        <w:t>Instruction</w:t>
-      </w:r>
-    </w:p>
-    <w:p>
-      <w:pPr>
-        <w:snapToGrid w:val="0"/>
-        <w:spacing w:line="360" w:lineRule="exact"/>
-        <w:rPr>
-          <w:rFonts w:ascii="Times New Roman" w:hAnsi="Times New Roman" w:cs="Times New Roman"/>
           <w:szCs w:val="21"/>
         </w:rPr>
       </w:pPr>
@@ -9802,7 +10044,6 @@
         </w:rPr>
         <w:t xml:space="preserve"> </w:t>
       </w:r>
-      <w:proofErr w:type="spellStart"/>
       <w:r>
         <w:rPr>
           <w:rFonts w:ascii="Times New Roman" w:hAnsi="Times New Roman" w:cs="Times New Roman" w:hint="eastAsia"/>
@@ -9810,7 +10051,6 @@
         </w:rPr>
         <w:t>DeepHalo</w:t>
       </w:r>
-      <w:proofErr w:type="spellEnd"/>
       <w:r>
         <w:rPr>
           <w:rFonts w:ascii="Times New Roman" w:hAnsi="Times New Roman" w:cs="Times New Roman" w:hint="eastAsia"/>
@@ -10064,46 +10304,21 @@
           <w:rFonts w:ascii="Times New Roman" w:hAnsi="Times New Roman" w:cs="Times New Roman"/>
           <w:szCs w:val="21"/>
         </w:rPr>
-        <w:t>-</w:t>
-      </w:r>
-      <w:proofErr w:type="spellStart"/>
-      <w:r>
-        <w:rPr>
-          <w:rFonts w:ascii="Times New Roman" w:hAnsi="Times New Roman" w:cs="Times New Roman"/>
-          <w:szCs w:val="21"/>
-        </w:rPr>
-        <w:t>i</w:t>
-      </w:r>
-      <w:proofErr w:type="spellEnd"/>
-      <w:r>
-        <w:rPr>
-          <w:rFonts w:ascii="Times New Roman" w:hAnsi="Times New Roman" w:cs="Times New Roman"/>
-          <w:szCs w:val="21"/>
-        </w:rPr>
-        <w:t xml:space="preserve"> </w:t>
-      </w:r>
-      <w:r>
-        <w:rPr>
-          <w:rFonts w:ascii="Times New Roman" w:hAnsi="Times New Roman" w:cs="Times New Roman"/>
-          <w:szCs w:val="21"/>
-        </w:rPr>
-        <w:t>&lt;</w:t>
-      </w:r>
-      <w:proofErr w:type="spellStart"/>
-      <w:r>
-        <w:rPr>
-          <w:rFonts w:ascii="Times New Roman" w:hAnsi="Times New Roman" w:cs="Times New Roman"/>
-          <w:szCs w:val="21"/>
-        </w:rPr>
-        <w:t>input_path</w:t>
-      </w:r>
-      <w:proofErr w:type="spellEnd"/>
-      <w:r>
-        <w:rPr>
-          <w:rFonts w:ascii="Times New Roman" w:hAnsi="Times New Roman" w:cs="Times New Roman"/>
-          <w:szCs w:val="21"/>
-        </w:rPr>
-        <w:t>&gt;</w:t>
+        <w:t>-i</w:t>
+      </w:r>
+      <w:r>
+        <w:rPr>
+          <w:rFonts w:ascii="Times New Roman" w:hAnsi="Times New Roman" w:cs="Times New Roman"/>
+          <w:szCs w:val="21"/>
+        </w:rPr>
+        <w:t xml:space="preserve"> </w:t>
+      </w:r>
+      <w:r>
+        <w:rPr>
+          <w:rFonts w:ascii="Times New Roman" w:hAnsi="Times New Roman" w:cs="Times New Roman"/>
+          <w:szCs w:val="21"/>
+        </w:rPr>
+        <w:t>&lt;input_path&gt;</w:t>
       </w:r>
       <w:r>
         <w:rPr>
@@ -10131,23 +10346,7 @@
           <w:rFonts w:ascii="Times New Roman" w:hAnsi="Times New Roman" w:cs="Times New Roman"/>
           <w:szCs w:val="21"/>
         </w:rPr>
-        <w:t>&lt;</w:t>
-      </w:r>
-      <w:proofErr w:type="spellStart"/>
-      <w:r>
-        <w:rPr>
-          <w:rFonts w:ascii="Times New Roman" w:hAnsi="Times New Roman" w:cs="Times New Roman"/>
-          <w:szCs w:val="21"/>
-        </w:rPr>
-        <w:t>project_path</w:t>
-      </w:r>
-      <w:proofErr w:type="spellEnd"/>
-      <w:r>
-        <w:rPr>
-          <w:rFonts w:ascii="Times New Roman" w:hAnsi="Times New Roman" w:cs="Times New Roman"/>
-          <w:szCs w:val="21"/>
-        </w:rPr>
-        <w:t>&gt;</w:t>
+        <w:t>&lt;project_path&gt;</w:t>
       </w:r>
       <w:r>
         <w:rPr>
@@ -10175,23 +10374,7 @@
           <w:rFonts w:ascii="Times New Roman" w:hAnsi="Times New Roman" w:cs="Times New Roman"/>
           <w:szCs w:val="21"/>
         </w:rPr>
-        <w:t>&lt;</w:t>
-      </w:r>
-      <w:proofErr w:type="spellStart"/>
-      <w:r>
-        <w:rPr>
-          <w:rFonts w:ascii="Times New Roman" w:hAnsi="Times New Roman" w:cs="Times New Roman"/>
-          <w:szCs w:val="21"/>
-        </w:rPr>
-        <w:t>config_file</w:t>
-      </w:r>
-      <w:proofErr w:type="spellEnd"/>
-      <w:r>
-        <w:rPr>
-          <w:rFonts w:ascii="Times New Roman" w:hAnsi="Times New Roman" w:cs="Times New Roman"/>
-          <w:szCs w:val="21"/>
-        </w:rPr>
-        <w:t>&gt;]</w:t>
+        <w:t>&lt;config_file&gt;]</w:t>
       </w:r>
       <w:r>
         <w:rPr>
@@ -10219,53 +10402,21 @@
           <w:rFonts w:ascii="Times New Roman" w:hAnsi="Times New Roman" w:cs="Times New Roman"/>
           <w:szCs w:val="21"/>
         </w:rPr>
-        <w:t>&lt;</w:t>
-      </w:r>
-      <w:proofErr w:type="spellStart"/>
-      <w:r>
-        <w:rPr>
-          <w:rFonts w:ascii="Times New Roman" w:hAnsi="Times New Roman" w:cs="Times New Roman"/>
-          <w:szCs w:val="21"/>
-        </w:rPr>
-        <w:t>blank_samples_dir</w:t>
-      </w:r>
-      <w:proofErr w:type="spellEnd"/>
-      <w:r>
-        <w:rPr>
-          <w:rFonts w:ascii="Times New Roman" w:hAnsi="Times New Roman" w:cs="Times New Roman"/>
-          <w:szCs w:val="21"/>
-        </w:rPr>
-        <w:t>&gt;]</w:t>
-      </w:r>
-      <w:r>
-        <w:rPr>
-          <w:rFonts w:ascii="Times New Roman" w:hAnsi="Times New Roman" w:cs="Times New Roman" w:hint="eastAsia"/>
-          <w:szCs w:val="21"/>
-        </w:rPr>
-        <w:t xml:space="preserve"> </w:t>
-      </w:r>
-      <w:r>
-        <w:rPr>
-          <w:rFonts w:ascii="Times New Roman" w:hAnsi="Times New Roman" w:cs="Times New Roman" w:hint="eastAsia"/>
-          <w:szCs w:val="21"/>
-        </w:rPr>
-        <w:t>[-</w:t>
-      </w:r>
-      <w:proofErr w:type="spellStart"/>
-      <w:r>
-        <w:rPr>
-          <w:rFonts w:ascii="Times New Roman" w:hAnsi="Times New Roman" w:cs="Times New Roman" w:hint="eastAsia"/>
-          <w:szCs w:val="21"/>
-        </w:rPr>
-        <w:t>ob</w:t>
-      </w:r>
-      <w:proofErr w:type="spellEnd"/>
-      <w:r>
-        <w:rPr>
-          <w:rFonts w:ascii="Times New Roman" w:hAnsi="Times New Roman" w:cs="Times New Roman" w:hint="eastAsia"/>
-          <w:szCs w:val="21"/>
-        </w:rPr>
-        <w:t>]</w:t>
+        <w:t>&lt;blank_samples_dir&gt;]</w:t>
+      </w:r>
+      <w:r>
+        <w:rPr>
+          <w:rFonts w:ascii="Times New Roman" w:hAnsi="Times New Roman" w:cs="Times New Roman" w:hint="eastAsia"/>
+          <w:szCs w:val="21"/>
+        </w:rPr>
+        <w:t xml:space="preserve"> </w:t>
+      </w:r>
+      <w:r>
+        <w:rPr>
+          <w:rFonts w:ascii="Times New Roman" w:hAnsi="Times New Roman" w:cs="Times New Roman" w:hint="eastAsia"/>
+          <w:szCs w:val="21"/>
+        </w:rPr>
+        <w:t>[-ob]</w:t>
       </w:r>
       <w:r>
         <w:rPr>
@@ -10330,17 +10481,8 @@
           <w:rFonts w:ascii="Times New Roman" w:hAnsi="Times New Roman" w:cs="Times New Roman"/>
           <w:szCs w:val="21"/>
         </w:rPr>
-        <w:t>-</w:t>
-      </w:r>
-      <w:proofErr w:type="spellStart"/>
-      <w:r>
-        <w:rPr>
-          <w:rFonts w:ascii="Times New Roman" w:hAnsi="Times New Roman" w:cs="Times New Roman"/>
-          <w:szCs w:val="21"/>
-        </w:rPr>
-        <w:t>i</w:t>
-      </w:r>
-      <w:proofErr w:type="spellEnd"/>
+        <w:t>-i</w:t>
+      </w:r>
       <w:r>
         <w:rPr>
           <w:rFonts w:ascii="Times New Roman" w:hAnsi="Times New Roman" w:cs="Times New Roman"/>
@@ -10419,17 +10561,8 @@
           <w:rFonts w:ascii="Times New Roman" w:hAnsi="Times New Roman" w:cs="Times New Roman"/>
           <w:szCs w:val="21"/>
         </w:rPr>
-        <w:t>.</w:t>
-      </w:r>
-      <w:proofErr w:type="spellStart"/>
-      <w:r>
-        <w:rPr>
-          <w:rFonts w:ascii="Times New Roman" w:hAnsi="Times New Roman" w:cs="Times New Roman"/>
-          <w:szCs w:val="21"/>
-        </w:rPr>
-        <w:t>mzML</w:t>
-      </w:r>
-      <w:proofErr w:type="spellEnd"/>
+        <w:t>.mzML</w:t>
+      </w:r>
       <w:r>
         <w:rPr>
           <w:rFonts w:ascii="Times New Roman" w:hAnsi="Times New Roman" w:cs="Times New Roman"/>
@@ -10526,17 +10659,8 @@
           <w:rFonts w:ascii="Times New Roman" w:hAnsi="Times New Roman" w:cs="Times New Roman"/>
           <w:szCs w:val="21"/>
         </w:rPr>
-        <w:t>-</w:t>
-      </w:r>
-      <w:proofErr w:type="spellStart"/>
-      <w:r>
-        <w:rPr>
-          <w:rFonts w:ascii="Times New Roman" w:hAnsi="Times New Roman" w:cs="Times New Roman"/>
-          <w:szCs w:val="21"/>
-        </w:rPr>
-        <w:t>i</w:t>
-      </w:r>
-      <w:proofErr w:type="spellEnd"/>
+        <w:t>-i</w:t>
+      </w:r>
       <w:r>
         <w:rPr>
           <w:rFonts w:ascii="Times New Roman" w:hAnsi="Times New Roman" w:cs="Times New Roman"/>
@@ -10556,17 +10680,8 @@
           <w:rFonts w:ascii="Times New Roman" w:hAnsi="Times New Roman" w:cs="Times New Roman"/>
           <w:szCs w:val="21"/>
         </w:rPr>
-        <w:t>/data/</w:t>
-      </w:r>
-      <w:proofErr w:type="spellStart"/>
-      <w:r>
-        <w:rPr>
-          <w:rFonts w:ascii="Times New Roman" w:hAnsi="Times New Roman" w:cs="Times New Roman"/>
-          <w:szCs w:val="21"/>
-        </w:rPr>
-        <w:t>ms_files</w:t>
-      </w:r>
-      <w:proofErr w:type="spellEnd"/>
+        <w:t>/data/ms_files</w:t>
+      </w:r>
     </w:p>
     <w:p>
       <w:pPr>
@@ -10621,17 +10736,8 @@
           <w:rFonts w:ascii="Times New Roman" w:hAnsi="Times New Roman" w:cs="Times New Roman"/>
           <w:szCs w:val="21"/>
         </w:rPr>
-        <w:t>-</w:t>
-      </w:r>
-      <w:proofErr w:type="spellStart"/>
-      <w:r>
-        <w:rPr>
-          <w:rFonts w:ascii="Times New Roman" w:hAnsi="Times New Roman" w:cs="Times New Roman"/>
-          <w:szCs w:val="21"/>
-        </w:rPr>
-        <w:t>i</w:t>
-      </w:r>
-      <w:proofErr w:type="spellEnd"/>
+        <w:t>-i</w:t>
+      </w:r>
       <w:r>
         <w:rPr>
           <w:rFonts w:ascii="Times New Roman" w:hAnsi="Times New Roman" w:cs="Times New Roman"/>
@@ -11011,23 +11117,7 @@
           <w:rFonts w:ascii="Times New Roman" w:hAnsi="Times New Roman" w:cs="Times New Roman"/>
           <w:szCs w:val="21"/>
         </w:rPr>
-        <w:t>&lt;</w:t>
-      </w:r>
-      <w:proofErr w:type="spellStart"/>
-      <w:r>
-        <w:rPr>
-          <w:rFonts w:ascii="Times New Roman" w:hAnsi="Times New Roman" w:cs="Times New Roman"/>
-          <w:szCs w:val="21"/>
-        </w:rPr>
-        <w:t>config_file</w:t>
-      </w:r>
-      <w:proofErr w:type="spellEnd"/>
-      <w:r>
-        <w:rPr>
-          <w:rFonts w:ascii="Times New Roman" w:hAnsi="Times New Roman" w:cs="Times New Roman"/>
-          <w:szCs w:val="21"/>
-        </w:rPr>
-        <w:t>&gt;</w:t>
+        <w:t>&lt;config_file&gt;</w:t>
       </w:r>
       <w:r>
         <w:rPr>
@@ -11151,7 +11241,6 @@
           <w:szCs w:val="21"/>
         </w:rPr>
       </w:pPr>
-      <w:proofErr w:type="gramStart"/>
       <w:r>
         <w:rPr>
           <w:rFonts w:ascii="Times New Roman" w:hAnsi="Times New Roman" w:cs="Times New Roman"/>
@@ -11164,15 +11253,7 @@
           <w:rFonts w:ascii="Times New Roman" w:hAnsi="Times New Roman" w:cs="Times New Roman" w:hint="eastAsia"/>
           <w:szCs w:val="21"/>
         </w:rPr>
-        <w:t>(</w:t>
-      </w:r>
-      <w:proofErr w:type="gramEnd"/>
-      <w:r>
-        <w:rPr>
-          <w:rFonts w:ascii="Times New Roman" w:hAnsi="Times New Roman" w:cs="Times New Roman" w:hint="eastAsia"/>
-          <w:szCs w:val="21"/>
-        </w:rPr>
-        <w:t>Linux)</w:t>
+        <w:t>(Linux)</w:t>
       </w:r>
       <w:r>
         <w:rPr>
@@ -11223,7 +11304,6 @@
         </w:rPr>
         <w:t>/</w:t>
       </w:r>
-      <w:proofErr w:type="spellStart"/>
       <w:r>
         <w:rPr>
           <w:rFonts w:ascii="Times New Roman" w:hAnsi="Times New Roman" w:cs="Times New Roman" w:hint="eastAsia"/>
@@ -11231,7 +11311,6 @@
         </w:rPr>
         <w:t>deephalo</w:t>
       </w:r>
-      <w:proofErr w:type="spellEnd"/>
       <w:r>
         <w:rPr>
           <w:rFonts w:ascii="Times New Roman" w:hAnsi="Times New Roman" w:cs="Times New Roman" w:hint="eastAsia"/>
@@ -11239,7 +11318,6 @@
         </w:rPr>
         <w:t>/</w:t>
       </w:r>
-      <w:proofErr w:type="spellStart"/>
       <w:r>
         <w:rPr>
           <w:rFonts w:ascii="Times New Roman" w:hAnsi="Times New Roman" w:cs="Times New Roman" w:hint="eastAsia"/>
@@ -11247,7 +11325,6 @@
         </w:rPr>
         <w:t>config.toml</w:t>
       </w:r>
-      <w:proofErr w:type="spellEnd"/>
     </w:p>
     <w:p>
       <w:pPr>
@@ -11386,17 +11463,8 @@
           <w:rFonts w:ascii="Times New Roman" w:hAnsi="Times New Roman" w:cs="Times New Roman"/>
           <w:szCs w:val="21"/>
         </w:rPr>
-        <w:t>&lt;</w:t>
-      </w:r>
-      <w:proofErr w:type="spellStart"/>
-      <w:r>
-        <w:rPr>
-          <w:rFonts w:ascii="Times New Roman" w:hAnsi="Times New Roman" w:cs="Times New Roman"/>
-          <w:szCs w:val="21"/>
-        </w:rPr>
-        <w:t>blank_samples_dir</w:t>
-      </w:r>
-      <w:proofErr w:type="spellEnd"/>
+        <w:t>&lt;blank_samples_dir</w:t>
+      </w:r>
       <w:r>
         <w:rPr>
           <w:rFonts w:ascii="Times New Roman" w:hAnsi="Times New Roman" w:cs="Times New Roman" w:hint="eastAsia"/>
@@ -11468,17 +11536,8 @@
           <w:rFonts w:ascii="Times New Roman" w:hAnsi="Times New Roman" w:cs="Times New Roman"/>
           <w:szCs w:val="21"/>
         </w:rPr>
-        <w:t>.</w:t>
-      </w:r>
-      <w:proofErr w:type="spellStart"/>
-      <w:r>
-        <w:rPr>
-          <w:rFonts w:ascii="Times New Roman" w:hAnsi="Times New Roman" w:cs="Times New Roman"/>
-          <w:szCs w:val="21"/>
-        </w:rPr>
-        <w:t>mzML</w:t>
-      </w:r>
-      <w:proofErr w:type="spellEnd"/>
+        <w:t>.mzML</w:t>
+      </w:r>
       <w:r>
         <w:rPr>
           <w:rFonts w:ascii="Times New Roman" w:hAnsi="Times New Roman" w:cs="Times New Roman"/>
@@ -11843,7 +11902,6 @@
         </w:rPr>
         <w:t>-</w:t>
       </w:r>
-      <w:proofErr w:type="spellStart"/>
       <w:r>
         <w:rPr>
           <w:rFonts w:ascii="Times New Roman" w:hAnsi="Times New Roman" w:cs="Times New Roman" w:hint="eastAsia"/>
@@ -11851,7 +11909,6 @@
         </w:rPr>
         <w:t>ob</w:t>
       </w:r>
-      <w:proofErr w:type="spellEnd"/>
       <w:r>
         <w:rPr>
           <w:rFonts w:ascii="Times New Roman" w:hAnsi="Times New Roman" w:cs="Times New Roman" w:hint="eastAsia"/>
@@ -12370,40 +12427,22 @@
           <w:rFonts w:ascii="Times New Roman" w:hAnsi="Times New Roman" w:cs="Times New Roman"/>
           <w:szCs w:val="21"/>
         </w:rPr>
-        <w:t>analyze-</w:t>
-      </w:r>
-      <w:proofErr w:type="spellStart"/>
-      <w:r>
-        <w:rPr>
-          <w:rFonts w:ascii="Times New Roman" w:hAnsi="Times New Roman" w:cs="Times New Roman"/>
-          <w:szCs w:val="21"/>
-        </w:rPr>
-        <w:t>mzml</w:t>
-      </w:r>
-      <w:proofErr w:type="spellEnd"/>
-      <w:r>
-        <w:rPr>
-          <w:rFonts w:ascii="Times New Roman" w:hAnsi="Times New Roman" w:cs="Times New Roman"/>
-          <w:szCs w:val="21"/>
-        </w:rPr>
-        <w:t xml:space="preserve"> </w:t>
-      </w:r>
-      <w:r>
-        <w:rPr>
-          <w:rFonts w:ascii="Times New Roman" w:hAnsi="Times New Roman" w:cs="Times New Roman"/>
-          <w:szCs w:val="21"/>
-        </w:rPr>
-        <w:t>-</w:t>
-      </w:r>
-      <w:proofErr w:type="spellStart"/>
-      <w:r>
-        <w:rPr>
-          <w:rFonts w:ascii="Times New Roman" w:hAnsi="Times New Roman" w:cs="Times New Roman"/>
-          <w:szCs w:val="21"/>
-        </w:rPr>
-        <w:t>i</w:t>
-      </w:r>
-      <w:proofErr w:type="spellEnd"/>
+        <w:t>analyze-mzml</w:t>
+      </w:r>
+      <w:r>
+        <w:rPr>
+          <w:rFonts w:ascii="Times New Roman" w:hAnsi="Times New Roman" w:cs="Times New Roman"/>
+          <w:szCs w:val="21"/>
+        </w:rPr>
+        <w:t xml:space="preserve"> </w:t>
+      </w:r>
+      <w:r>
+        <w:rPr>
+          <w:rFonts w:ascii="Times New Roman" w:hAnsi="Times New Roman" w:cs="Times New Roman"/>
+          <w:szCs w:val="21"/>
+        </w:rPr>
+        <w:t>-i</w:t>
+      </w:r>
       <w:r>
         <w:rPr>
           <w:rFonts w:ascii="Times New Roman" w:hAnsi="Times New Roman" w:cs="Times New Roman"/>
@@ -12569,23 +12608,12 @@
           <w:szCs w:val="21"/>
         </w:rPr>
       </w:pPr>
-      <w:proofErr w:type="spellStart"/>
-      <w:proofErr w:type="gramStart"/>
-      <w:r>
-        <w:rPr>
-          <w:rFonts w:ascii="Times New Roman" w:hAnsi="Times New Roman" w:cs="Times New Roman"/>
-          <w:szCs w:val="21"/>
-        </w:rPr>
-        <w:t>config.toml</w:t>
-      </w:r>
-      <w:proofErr w:type="spellEnd"/>
-      <w:proofErr w:type="gramEnd"/>
-      <w:r>
-        <w:rPr>
-          <w:rFonts w:ascii="Times New Roman" w:hAnsi="Times New Roman" w:cs="Times New Roman"/>
-          <w:szCs w:val="21"/>
-        </w:rPr>
-        <w:t>:</w:t>
+      <w:r>
+        <w:rPr>
+          <w:rFonts w:ascii="Times New Roman" w:hAnsi="Times New Roman" w:cs="Times New Roman"/>
+          <w:szCs w:val="21"/>
+        </w:rPr>
+        <w:t>config.toml:</w:t>
       </w:r>
       <w:r>
         <w:rPr>
@@ -12657,7 +12685,6 @@
         </w:rPr>
         <w:t xml:space="preserve"> </w:t>
       </w:r>
-      <w:proofErr w:type="spellStart"/>
       <w:r>
         <w:rPr>
           <w:rFonts w:ascii="Times New Roman" w:hAnsi="Times New Roman" w:cs="Times New Roman"/>
@@ -12665,7 +12692,6 @@
         </w:rPr>
         <w:t>mzML</w:t>
       </w:r>
-      <w:proofErr w:type="spellEnd"/>
       <w:r>
         <w:rPr>
           <w:rFonts w:ascii="Times New Roman" w:hAnsi="Times New Roman" w:cs="Times New Roman"/>
@@ -13030,7 +13056,6 @@
         </w:rPr>
         <w:t xml:space="preserve"> </w:t>
       </w:r>
-      <w:proofErr w:type="spellStart"/>
       <w:r>
         <w:rPr>
           <w:rFonts w:ascii="Times New Roman" w:hAnsi="Times New Roman" w:cs="Times New Roman"/>
@@ -13045,7 +13070,6 @@
         </w:rPr>
         <w:t>.toml</w:t>
       </w:r>
-      <w:proofErr w:type="spellEnd"/>
       <w:r>
         <w:rPr>
           <w:rFonts w:ascii="Times New Roman" w:hAnsi="Times New Roman" w:cs="Times New Roman" w:hint="eastAsia"/>
@@ -13116,7 +13140,6 @@
         </w:rPr>
         <w:t xml:space="preserve"> </w:t>
       </w:r>
-      <w:proofErr w:type="spellStart"/>
       <w:r>
         <w:rPr>
           <w:rFonts w:ascii="Times New Roman" w:hAnsi="Times New Roman" w:cs="Times New Roman"/>
@@ -13124,7 +13147,6 @@
         </w:rPr>
         <w:t>Cytoscape</w:t>
       </w:r>
-      <w:proofErr w:type="spellEnd"/>
       <w:r>
         <w:rPr>
           <w:rFonts w:ascii="Times New Roman" w:hAnsi="Times New Roman" w:cs="Times New Roman"/>
@@ -13349,7 +13371,6 @@
         </w:rPr>
         <w:t xml:space="preserve"> </w:t>
       </w:r>
-      <w:proofErr w:type="spellStart"/>
       <w:r>
         <w:rPr>
           <w:rFonts w:ascii="Times New Roman" w:hAnsi="Times New Roman" w:cs="Times New Roman"/>
@@ -13357,7 +13378,6 @@
         </w:rPr>
         <w:t>mzML</w:t>
       </w:r>
-      <w:proofErr w:type="spellEnd"/>
     </w:p>
     <w:p>
       <w:pPr>
@@ -13823,7 +13843,7 @@
                     <pic:cNvPicPr/>
                   </pic:nvPicPr>
                   <pic:blipFill rotWithShape="1">
-                    <a:blip r:embed="rId15"/>
+                    <a:blip r:embed="rId19"/>
                     <a:srcRect t="78911"/>
                     <a:stretch/>
                   </pic:blipFill>
@@ -13942,7 +13962,6 @@
         </w:rPr>
         <w:t>└─</w:t>
       </w:r>
-      <w:proofErr w:type="spellStart"/>
       <w:r>
         <w:rPr>
           <w:rFonts w:ascii="Times New Roman" w:hAnsi="Times New Roman" w:cs="Times New Roman" w:hint="eastAsia"/>
@@ -13978,7 +13997,6 @@
         </w:rPr>
         <w:t>output</w:t>
       </w:r>
-      <w:proofErr w:type="spellEnd"/>
     </w:p>
     <w:p>
       <w:pPr>
@@ -14079,7 +14097,6 @@
         </w:rPr>
         <w:t>├─</w:t>
       </w:r>
-      <w:proofErr w:type="spellStart"/>
       <w:r>
         <w:rPr>
           <w:rFonts w:ascii="Times New Roman" w:hAnsi="Times New Roman" w:cs="Times New Roman" w:hint="eastAsia"/>
@@ -14087,7 +14104,6 @@
         </w:rPr>
         <w:t>clusterinfo</w:t>
       </w:r>
-      <w:proofErr w:type="spellEnd"/>
     </w:p>
     <w:p>
       <w:pPr>
@@ -14112,7 +14128,6 @@
         </w:rPr>
         <w:t>├─</w:t>
       </w:r>
-      <w:proofErr w:type="spellStart"/>
       <w:r>
         <w:rPr>
           <w:rFonts w:ascii="Times New Roman" w:hAnsi="Times New Roman" w:cs="Times New Roman" w:hint="eastAsia"/>
@@ -14120,7 +14135,6 @@
         </w:rPr>
         <w:t>clusterinfosummarygroup_attributes_withIDs</w:t>
       </w:r>
-      <w:proofErr w:type="spellEnd"/>
     </w:p>
     <w:p>
       <w:pPr>
@@ -14145,7 +14159,6 @@
         </w:rPr>
         <w:t>├─</w:t>
       </w:r>
-      <w:proofErr w:type="spellStart"/>
       <w:r>
         <w:rPr>
           <w:rFonts w:ascii="Times New Roman" w:hAnsi="Times New Roman" w:cs="Times New Roman" w:hint="eastAsia"/>
@@ -14153,7 +14166,6 @@
         </w:rPr>
         <w:t>gnps_molecular_network_graphml</w:t>
       </w:r>
-      <w:proofErr w:type="spellEnd"/>
     </w:p>
     <w:p>
       <w:pPr>
@@ -14172,7 +14184,6 @@
         </w:rPr>
         <w:t>└─</w:t>
       </w:r>
-      <w:proofErr w:type="spellStart"/>
       <w:r>
         <w:rPr>
           <w:rFonts w:ascii="Times New Roman" w:hAnsi="Times New Roman" w:cs="Times New Roman" w:hint="eastAsia"/>
@@ -14180,7 +14191,6 @@
         </w:rPr>
         <w:t>result_specnets_DB</w:t>
       </w:r>
-      <w:proofErr w:type="spellEnd"/>
     </w:p>
     <w:p>
       <w:pPr>
@@ -14435,17 +14445,8 @@
           <w:rFonts w:ascii="Times New Roman" w:hAnsi="Times New Roman" w:cs="Times New Roman" w:hint="eastAsia"/>
           <w:szCs w:val="21"/>
         </w:rPr>
-        <w:t>-</w:t>
-      </w:r>
-      <w:proofErr w:type="spellStart"/>
-      <w:r>
-        <w:rPr>
-          <w:rFonts w:ascii="Times New Roman" w:hAnsi="Times New Roman" w:cs="Times New Roman" w:hint="eastAsia"/>
-          <w:szCs w:val="21"/>
-        </w:rPr>
-        <w:t>ud</w:t>
-      </w:r>
-      <w:proofErr w:type="spellEnd"/>
+        <w:t>-ud</w:t>
+      </w:r>
       <w:r>
         <w:rPr>
           <w:rFonts w:ascii="Times New Roman" w:hAnsi="Times New Roman" w:cs="Times New Roman" w:hint="eastAsia"/>
@@ -14886,7 +14887,6 @@
         </w:rPr>
         <w:t xml:space="preserve"> </w:t>
       </w:r>
-      <w:proofErr w:type="gramStart"/>
       <w:r>
         <w:rPr>
           <w:rFonts w:ascii="Times New Roman" w:hAnsi="Times New Roman" w:cs="Times New Roman"/>
@@ -14906,18 +14906,8 @@
           <w:rFonts w:ascii="Times New Roman" w:hAnsi="Times New Roman" w:cs="Times New Roman"/>
           <w:szCs w:val="21"/>
         </w:rPr>
-        <w:t>.</w:t>
-      </w:r>
-      <w:proofErr w:type="spellStart"/>
-      <w:r>
-        <w:rPr>
-          <w:rFonts w:ascii="Times New Roman" w:hAnsi="Times New Roman" w:cs="Times New Roman"/>
-          <w:szCs w:val="21"/>
-        </w:rPr>
-        <w:t>GraphML</w:t>
-      </w:r>
-      <w:proofErr w:type="spellEnd"/>
-      <w:proofErr w:type="gramEnd"/>
+        <w:t>.GraphML</w:t>
+      </w:r>
       <w:r>
         <w:rPr>
           <w:rFonts w:ascii="Times New Roman" w:hAnsi="Times New Roman" w:cs="Times New Roman"/>
@@ -15028,17 +15018,8 @@
           <w:rFonts w:ascii="Times New Roman" w:hAnsi="Times New Roman" w:cs="Times New Roman"/>
           <w:szCs w:val="21"/>
         </w:rPr>
-        <w:t>-</w:t>
-      </w:r>
-      <w:proofErr w:type="spellStart"/>
-      <w:r>
-        <w:rPr>
-          <w:rFonts w:ascii="Times New Roman" w:hAnsi="Times New Roman" w:cs="Times New Roman"/>
-          <w:szCs w:val="21"/>
-        </w:rPr>
-        <w:t>ud</w:t>
-      </w:r>
-      <w:proofErr w:type="spellEnd"/>
+        <w:t>-ud</w:t>
+      </w:r>
       <w:r>
         <w:rPr>
           <w:rFonts w:ascii="Times New Roman" w:hAnsi="Times New Roman" w:cs="Times New Roman"/>
@@ -15180,17 +15161,8 @@
           <w:rFonts w:ascii="Times New Roman" w:hAnsi="Times New Roman" w:cs="Times New Roman"/>
           <w:szCs w:val="21"/>
         </w:rPr>
-        <w:t>-</w:t>
-      </w:r>
-      <w:proofErr w:type="spellStart"/>
-      <w:r>
-        <w:rPr>
-          <w:rFonts w:ascii="Times New Roman" w:hAnsi="Times New Roman" w:cs="Times New Roman"/>
-          <w:szCs w:val="21"/>
-        </w:rPr>
-        <w:t>ud</w:t>
-      </w:r>
-      <w:proofErr w:type="spellEnd"/>
+        <w:t>-ud</w:t>
+      </w:r>
       <w:r>
         <w:rPr>
           <w:rFonts w:ascii="Times New Roman" w:hAnsi="Times New Roman" w:cs="Times New Roman"/>
@@ -15886,7 +15858,6 @@
           <w:szCs w:val="21"/>
         </w:rPr>
       </w:pPr>
-      <w:proofErr w:type="spellStart"/>
       <w:r>
         <w:rPr>
           <w:rFonts w:ascii="Times New Roman" w:hAnsi="Times New Roman" w:cs="Times New Roman"/>
@@ -15896,7 +15867,6 @@
         </w:rPr>
         <w:t>GraphML</w:t>
       </w:r>
-      <w:proofErr w:type="spellEnd"/>
       <w:r>
         <w:rPr>
           <w:rFonts w:ascii="Times New Roman" w:hAnsi="Times New Roman" w:cs="Times New Roman"/>
@@ -16140,23 +16110,7 @@
           <w:rFonts w:ascii="Times New Roman" w:hAnsi="Times New Roman" w:cs="Times New Roman"/>
           <w:szCs w:val="21"/>
         </w:rPr>
-        <w:t>_</w:t>
-      </w:r>
-      <w:proofErr w:type="spellStart"/>
-      <w:r>
-        <w:rPr>
-          <w:rFonts w:ascii="Times New Roman" w:hAnsi="Times New Roman" w:cs="Times New Roman"/>
-          <w:szCs w:val="21"/>
-        </w:rPr>
-        <w:t>adding_DeepHalo_results</w:t>
-      </w:r>
-      <w:proofErr w:type="spellEnd"/>
-      <w:r>
-        <w:rPr>
-          <w:rFonts w:ascii="Times New Roman" w:hAnsi="Times New Roman" w:cs="Times New Roman"/>
-          <w:szCs w:val="21"/>
-        </w:rPr>
-        <w:t>.</w:t>
+        <w:t>_adding_DeepHalo_results.</w:t>
       </w:r>
     </w:p>
     <w:p>
@@ -16783,23 +16737,7 @@
           <w:rFonts w:ascii="Times New Roman" w:hAnsi="Times New Roman" w:cs="Times New Roman"/>
           <w:szCs w:val="21"/>
         </w:rPr>
-        <w:t>_</w:t>
-      </w:r>
-      <w:proofErr w:type="spellStart"/>
-      <w:r>
-        <w:rPr>
-          <w:rFonts w:ascii="Times New Roman" w:hAnsi="Times New Roman" w:cs="Times New Roman"/>
-          <w:szCs w:val="21"/>
-        </w:rPr>
-        <w:t>DeepHalo_dereplication_ready_database</w:t>
-      </w:r>
-      <w:proofErr w:type="spellEnd"/>
-      <w:r>
-        <w:rPr>
-          <w:rFonts w:ascii="Times New Roman" w:hAnsi="Times New Roman" w:cs="Times New Roman"/>
-          <w:szCs w:val="21"/>
-        </w:rPr>
-        <w:t>.</w:t>
+        <w:t>_DeepHalo_dereplication_ready_database.</w:t>
       </w:r>
     </w:p>
     <w:p>
@@ -17092,7 +17030,6 @@
                 <w:szCs w:val="21"/>
               </w:rPr>
             </w:pPr>
-            <w:proofErr w:type="spellStart"/>
             <w:r>
               <w:rPr>
                 <w:rFonts w:ascii="Times New Roman" w:hAnsi="Times New Roman" w:cs="Times New Roman"/>
@@ -17100,7 +17037,6 @@
               </w:rPr>
               <w:t>compound_name</w:t>
             </w:r>
-            <w:proofErr w:type="spellEnd"/>
           </w:p>
         </w:tc>
         <w:tc>
@@ -17551,7 +17487,6 @@
           <w:szCs w:val="21"/>
         </w:rPr>
       </w:pPr>
-      <w:proofErr w:type="spellStart"/>
       <w:r>
         <w:rPr>
           <w:rFonts w:ascii="Times New Roman" w:hAnsi="Times New Roman" w:cs="Times New Roman"/>
@@ -17559,7 +17494,6 @@
         </w:rPr>
         <w:t>compound_name</w:t>
       </w:r>
-      <w:proofErr w:type="spellEnd"/>
     </w:p>
     <w:p>
       <w:pPr>
@@ -18131,7 +18065,6 @@
         </w:rPr>
         <w:t xml:space="preserve"> </w:t>
       </w:r>
-      <w:proofErr w:type="spellStart"/>
       <w:r>
         <w:rPr>
           <w:rFonts w:ascii="Times New Roman" w:hAnsi="Times New Roman" w:cs="Times New Roman"/>
@@ -18141,7 +18074,6 @@
         </w:rPr>
         <w:t>Cytoscape</w:t>
       </w:r>
-      <w:proofErr w:type="spellEnd"/>
     </w:p>
     <w:p>
       <w:pPr>
@@ -18236,7 +18168,6 @@
         </w:rPr>
         <w:t xml:space="preserve"> </w:t>
       </w:r>
-      <w:proofErr w:type="spellStart"/>
       <w:r>
         <w:rPr>
           <w:rFonts w:ascii="Times New Roman" w:hAnsi="Times New Roman" w:cs="Times New Roman"/>
@@ -18244,7 +18175,6 @@
         </w:rPr>
         <w:t>GraphML</w:t>
       </w:r>
-      <w:proofErr w:type="spellEnd"/>
       <w:r>
         <w:rPr>
           <w:rFonts w:ascii="Times New Roman" w:hAnsi="Times New Roman" w:cs="Times New Roman"/>
@@ -18313,32 +18243,7 @@
           <w:rFonts w:ascii="Times New Roman" w:hAnsi="Times New Roman" w:cs="Times New Roman"/>
           <w:szCs w:val="21"/>
         </w:rPr>
-        <w:t>*_</w:t>
-      </w:r>
-      <w:proofErr w:type="spellStart"/>
-      <w:r>
-        <w:rPr>
-          <w:rFonts w:ascii="Times New Roman" w:hAnsi="Times New Roman" w:cs="Times New Roman"/>
-          <w:szCs w:val="21"/>
-        </w:rPr>
-        <w:t>adding_DeepHalo_</w:t>
-      </w:r>
-      <w:proofErr w:type="gramStart"/>
-      <w:r>
-        <w:rPr>
-          <w:rFonts w:ascii="Times New Roman" w:hAnsi="Times New Roman" w:cs="Times New Roman"/>
-          <w:szCs w:val="21"/>
-        </w:rPr>
-        <w:t>results.graphml</w:t>
-      </w:r>
-      <w:proofErr w:type="spellEnd"/>
-      <w:proofErr w:type="gramEnd"/>
-      <w:r>
-        <w:rPr>
-          <w:rFonts w:ascii="Times New Roman" w:hAnsi="Times New Roman" w:cs="Times New Roman"/>
-          <w:szCs w:val="21"/>
-        </w:rPr>
-        <w:t>)</w:t>
+        <w:t>*_adding_DeepHalo_results.graphml)</w:t>
       </w:r>
       <w:r>
         <w:rPr>
@@ -18361,21 +18266,12 @@
         </w:rPr>
         <w:t xml:space="preserve"> </w:t>
       </w:r>
-      <w:proofErr w:type="spellStart"/>
-      <w:r>
-        <w:rPr>
-          <w:rFonts w:ascii="Times New Roman" w:hAnsi="Times New Roman" w:cs="Times New Roman"/>
-          <w:szCs w:val="21"/>
-        </w:rPr>
-        <w:t>Cytoscape</w:t>
-      </w:r>
-      <w:proofErr w:type="spellEnd"/>
-      <w:r>
-        <w:rPr>
-          <w:rFonts w:ascii="Times New Roman" w:hAnsi="Times New Roman" w:cs="Times New Roman"/>
-          <w:szCs w:val="21"/>
-        </w:rPr>
-        <w:t>.</w:t>
+      <w:r>
+        <w:rPr>
+          <w:rFonts w:ascii="Times New Roman" w:hAnsi="Times New Roman" w:cs="Times New Roman"/>
+          <w:szCs w:val="21"/>
+        </w:rPr>
+        <w:t>Cytoscape.</w:t>
       </w:r>
       <w:r>
         <w:rPr>
@@ -18489,25 +18385,14 @@
           <w:szCs w:val="21"/>
         </w:rPr>
       </w:pPr>
-      <w:proofErr w:type="spellStart"/>
-      <w:r>
-        <w:rPr>
-          <w:rFonts w:ascii="Times New Roman" w:hAnsi="Times New Roman" w:cs="Times New Roman"/>
-          <w:b/>
-          <w:bCs/>
-          <w:szCs w:val="21"/>
-        </w:rPr>
-        <w:t>H_scoreMean</w:t>
-      </w:r>
-      <w:proofErr w:type="spellEnd"/>
-      <w:r>
-        <w:rPr>
-          <w:rFonts w:ascii="Times New Roman" w:hAnsi="Times New Roman" w:cs="Times New Roman"/>
-          <w:b/>
-          <w:bCs/>
-          <w:szCs w:val="21"/>
-        </w:rPr>
-        <w:t>:</w:t>
+      <w:r>
+        <w:rPr>
+          <w:rFonts w:ascii="Times New Roman" w:hAnsi="Times New Roman" w:cs="Times New Roman"/>
+          <w:b/>
+          <w:bCs/>
+          <w:szCs w:val="21"/>
+        </w:rPr>
+        <w:t>H_scoreMean:</w:t>
       </w:r>
     </w:p>
     <w:p>
@@ -19924,25 +19809,14 @@
           <w:szCs w:val="21"/>
         </w:rPr>
       </w:pPr>
-      <w:proofErr w:type="spellStart"/>
-      <w:r>
-        <w:rPr>
-          <w:rFonts w:ascii="Times New Roman" w:hAnsi="Times New Roman" w:cs="Times New Roman"/>
-          <w:b/>
-          <w:bCs/>
-          <w:szCs w:val="21"/>
-        </w:rPr>
-        <w:t>Inty_cosine_score</w:t>
-      </w:r>
-      <w:proofErr w:type="spellEnd"/>
-      <w:r>
-        <w:rPr>
-          <w:rFonts w:ascii="Times New Roman" w:hAnsi="Times New Roman" w:cs="Times New Roman"/>
-          <w:b/>
-          <w:bCs/>
-          <w:szCs w:val="21"/>
-        </w:rPr>
-        <w:t>:</w:t>
+      <w:r>
+        <w:rPr>
+          <w:rFonts w:ascii="Times New Roman" w:hAnsi="Times New Roman" w:cs="Times New Roman"/>
+          <w:b/>
+          <w:bCs/>
+          <w:szCs w:val="21"/>
+        </w:rPr>
+        <w:t>Inty_cosine_score:</w:t>
       </w:r>
       <w:r>
         <w:rPr>
@@ -20239,7 +20113,6 @@
           <w:szCs w:val="21"/>
         </w:rPr>
       </w:pPr>
-      <w:proofErr w:type="spellStart"/>
       <w:r>
         <w:rPr>
           <w:rFonts w:ascii="Times New Roman" w:hAnsi="Times New Roman" w:cs="Times New Roman" w:hint="eastAsia"/>
@@ -20249,7 +20122,6 @@
         </w:rPr>
         <w:t>Compound_names</w:t>
       </w:r>
-      <w:proofErr w:type="spellEnd"/>
       <w:r>
         <w:rPr>
           <w:rFonts w:ascii="Times New Roman" w:hAnsi="Times New Roman" w:cs="Times New Roman" w:hint="eastAsia"/>
@@ -20846,7 +20718,6 @@
           <w:szCs w:val="21"/>
         </w:rPr>
       </w:pPr>
-      <w:proofErr w:type="spellStart"/>
       <w:r>
         <w:rPr>
           <w:rFonts w:ascii="Times New Roman" w:hAnsi="Times New Roman" w:cs="Times New Roman"/>
@@ -20856,7 +20727,6 @@
         </w:rPr>
         <w:t>error_ppm</w:t>
       </w:r>
-      <w:proofErr w:type="spellEnd"/>
     </w:p>
     <w:p>
       <w:pPr>
@@ -21183,6 +21053,25 @@
         <w:pict w14:anchorId="220846AD">
           <v:rect id="_x0000_i1034" style="width:0;height:.75pt" o:hralign="center" o:hrstd="t" o:hrnoshade="t" o:hr="t" fillcolor="#404040" stroked="f"/>
         </w:pict>
+      </w:r>
+    </w:p>
+    <w:p>
+      <w:pPr>
+        <w:widowControl/>
+        <w:jc w:val="left"/>
+        <w:rPr>
+          <w:rFonts w:ascii="Times New Roman" w:hAnsi="Times New Roman" w:cs="Times New Roman"/>
+          <w:sz w:val="24"/>
+          <w:szCs w:val="24"/>
+        </w:rPr>
+      </w:pPr>
+      <w:r>
+        <w:rPr>
+          <w:rFonts w:ascii="Times New Roman" w:hAnsi="Times New Roman" w:cs="Times New Roman"/>
+          <w:sz w:val="24"/>
+          <w:szCs w:val="24"/>
+        </w:rPr>
+        <w:br w:type="page"/>
       </w:r>
     </w:p>
     <w:p>
@@ -21280,7 +21169,6 @@
           <w:szCs w:val="21"/>
         </w:rPr>
       </w:pPr>
-      <w:proofErr w:type="spellStart"/>
       <w:r>
         <w:rPr>
           <w:rFonts w:ascii="Times New Roman" w:hAnsi="Times New Roman" w:cs="Times New Roman"/>
@@ -21288,7 +21176,6 @@
         </w:rPr>
         <w:t>numpy</w:t>
       </w:r>
-      <w:proofErr w:type="spellEnd"/>
       <w:r>
         <w:rPr>
           <w:rFonts w:ascii="Times New Roman" w:hAnsi="Times New Roman" w:cs="Times New Roman"/>
@@ -21331,7 +21218,6 @@
           <w:szCs w:val="21"/>
         </w:rPr>
       </w:pPr>
-      <w:proofErr w:type="spellStart"/>
       <w:r>
         <w:rPr>
           <w:rFonts w:ascii="Times New Roman" w:hAnsi="Times New Roman" w:cs="Times New Roman"/>
@@ -21339,7 +21225,6 @@
         </w:rPr>
         <w:t>tensorflow</w:t>
       </w:r>
-      <w:proofErr w:type="spellEnd"/>
       <w:r>
         <w:rPr>
           <w:rFonts w:ascii="Times New Roman" w:hAnsi="Times New Roman" w:cs="Times New Roman"/>
@@ -21431,7 +21316,6 @@
           <w:szCs w:val="21"/>
         </w:rPr>
       </w:pPr>
-      <w:proofErr w:type="spellStart"/>
       <w:r>
         <w:rPr>
           <w:rFonts w:ascii="Times New Roman" w:hAnsi="Times New Roman" w:cs="Times New Roman"/>
@@ -21439,7 +21323,6 @@
         </w:rPr>
         <w:t>pyopenms</w:t>
       </w:r>
-      <w:proofErr w:type="spellEnd"/>
       <w:r>
         <w:rPr>
           <w:rFonts w:ascii="Times New Roman" w:hAnsi="Times New Roman" w:cs="Times New Roman"/>
@@ -21524,7 +21407,7 @@
         </w:rPr>
         <w:t xml:space="preserve"> </w:t>
       </w:r>
-      <w:hyperlink r:id="rId16" w:anchor="dependencies" w:tgtFrame="_blank" w:history="1">
+      <w:hyperlink r:id="rId20" w:anchor="dependencies" w:tgtFrame="_blank" w:history="1">
         <w:r>
           <w:rPr>
             <w:rStyle w:val="af2"/>
@@ -21650,7 +21533,7 @@
         </w:rPr>
         <w:t xml:space="preserve"> </w:t>
       </w:r>
-      <w:hyperlink r:id="rId17" w:tgtFrame="_blank" w:history="1">
+      <w:hyperlink r:id="rId21" w:tgtFrame="_blank" w:history="1">
         <w:r>
           <w:rPr>
             <w:rStyle w:val="af2"/>
@@ -21879,7 +21762,7 @@
         </w:rPr>
         <w:t xml:space="preserve"> </w:t>
       </w:r>
-      <w:hyperlink r:id="rId18" w:tgtFrame="_blank" w:history="1">
+      <w:hyperlink r:id="rId22" w:tgtFrame="_blank" w:history="1">
         <w:r>
           <w:rPr>
             <w:rStyle w:val="af2"/>

--- a/docs/Documentation.docx
+++ b/docs/Documentation.docx
@@ -14,7 +14,11 @@
           <w:szCs w:val="28"/>
         </w:rPr>
       </w:pPr>
-      <w:r>
+    </w:p>
+    <w:p>
+      <w:pPr>
+        <w:pStyle w:val="ae"/>
+        <w:spacing w:line="360" w:lineRule="exact"/>
         <w:rPr>
           <w:rFonts w:ascii="Times New Roman" w:hAnsi="Times New Roman" w:cs="Times New Roman"/>
           <w:b/>
@@ -22,8 +26,7 @@
           <w:sz w:val="28"/>
           <w:szCs w:val="28"/>
         </w:rPr>
-        <w:t>DeepHalo</w:t>
-      </w:r>
+      </w:pPr>
       <w:r>
         <w:rPr>
           <w:rFonts w:ascii="Times New Roman" w:hAnsi="Times New Roman" w:cs="Times New Roman"/>
@@ -32,7 +35,7 @@
           <w:sz w:val="28"/>
           <w:szCs w:val="28"/>
         </w:rPr>
-        <w:t xml:space="preserve"> </w:t>
+        <w:t>DeepHalo</w:t>
       </w:r>
       <w:r>
         <w:rPr>
@@ -42,6 +45,16 @@
           <w:sz w:val="28"/>
           <w:szCs w:val="28"/>
         </w:rPr>
+        <w:t xml:space="preserve"> </w:t>
+      </w:r>
+      <w:r>
+        <w:rPr>
+          <w:rFonts w:ascii="Times New Roman" w:hAnsi="Times New Roman" w:cs="Times New Roman"/>
+          <w:b/>
+          <w:bCs/>
+          <w:sz w:val="28"/>
+          <w:szCs w:val="28"/>
+        </w:rPr>
         <w:t>Documentation</w:t>
       </w:r>
     </w:p>
@@ -346,7 +359,7 @@
         <w:pStyle w:val="ae"/>
         <w:spacing w:line="360" w:lineRule="exact"/>
         <w:rPr>
-          <w:rFonts w:ascii="Times New Roman" w:hAnsi="Times New Roman" w:cs="Times New Roman"/>
+          <w:rFonts w:ascii="HGGothicE" w:eastAsia="HGGothicE" w:hAnsi="HGGothicE" w:cs="Times New Roman" w:hint="eastAsia"/>
           <w:b/>
           <w:bCs/>
           <w:sz w:val="24"/>
@@ -445,7 +458,7 @@
           <w:sz w:val="24"/>
           <w:szCs w:val="24"/>
         </w:rPr>
-        <w:t>0</w:t>
+        <w:t>1</w:t>
       </w:r>
     </w:p>
     <w:p>
@@ -555,7 +568,7 @@
           <w:szCs w:val="24"/>
         </w:rPr>
       </w:pPr>
-      <w:hyperlink r:id="rId7" w:anchor="introduction" w:tgtFrame="_blank" w:history="1">
+      <w:hyperlink r:id="rId8" w:anchor="introduction" w:tgtFrame="_blank" w:history="1">
         <w:r>
           <w:rPr>
             <w:rStyle w:val="af2"/>
@@ -640,7 +653,7 @@
           <w:szCs w:val="24"/>
         </w:rPr>
       </w:pPr>
-      <w:hyperlink r:id="rId8" w:anchor="core-features" w:tgtFrame="_blank" w:history="1">
+      <w:hyperlink r:id="rId9" w:anchor="core-features" w:tgtFrame="_blank" w:history="1">
         <w:r>
           <w:rPr>
             <w:rStyle w:val="af2"/>
@@ -693,7 +706,7 @@
           <w:szCs w:val="24"/>
         </w:rPr>
       </w:pPr>
-      <w:hyperlink r:id="rId9" w:anchor="technical-advantages" w:tgtFrame="_blank" w:history="1">
+      <w:hyperlink r:id="rId10" w:anchor="technical-advantages" w:tgtFrame="_blank" w:history="1">
         <w:r>
           <w:rPr>
             <w:rStyle w:val="af2"/>
@@ -746,7 +759,7 @@
           <w:szCs w:val="24"/>
         </w:rPr>
       </w:pPr>
-      <w:hyperlink r:id="rId10" w:anchor="installation" w:tgtFrame="_blank" w:history="1">
+      <w:hyperlink r:id="rId11" w:anchor="installation" w:tgtFrame="_blank" w:history="1">
         <w:r>
           <w:rPr>
             <w:rStyle w:val="af2"/>
@@ -777,7 +790,7 @@
           <w:szCs w:val="24"/>
         </w:rPr>
       </w:pPr>
-      <w:hyperlink r:id="rId11" w:anchor="quickstart" w:tgtFrame="_blank" w:history="1">
+      <w:hyperlink r:id="rId12" w:anchor="quickstart" w:tgtFrame="_blank" w:history="1">
         <w:r>
           <w:rPr>
             <w:rStyle w:val="af2"/>
@@ -808,7 +821,7 @@
           <w:szCs w:val="24"/>
         </w:rPr>
       </w:pPr>
-      <w:hyperlink r:id="rId12" w:anchor="command-line-usage" w:tgtFrame="_blank" w:history="1">
+      <w:hyperlink r:id="rId13" w:anchor="command-line-usage" w:tgtFrame="_blank" w:history="1">
         <w:r>
           <w:rPr>
             <w:rStyle w:val="af2"/>
@@ -980,7 +993,7 @@
           <w:szCs w:val="24"/>
         </w:rPr>
       </w:pPr>
-      <w:hyperlink r:id="rId13" w:anchor="dependencies" w:tgtFrame="_blank" w:history="1">
+      <w:hyperlink r:id="rId14" w:anchor="dependencies" w:tgtFrame="_blank" w:history="1">
         <w:r>
           <w:rPr>
             <w:rStyle w:val="af2"/>
@@ -1011,7 +1024,7 @@
           <w:szCs w:val="24"/>
         </w:rPr>
       </w:pPr>
-      <w:hyperlink r:id="rId14" w:anchor="license" w:tgtFrame="_blank" w:history="1">
+      <w:hyperlink r:id="rId15" w:anchor="license" w:tgtFrame="_blank" w:history="1">
         <w:r>
           <w:rPr>
             <w:rStyle w:val="af2"/>
@@ -1081,7 +1094,7 @@
         <w:spacing w:line="360" w:lineRule="exact"/>
         <w:jc w:val="left"/>
         <w:rPr>
-          <w:rFonts w:ascii="Times New Roman" w:hAnsi="Times New Roman" w:cs="Times New Roman" w:hint="eastAsia"/>
+          <w:rFonts w:ascii="Times New Roman" w:hAnsi="Times New Roman" w:cs="Times New Roman"/>
           <w:sz w:val="24"/>
           <w:szCs w:val="24"/>
         </w:rPr>
@@ -2399,6 +2412,7 @@
           <w:sz w:val="24"/>
           <w:szCs w:val="24"/>
         </w:rPr>
+        <w:lastRenderedPageBreak/>
         <w:t>exclusively</w:t>
       </w:r>
       <w:r>
@@ -2533,7 +2547,6 @@
           <w:sz w:val="24"/>
           <w:szCs w:val="24"/>
         </w:rPr>
-        <w:lastRenderedPageBreak/>
         <w:pict w14:anchorId="25ABB8C0">
           <v:rect id="_x0000_i1028" style="width:0;height:.75pt" o:hrstd="t" o:hrnoshade="t" o:hr="t" fillcolor="#404040" stroked="f"/>
         </w:pict>
@@ -6465,7 +6478,7 @@
         </w:rPr>
         <w:t xml:space="preserve">vailable at </w:t>
       </w:r>
-      <w:hyperlink r:id="rId15" w:history="1">
+      <w:hyperlink r:id="rId16" w:history="1">
         <w:r>
           <w:rPr>
             <w:rStyle w:val="af2"/>
@@ -6489,7 +6502,7 @@
         <w:spacing w:line="360" w:lineRule="exact"/>
         <w:ind w:left="720"/>
         <w:rPr>
-          <w:rFonts w:ascii="Times New Roman" w:hAnsi="Times New Roman" w:cs="Times New Roman" w:hint="eastAsia"/>
+          <w:rFonts w:ascii="Times New Roman" w:hAnsi="Times New Roman" w:cs="Times New Roman"/>
           <w:szCs w:val="21"/>
         </w:rPr>
       </w:pPr>
@@ -6500,7 +6513,7 @@
         </w:rPr>
         <w:t xml:space="preserve"> and </w:t>
       </w:r>
-      <w:hyperlink r:id="rId16" w:history="1">
+      <w:hyperlink r:id="rId17" w:history="1">
         <w:r>
           <w:rPr>
             <w:rStyle w:val="af2"/>
@@ -7424,7 +7437,7 @@
                     <pic:cNvPicPr/>
                   </pic:nvPicPr>
                   <pic:blipFill>
-                    <a:blip r:embed="rId17"/>
+                    <a:blip r:embed="rId18"/>
                     <a:stretch>
                       <a:fillRect/>
                     </a:stretch>
@@ -7447,6 +7460,57 @@
     </w:p>
     <w:p>
       <w:pPr>
+        <w:snapToGrid w:val="0"/>
+        <w:rPr>
+          <w:rFonts w:ascii="Times New Roman" w:hAnsi="Times New Roman" w:cs="Times New Roman"/>
+          <w:szCs w:val="21"/>
+        </w:rPr>
+      </w:pPr>
+    </w:p>
+    <w:p>
+      <w:pPr>
+        <w:snapToGrid w:val="0"/>
+        <w:rPr>
+          <w:rFonts w:ascii="Times New Roman" w:hAnsi="Times New Roman" w:cs="Times New Roman"/>
+          <w:b/>
+          <w:bCs/>
+          <w:color w:val="1403EB"/>
+          <w:szCs w:val="21"/>
+        </w:rPr>
+      </w:pPr>
+      <w:r>
+        <w:rPr>
+          <w:rFonts w:ascii="Times New Roman" w:hAnsi="Times New Roman" w:cs="Times New Roman" w:hint="eastAsia"/>
+          <w:b/>
+          <w:bCs/>
+          <w:color w:val="1403EB"/>
+          <w:szCs w:val="21"/>
+        </w:rPr>
+        <w:t>Note</w:t>
+      </w:r>
+      <w:r>
+        <w:rPr>
+          <w:rFonts w:ascii="Times New Roman" w:hAnsi="Times New Roman" w:cs="Times New Roman" w:hint="eastAsia"/>
+          <w:b/>
+          <w:bCs/>
+          <w:color w:val="1403EB"/>
+          <w:szCs w:val="21"/>
+        </w:rPr>
+        <w:t>：</w:t>
+      </w:r>
+      <w:r>
+        <w:rPr>
+          <w:rFonts w:ascii="Times New Roman" w:hAnsi="Times New Roman" w:cs="Times New Roman"/>
+          <w:b/>
+          <w:bCs/>
+          <w:color w:val="1403EB"/>
+          <w:szCs w:val="21"/>
+        </w:rPr>
+        <w:t>Please use English characters for file and directory names</w:t>
+      </w:r>
+    </w:p>
+    <w:p>
+      <w:pPr>
         <w:widowControl/>
         <w:jc w:val="left"/>
         <w:rPr>
@@ -7676,7 +7740,7 @@
         <w:snapToGrid w:val="0"/>
         <w:spacing w:line="360" w:lineRule="exact"/>
         <w:rPr>
-          <w:rFonts w:ascii="Times New Roman" w:hAnsi="Times New Roman" w:cs="Times New Roman" w:hint="eastAsia"/>
+          <w:rFonts w:ascii="Times New Roman" w:hAnsi="Times New Roman" w:cs="Times New Roman"/>
           <w:sz w:val="24"/>
           <w:szCs w:val="24"/>
         </w:rPr>
@@ -7686,7 +7750,7 @@
       <w:pPr>
         <w:snapToGrid w:val="0"/>
         <w:rPr>
-          <w:rFonts w:ascii="Times New Roman" w:hAnsi="Times New Roman" w:cs="Times New Roman" w:hint="eastAsia"/>
+          <w:rFonts w:ascii="Times New Roman" w:hAnsi="Times New Roman" w:cs="Times New Roman"/>
           <w:b/>
           <w:bCs/>
           <w:sz w:val="24"/>
@@ -7713,7 +7777,7 @@
                     <pic:cNvPicPr/>
                   </pic:nvPicPr>
                   <pic:blipFill>
-                    <a:blip r:embed="rId18"/>
+                    <a:blip r:embed="rId19"/>
                     <a:stretch>
                       <a:fillRect/>
                     </a:stretch>
@@ -13843,7 +13907,7 @@
                     <pic:cNvPicPr/>
                   </pic:nvPicPr>
                   <pic:blipFill rotWithShape="1">
-                    <a:blip r:embed="rId19"/>
+                    <a:blip r:embed="rId20"/>
                     <a:srcRect t="78911"/>
                     <a:stretch/>
                   </pic:blipFill>
@@ -21076,6 +21140,1936 @@
     </w:p>
     <w:p>
       <w:pPr>
+        <w:widowControl/>
+        <w:jc w:val="left"/>
+        <w:rPr>
+          <w:rFonts w:ascii="Times New Roman" w:hAnsi="Times New Roman" w:cs="Times New Roman"/>
+          <w:sz w:val="24"/>
+          <w:szCs w:val="24"/>
+        </w:rPr>
+        <w:sectPr>
+          <w:headerReference w:type="default" r:id="rId21"/>
+          <w:footerReference w:type="default" r:id="rId22"/>
+          <w:pgSz w:w="12240" w:h="15840"/>
+          <w:pgMar w:top="1440" w:right="1800" w:bottom="1440" w:left="1800" w:header="720" w:footer="720" w:gutter="0"/>
+          <w:cols w:space="720"/>
+        </w:sectPr>
+      </w:pPr>
+    </w:p>
+    <w:p>
+      <w:pPr>
+        <w:jc w:val="center"/>
+        <w:rPr>
+          <w:rFonts w:ascii="Times New Roman" w:hAnsi="Times New Roman" w:cs="Times New Roman"/>
+          <w:b/>
+          <w:bCs/>
+        </w:rPr>
+      </w:pPr>
+      <w:r>
+        <w:rPr>
+          <w:rFonts w:ascii="Times New Roman" w:hAnsi="Times New Roman" w:cs="Times New Roman"/>
+          <w:b/>
+          <w:bCs/>
+        </w:rPr>
+        <w:t xml:space="preserve">Table </w:t>
+      </w:r>
+      <w:r>
+        <w:rPr>
+          <w:rFonts w:ascii="Times New Roman" w:hAnsi="Times New Roman" w:cs="Times New Roman" w:hint="eastAsia"/>
+          <w:b/>
+          <w:bCs/>
+        </w:rPr>
+        <w:t>1</w:t>
+      </w:r>
+      <w:r>
+        <w:rPr>
+          <w:rFonts w:ascii="Times New Roman" w:hAnsi="Times New Roman" w:cs="Times New Roman"/>
+          <w:b/>
+          <w:bCs/>
+        </w:rPr>
+        <w:t>: Key Data Processing Parameters in DeepHalo</w:t>
+      </w:r>
+    </w:p>
+    <w:tbl>
+      <w:tblPr>
+        <w:tblStyle w:val="af5"/>
+        <w:tblW w:w="0" w:type="auto"/>
+        <w:tblLayout w:type="fixed"/>
+        <w:tblLook w:val="04A0" w:firstRow="1" w:lastRow="0" w:firstColumn="1" w:lastColumn="0" w:noHBand="0" w:noVBand="1"/>
+      </w:tblPr>
+      <w:tblGrid>
+        <w:gridCol w:w="2203"/>
+        <w:gridCol w:w="2759"/>
+        <w:gridCol w:w="1554"/>
+        <w:gridCol w:w="6434"/>
+      </w:tblGrid>
+      <w:tr>
+        <w:tc>
+          <w:tcPr>
+            <w:tcW w:w="2203" w:type="dxa"/>
+            <w:vAlign w:val="center"/>
+            <w:hideMark/>
+          </w:tcPr>
+          <w:p>
+            <w:pPr>
+              <w:jc w:val="center"/>
+              <w:rPr>
+                <w:rFonts w:ascii="Times New Roman" w:hAnsi="Times New Roman" w:cs="Times New Roman"/>
+                <w:b/>
+                <w:bCs/>
+              </w:rPr>
+            </w:pPr>
+            <w:bookmarkStart w:id="2" w:name="OLE_LINK6"/>
+            <w:r>
+              <w:rPr>
+                <w:rFonts w:ascii="Times New Roman" w:hAnsi="Times New Roman" w:cs="Times New Roman"/>
+                <w:b/>
+                <w:bCs/>
+              </w:rPr>
+              <w:t>Module / Section</w:t>
+            </w:r>
+          </w:p>
+        </w:tc>
+        <w:tc>
+          <w:tcPr>
+            <w:tcW w:w="2759" w:type="dxa"/>
+            <w:vAlign w:val="center"/>
+            <w:hideMark/>
+          </w:tcPr>
+          <w:p>
+            <w:pPr>
+              <w:jc w:val="center"/>
+              <w:rPr>
+                <w:rFonts w:ascii="Times New Roman" w:hAnsi="Times New Roman" w:cs="Times New Roman"/>
+                <w:b/>
+                <w:bCs/>
+              </w:rPr>
+            </w:pPr>
+            <w:r>
+              <w:rPr>
+                <w:rFonts w:ascii="Times New Roman" w:hAnsi="Times New Roman" w:cs="Times New Roman"/>
+                <w:b/>
+                <w:bCs/>
+              </w:rPr>
+              <w:t>Parameter</w:t>
+            </w:r>
+          </w:p>
+        </w:tc>
+        <w:tc>
+          <w:tcPr>
+            <w:tcW w:w="1554" w:type="dxa"/>
+            <w:vAlign w:val="center"/>
+            <w:hideMark/>
+          </w:tcPr>
+          <w:p>
+            <w:pPr>
+              <w:jc w:val="center"/>
+              <w:rPr>
+                <w:rFonts w:ascii="Times New Roman" w:hAnsi="Times New Roman" w:cs="Times New Roman"/>
+                <w:b/>
+                <w:bCs/>
+              </w:rPr>
+            </w:pPr>
+            <w:r>
+              <w:rPr>
+                <w:rFonts w:ascii="Times New Roman" w:hAnsi="Times New Roman" w:cs="Times New Roman"/>
+                <w:b/>
+                <w:bCs/>
+              </w:rPr>
+              <w:t>Value / Setting</w:t>
+            </w:r>
+            <w:r>
+              <w:rPr>
+                <w:rFonts w:ascii="Times New Roman" w:hAnsi="Times New Roman" w:cs="Times New Roman" w:hint="eastAsia"/>
+                <w:b/>
+                <w:bCs/>
+              </w:rPr>
+              <w:t xml:space="preserve"> (default)</w:t>
+            </w:r>
+          </w:p>
+        </w:tc>
+        <w:tc>
+          <w:tcPr>
+            <w:tcW w:w="6434" w:type="dxa"/>
+            <w:vAlign w:val="center"/>
+            <w:hideMark/>
+          </w:tcPr>
+          <w:p>
+            <w:pPr>
+              <w:jc w:val="center"/>
+              <w:rPr>
+                <w:rFonts w:ascii="Times New Roman" w:hAnsi="Times New Roman" w:cs="Times New Roman"/>
+                <w:b/>
+                <w:bCs/>
+              </w:rPr>
+            </w:pPr>
+            <w:r>
+              <w:rPr>
+                <w:rFonts w:ascii="Times New Roman" w:hAnsi="Times New Roman" w:cs="Times New Roman"/>
+                <w:b/>
+                <w:bCs/>
+              </w:rPr>
+              <w:t>Description</w:t>
+            </w:r>
+          </w:p>
+        </w:tc>
+      </w:tr>
+      <w:tr>
+        <w:tc>
+          <w:tcPr>
+            <w:tcW w:w="2203" w:type="dxa"/>
+            <w:vMerge w:val="restart"/>
+            <w:vAlign w:val="center"/>
+            <w:hideMark/>
+          </w:tcPr>
+          <w:p>
+            <w:pPr>
+              <w:jc w:val="center"/>
+              <w:rPr>
+                <w:rFonts w:ascii="Times New Roman" w:hAnsi="Times New Roman" w:cs="Times New Roman"/>
+              </w:rPr>
+            </w:pPr>
+            <w:r>
+              <w:rPr>
+                <w:rFonts w:ascii="Times New Roman" w:hAnsi="Times New Roman" w:cs="Times New Roman"/>
+                <w:b/>
+                <w:bCs/>
+              </w:rPr>
+              <w:t>FeatureFilter</w:t>
+            </w:r>
+          </w:p>
+        </w:tc>
+        <w:tc>
+          <w:tcPr>
+            <w:tcW w:w="2759" w:type="dxa"/>
+            <w:vAlign w:val="center"/>
+          </w:tcPr>
+          <w:p>
+            <w:pPr>
+              <w:jc w:val="center"/>
+              <w:rPr>
+                <w:rFonts w:ascii="Times New Roman" w:hAnsi="Times New Roman" w:cs="Times New Roman"/>
+              </w:rPr>
+            </w:pPr>
+            <w:r>
+              <w:rPr>
+                <w:rFonts w:ascii="Times New Roman" w:hAnsi="Times New Roman" w:cs="Times New Roman"/>
+              </w:rPr>
+              <w:t>RT_min</w:t>
+            </w:r>
+          </w:p>
+        </w:tc>
+        <w:tc>
+          <w:tcPr>
+            <w:tcW w:w="1554" w:type="dxa"/>
+            <w:vAlign w:val="center"/>
+          </w:tcPr>
+          <w:p>
+            <w:pPr>
+              <w:jc w:val="center"/>
+              <w:rPr>
+                <w:rFonts w:ascii="Times New Roman" w:hAnsi="Times New Roman" w:cs="Times New Roman"/>
+              </w:rPr>
+            </w:pPr>
+            <w:r>
+              <w:rPr>
+                <w:rFonts w:ascii="Times New Roman" w:hAnsi="Times New Roman" w:cs="Times New Roman"/>
+              </w:rPr>
+              <w:t>''</w:t>
+            </w:r>
+          </w:p>
+        </w:tc>
+        <w:tc>
+          <w:tcPr>
+            <w:tcW w:w="6434" w:type="dxa"/>
+          </w:tcPr>
+          <w:p>
+            <w:pPr>
+              <w:rPr>
+                <w:rFonts w:ascii="Times New Roman" w:hAnsi="Times New Roman" w:cs="Times New Roman"/>
+              </w:rPr>
+            </w:pPr>
+            <w:r>
+              <w:rPr>
+                <w:rFonts w:ascii="Times New Roman" w:hAnsi="Times New Roman" w:cs="Times New Roman"/>
+              </w:rPr>
+              <w:t>Minimum retention time (in seconds) to keep MS data. Leave empty ('') to keep all data (no RT filter).</w:t>
+            </w:r>
+          </w:p>
+        </w:tc>
+      </w:tr>
+      <w:tr>
+        <w:tc>
+          <w:tcPr>
+            <w:tcW w:w="2203" w:type="dxa"/>
+            <w:vMerge/>
+            <w:vAlign w:val="center"/>
+          </w:tcPr>
+          <w:p>
+            <w:pPr>
+              <w:jc w:val="center"/>
+              <w:rPr>
+                <w:rFonts w:ascii="Times New Roman" w:hAnsi="Times New Roman" w:cs="Times New Roman"/>
+              </w:rPr>
+            </w:pPr>
+          </w:p>
+        </w:tc>
+        <w:tc>
+          <w:tcPr>
+            <w:tcW w:w="2759" w:type="dxa"/>
+            <w:vAlign w:val="center"/>
+          </w:tcPr>
+          <w:p>
+            <w:pPr>
+              <w:jc w:val="center"/>
+              <w:rPr>
+                <w:rFonts w:ascii="Times New Roman" w:hAnsi="Times New Roman" w:cs="Times New Roman"/>
+              </w:rPr>
+            </w:pPr>
+            <w:r>
+              <w:rPr>
+                <w:rFonts w:ascii="Times New Roman" w:hAnsi="Times New Roman" w:cs="Times New Roman"/>
+              </w:rPr>
+              <w:t>RT_max</w:t>
+            </w:r>
+          </w:p>
+        </w:tc>
+        <w:tc>
+          <w:tcPr>
+            <w:tcW w:w="1554" w:type="dxa"/>
+            <w:vAlign w:val="center"/>
+          </w:tcPr>
+          <w:p>
+            <w:pPr>
+              <w:jc w:val="center"/>
+              <w:rPr>
+                <w:rFonts w:ascii="Times New Roman" w:hAnsi="Times New Roman" w:cs="Times New Roman"/>
+              </w:rPr>
+            </w:pPr>
+            <w:r>
+              <w:rPr>
+                <w:rFonts w:ascii="Times New Roman" w:hAnsi="Times New Roman" w:cs="Times New Roman"/>
+              </w:rPr>
+              <w:t>''</w:t>
+            </w:r>
+          </w:p>
+        </w:tc>
+        <w:tc>
+          <w:tcPr>
+            <w:tcW w:w="6434" w:type="dxa"/>
+          </w:tcPr>
+          <w:p>
+            <w:pPr>
+              <w:rPr>
+                <w:rFonts w:ascii="Times New Roman" w:hAnsi="Times New Roman" w:cs="Times New Roman"/>
+              </w:rPr>
+            </w:pPr>
+            <w:r>
+              <w:rPr>
+                <w:rFonts w:ascii="Times New Roman" w:hAnsi="Times New Roman" w:cs="Times New Roman"/>
+              </w:rPr>
+              <w:t>Maximum retention time (in seconds) to keep MS data. Leave empty ('') to keep all data (no RT filter).</w:t>
+            </w:r>
+          </w:p>
+        </w:tc>
+      </w:tr>
+      <w:tr>
+        <w:tc>
+          <w:tcPr>
+            <w:tcW w:w="2203" w:type="dxa"/>
+            <w:vMerge/>
+            <w:vAlign w:val="center"/>
+          </w:tcPr>
+          <w:p>
+            <w:pPr>
+              <w:jc w:val="center"/>
+              <w:rPr>
+                <w:rFonts w:ascii="Times New Roman" w:hAnsi="Times New Roman" w:cs="Times New Roman"/>
+              </w:rPr>
+            </w:pPr>
+          </w:p>
+        </w:tc>
+        <w:tc>
+          <w:tcPr>
+            <w:tcW w:w="2759" w:type="dxa"/>
+            <w:vAlign w:val="center"/>
+          </w:tcPr>
+          <w:p>
+            <w:pPr>
+              <w:jc w:val="center"/>
+              <w:rPr>
+                <w:rFonts w:ascii="Times New Roman" w:hAnsi="Times New Roman" w:cs="Times New Roman"/>
+              </w:rPr>
+            </w:pPr>
+            <w:r>
+              <w:rPr>
+                <w:rFonts w:ascii="Times New Roman" w:hAnsi="Times New Roman" w:cs="Times New Roman"/>
+              </w:rPr>
+              <w:t>H_score_threshold</w:t>
+            </w:r>
+          </w:p>
+        </w:tc>
+        <w:tc>
+          <w:tcPr>
+            <w:tcW w:w="1554" w:type="dxa"/>
+            <w:vAlign w:val="center"/>
+          </w:tcPr>
+          <w:p>
+            <w:pPr>
+              <w:jc w:val="center"/>
+              <w:rPr>
+                <w:rFonts w:ascii="Times New Roman" w:hAnsi="Times New Roman" w:cs="Times New Roman"/>
+              </w:rPr>
+            </w:pPr>
+            <w:r>
+              <w:rPr>
+                <w:rFonts w:ascii="Times New Roman" w:hAnsi="Times New Roman" w:cs="Times New Roman"/>
+              </w:rPr>
+              <w:t>0.4</w:t>
+            </w:r>
+          </w:p>
+        </w:tc>
+        <w:tc>
+          <w:tcPr>
+            <w:tcW w:w="6434" w:type="dxa"/>
+          </w:tcPr>
+          <w:p>
+            <w:pPr>
+              <w:rPr>
+                <w:rFonts w:ascii="Times New Roman" w:hAnsi="Times New Roman" w:cs="Times New Roman"/>
+              </w:rPr>
+            </w:pPr>
+            <w:r>
+              <w:rPr>
+                <w:rFonts w:ascii="Times New Roman" w:hAnsi="Times New Roman" w:cs="Times New Roman"/>
+              </w:rPr>
+              <w:t>Confidence threshold for halogenated compound detection (Range: 0-1, higher is stricter).</w:t>
+            </w:r>
+          </w:p>
+        </w:tc>
+      </w:tr>
+      <w:tr>
+        <w:tc>
+          <w:tcPr>
+            <w:tcW w:w="2203" w:type="dxa"/>
+            <w:vMerge/>
+            <w:vAlign w:val="center"/>
+            <w:hideMark/>
+          </w:tcPr>
+          <w:p>
+            <w:pPr>
+              <w:jc w:val="center"/>
+              <w:rPr>
+                <w:rFonts w:ascii="Times New Roman" w:hAnsi="Times New Roman" w:cs="Times New Roman"/>
+              </w:rPr>
+            </w:pPr>
+          </w:p>
+        </w:tc>
+        <w:tc>
+          <w:tcPr>
+            <w:tcW w:w="2759" w:type="dxa"/>
+            <w:vAlign w:val="center"/>
+            <w:hideMark/>
+          </w:tcPr>
+          <w:p>
+            <w:pPr>
+              <w:jc w:val="center"/>
+              <w:rPr>
+                <w:rFonts w:ascii="Times New Roman" w:hAnsi="Times New Roman" w:cs="Times New Roman"/>
+              </w:rPr>
+            </w:pPr>
+            <w:r>
+              <w:rPr>
+                <w:rFonts w:ascii="Times New Roman" w:hAnsi="Times New Roman" w:cs="Times New Roman"/>
+              </w:rPr>
+              <w:t>Anomaly_detection_threshold</w:t>
+            </w:r>
+          </w:p>
+        </w:tc>
+        <w:tc>
+          <w:tcPr>
+            <w:tcW w:w="1554" w:type="dxa"/>
+            <w:vAlign w:val="center"/>
+            <w:hideMark/>
+          </w:tcPr>
+          <w:p>
+            <w:pPr>
+              <w:jc w:val="center"/>
+              <w:rPr>
+                <w:rFonts w:ascii="Times New Roman" w:hAnsi="Times New Roman" w:cs="Times New Roman"/>
+              </w:rPr>
+            </w:pPr>
+            <w:r>
+              <w:rPr>
+                <w:rFonts w:ascii="Times New Roman" w:hAnsi="Times New Roman" w:cs="Times New Roman"/>
+              </w:rPr>
+              <w:t>7.02e-05</w:t>
+            </w:r>
+          </w:p>
+        </w:tc>
+        <w:tc>
+          <w:tcPr>
+            <w:tcW w:w="6434" w:type="dxa"/>
+            <w:hideMark/>
+          </w:tcPr>
+          <w:p>
+            <w:pPr>
+              <w:rPr>
+                <w:rFonts w:ascii="Times New Roman" w:hAnsi="Times New Roman" w:cs="Times New Roman"/>
+              </w:rPr>
+            </w:pPr>
+            <w:r>
+              <w:rPr>
+                <w:rFonts w:ascii="Times New Roman" w:hAnsi="Times New Roman" w:cs="Times New Roman"/>
+              </w:rPr>
+              <w:t>Threshold for isotope peak intensity reconstruction error. Use 1.0 to disable filtering.</w:t>
+            </w:r>
+          </w:p>
+        </w:tc>
+      </w:tr>
+      <w:tr>
+        <w:tc>
+          <w:tcPr>
+            <w:tcW w:w="2203" w:type="dxa"/>
+            <w:vMerge w:val="restart"/>
+            <w:vAlign w:val="center"/>
+            <w:hideMark/>
+          </w:tcPr>
+          <w:p>
+            <w:pPr>
+              <w:jc w:val="center"/>
+              <w:rPr>
+                <w:rFonts w:ascii="Times New Roman" w:hAnsi="Times New Roman" w:cs="Times New Roman"/>
+              </w:rPr>
+            </w:pPr>
+            <w:r>
+              <w:rPr>
+                <w:rFonts w:ascii="Times New Roman" w:hAnsi="Times New Roman" w:cs="Times New Roman"/>
+                <w:b/>
+                <w:bCs/>
+              </w:rPr>
+              <w:t>FeatureMapProcessor</w:t>
+            </w:r>
+          </w:p>
+        </w:tc>
+        <w:tc>
+          <w:tcPr>
+            <w:tcW w:w="2759" w:type="dxa"/>
+            <w:vAlign w:val="center"/>
+            <w:hideMark/>
+          </w:tcPr>
+          <w:p>
+            <w:pPr>
+              <w:jc w:val="center"/>
+              <w:rPr>
+                <w:rFonts w:ascii="Times New Roman" w:hAnsi="Times New Roman" w:cs="Times New Roman"/>
+              </w:rPr>
+            </w:pPr>
+            <w:r>
+              <w:rPr>
+                <w:rFonts w:ascii="Times New Roman" w:hAnsi="Times New Roman" w:cs="Times New Roman"/>
+              </w:rPr>
+              <w:t>min_num_of_masstraces</w:t>
+            </w:r>
+          </w:p>
+        </w:tc>
+        <w:tc>
+          <w:tcPr>
+            <w:tcW w:w="1554" w:type="dxa"/>
+            <w:vAlign w:val="center"/>
+            <w:hideMark/>
+          </w:tcPr>
+          <w:p>
+            <w:pPr>
+              <w:jc w:val="center"/>
+              <w:rPr>
+                <w:rFonts w:ascii="Times New Roman" w:hAnsi="Times New Roman" w:cs="Times New Roman"/>
+              </w:rPr>
+            </w:pPr>
+            <w:r>
+              <w:rPr>
+                <w:rFonts w:ascii="Times New Roman" w:hAnsi="Times New Roman" w:cs="Times New Roman"/>
+              </w:rPr>
+              <w:t>3</w:t>
+            </w:r>
+          </w:p>
+        </w:tc>
+        <w:tc>
+          <w:tcPr>
+            <w:tcW w:w="6434" w:type="dxa"/>
+            <w:hideMark/>
+          </w:tcPr>
+          <w:p>
+            <w:pPr>
+              <w:rPr>
+                <w:rFonts w:ascii="Times New Roman" w:hAnsi="Times New Roman" w:cs="Times New Roman"/>
+              </w:rPr>
+            </w:pPr>
+            <w:r>
+              <w:rPr>
+                <w:rFonts w:ascii="Times New Roman" w:hAnsi="Times New Roman" w:cs="Times New Roman"/>
+              </w:rPr>
+              <w:t>Minimum number of isotope peaks a feature must have.</w:t>
+            </w:r>
+          </w:p>
+        </w:tc>
+      </w:tr>
+      <w:tr>
+        <w:tc>
+          <w:tcPr>
+            <w:tcW w:w="2203" w:type="dxa"/>
+            <w:vMerge/>
+            <w:vAlign w:val="center"/>
+            <w:hideMark/>
+          </w:tcPr>
+          <w:p>
+            <w:pPr>
+              <w:jc w:val="center"/>
+              <w:rPr>
+                <w:rFonts w:ascii="Times New Roman" w:hAnsi="Times New Roman" w:cs="Times New Roman"/>
+              </w:rPr>
+            </w:pPr>
+          </w:p>
+        </w:tc>
+        <w:tc>
+          <w:tcPr>
+            <w:tcW w:w="2759" w:type="dxa"/>
+            <w:vAlign w:val="center"/>
+            <w:hideMark/>
+          </w:tcPr>
+          <w:p>
+            <w:pPr>
+              <w:jc w:val="center"/>
+              <w:rPr>
+                <w:rFonts w:ascii="Times New Roman" w:hAnsi="Times New Roman" w:cs="Times New Roman"/>
+              </w:rPr>
+            </w:pPr>
+            <w:r>
+              <w:rPr>
+                <w:rFonts w:ascii="Times New Roman" w:hAnsi="Times New Roman" w:cs="Times New Roman"/>
+              </w:rPr>
+              <w:t>min_feature_int</w:t>
+            </w:r>
+          </w:p>
+        </w:tc>
+        <w:tc>
+          <w:tcPr>
+            <w:tcW w:w="1554" w:type="dxa"/>
+            <w:vAlign w:val="center"/>
+            <w:hideMark/>
+          </w:tcPr>
+          <w:p>
+            <w:pPr>
+              <w:jc w:val="center"/>
+              <w:rPr>
+                <w:rFonts w:ascii="Times New Roman" w:hAnsi="Times New Roman" w:cs="Times New Roman"/>
+              </w:rPr>
+            </w:pPr>
+            <w:r>
+              <w:rPr>
+                <w:rFonts w:ascii="Times New Roman" w:hAnsi="Times New Roman" w:cs="Times New Roman"/>
+              </w:rPr>
+              <w:t>5000</w:t>
+            </w:r>
+          </w:p>
+        </w:tc>
+        <w:tc>
+          <w:tcPr>
+            <w:tcW w:w="6434" w:type="dxa"/>
+            <w:hideMark/>
+          </w:tcPr>
+          <w:p>
+            <w:pPr>
+              <w:rPr>
+                <w:rFonts w:ascii="Times New Roman" w:hAnsi="Times New Roman" w:cs="Times New Roman"/>
+              </w:rPr>
+            </w:pPr>
+            <w:r>
+              <w:rPr>
+                <w:rFonts w:ascii="Times New Roman" w:hAnsi="Times New Roman" w:cs="Times New Roman"/>
+              </w:rPr>
+              <w:t>Minimum summed intensity of a candidate feature.</w:t>
+            </w:r>
+          </w:p>
+        </w:tc>
+      </w:tr>
+      <w:tr>
+        <w:tc>
+          <w:tcPr>
+            <w:tcW w:w="2203" w:type="dxa"/>
+            <w:vMerge/>
+            <w:vAlign w:val="center"/>
+            <w:hideMark/>
+          </w:tcPr>
+          <w:p>
+            <w:pPr>
+              <w:jc w:val="center"/>
+              <w:rPr>
+                <w:rFonts w:ascii="Times New Roman" w:hAnsi="Times New Roman" w:cs="Times New Roman"/>
+              </w:rPr>
+            </w:pPr>
+          </w:p>
+        </w:tc>
+        <w:tc>
+          <w:tcPr>
+            <w:tcW w:w="2759" w:type="dxa"/>
+            <w:vAlign w:val="center"/>
+            <w:hideMark/>
+          </w:tcPr>
+          <w:p>
+            <w:pPr>
+              <w:jc w:val="center"/>
+              <w:rPr>
+                <w:rFonts w:ascii="Times New Roman" w:hAnsi="Times New Roman" w:cs="Times New Roman"/>
+              </w:rPr>
+            </w:pPr>
+            <w:r>
+              <w:rPr>
+                <w:rFonts w:ascii="Times New Roman" w:hAnsi="Times New Roman" w:cs="Times New Roman"/>
+              </w:rPr>
+              <w:t>min_scan_number</w:t>
+            </w:r>
+          </w:p>
+        </w:tc>
+        <w:tc>
+          <w:tcPr>
+            <w:tcW w:w="1554" w:type="dxa"/>
+            <w:vAlign w:val="center"/>
+            <w:hideMark/>
+          </w:tcPr>
+          <w:p>
+            <w:pPr>
+              <w:jc w:val="center"/>
+              <w:rPr>
+                <w:rFonts w:ascii="Times New Roman" w:hAnsi="Times New Roman" w:cs="Times New Roman"/>
+              </w:rPr>
+            </w:pPr>
+            <w:r>
+              <w:rPr>
+                <w:rFonts w:ascii="Times New Roman" w:hAnsi="Times New Roman" w:cs="Times New Roman"/>
+              </w:rPr>
+              <w:t>3</w:t>
+            </w:r>
+          </w:p>
+        </w:tc>
+        <w:tc>
+          <w:tcPr>
+            <w:tcW w:w="6434" w:type="dxa"/>
+            <w:hideMark/>
+          </w:tcPr>
+          <w:p>
+            <w:pPr>
+              <w:rPr>
+                <w:rFonts w:ascii="Times New Roman" w:hAnsi="Times New Roman" w:cs="Times New Roman"/>
+              </w:rPr>
+            </w:pPr>
+            <w:r>
+              <w:rPr>
+                <w:rFonts w:ascii="Times New Roman" w:hAnsi="Times New Roman" w:cs="Times New Roman"/>
+              </w:rPr>
+              <w:t>Minimum number of consecutive scans a feature must span.</w:t>
+            </w:r>
+          </w:p>
+        </w:tc>
+      </w:tr>
+      <w:tr>
+        <w:tc>
+          <w:tcPr>
+            <w:tcW w:w="2203" w:type="dxa"/>
+            <w:vMerge/>
+            <w:vAlign w:val="center"/>
+            <w:hideMark/>
+          </w:tcPr>
+          <w:p>
+            <w:pPr>
+              <w:jc w:val="center"/>
+              <w:rPr>
+                <w:rFonts w:ascii="Times New Roman" w:hAnsi="Times New Roman" w:cs="Times New Roman"/>
+              </w:rPr>
+            </w:pPr>
+          </w:p>
+        </w:tc>
+        <w:tc>
+          <w:tcPr>
+            <w:tcW w:w="2759" w:type="dxa"/>
+            <w:vAlign w:val="center"/>
+            <w:hideMark/>
+          </w:tcPr>
+          <w:p>
+            <w:pPr>
+              <w:jc w:val="center"/>
+              <w:rPr>
+                <w:rFonts w:ascii="Times New Roman" w:hAnsi="Times New Roman" w:cs="Times New Roman"/>
+              </w:rPr>
+            </w:pPr>
+            <w:r>
+              <w:rPr>
+                <w:rFonts w:ascii="Times New Roman" w:hAnsi="Times New Roman" w:cs="Times New Roman"/>
+              </w:rPr>
+              <w:t>use_mass_difference</w:t>
+            </w:r>
+          </w:p>
+        </w:tc>
+        <w:tc>
+          <w:tcPr>
+            <w:tcW w:w="1554" w:type="dxa"/>
+            <w:vAlign w:val="center"/>
+            <w:hideMark/>
+          </w:tcPr>
+          <w:p>
+            <w:pPr>
+              <w:jc w:val="center"/>
+              <w:rPr>
+                <w:rFonts w:ascii="Times New Roman" w:hAnsi="Times New Roman" w:cs="Times New Roman"/>
+              </w:rPr>
+            </w:pPr>
+            <w:r>
+              <w:rPr>
+                <w:rFonts w:ascii="Times New Roman" w:hAnsi="Times New Roman" w:cs="Times New Roman"/>
+              </w:rPr>
+              <w:t>'' (empty)</w:t>
+            </w:r>
+          </w:p>
+        </w:tc>
+        <w:tc>
+          <w:tcPr>
+            <w:tcW w:w="6434" w:type="dxa"/>
+            <w:hideMark/>
+          </w:tcPr>
+          <w:p>
+            <w:pPr>
+              <w:rPr>
+                <w:rFonts w:ascii="Times New Roman" w:hAnsi="Times New Roman" w:cs="Times New Roman"/>
+              </w:rPr>
+            </w:pPr>
+            <w:r>
+              <w:rPr>
+                <w:rFonts w:ascii="Times New Roman" w:hAnsi="Times New Roman" w:cs="Times New Roman"/>
+              </w:rPr>
+              <w:t>Enables mass difference correction for isotope patterns. Set to 'none' to disable.</w:t>
+            </w:r>
+          </w:p>
+        </w:tc>
+      </w:tr>
+      <w:tr>
+        <w:tc>
+          <w:tcPr>
+            <w:tcW w:w="2203" w:type="dxa"/>
+            <w:vMerge w:val="restart"/>
+            <w:vAlign w:val="center"/>
+            <w:hideMark/>
+          </w:tcPr>
+          <w:p>
+            <w:pPr>
+              <w:jc w:val="center"/>
+              <w:rPr>
+                <w:rFonts w:ascii="Times New Roman" w:hAnsi="Times New Roman" w:cs="Times New Roman"/>
+              </w:rPr>
+            </w:pPr>
+            <w:r>
+              <w:rPr>
+                <w:rFonts w:ascii="Times New Roman" w:hAnsi="Times New Roman" w:cs="Times New Roman"/>
+                <w:b/>
+                <w:bCs/>
+              </w:rPr>
+              <w:t>Dereplication</w:t>
+            </w:r>
+          </w:p>
+        </w:tc>
+        <w:tc>
+          <w:tcPr>
+            <w:tcW w:w="2759" w:type="dxa"/>
+            <w:vAlign w:val="center"/>
+            <w:hideMark/>
+          </w:tcPr>
+          <w:p>
+            <w:pPr>
+              <w:jc w:val="center"/>
+              <w:rPr>
+                <w:rFonts w:ascii="Times New Roman" w:hAnsi="Times New Roman" w:cs="Times New Roman"/>
+              </w:rPr>
+            </w:pPr>
+            <w:r>
+              <w:rPr>
+                <w:rFonts w:ascii="Times New Roman" w:hAnsi="Times New Roman" w:cs="Times New Roman"/>
+              </w:rPr>
+              <w:t>error_ppm</w:t>
+            </w:r>
+          </w:p>
+        </w:tc>
+        <w:tc>
+          <w:tcPr>
+            <w:tcW w:w="1554" w:type="dxa"/>
+            <w:vAlign w:val="center"/>
+            <w:hideMark/>
+          </w:tcPr>
+          <w:p>
+            <w:pPr>
+              <w:jc w:val="center"/>
+              <w:rPr>
+                <w:rFonts w:ascii="Times New Roman" w:hAnsi="Times New Roman" w:cs="Times New Roman"/>
+              </w:rPr>
+            </w:pPr>
+            <w:r>
+              <w:rPr>
+                <w:rFonts w:ascii="Times New Roman" w:hAnsi="Times New Roman" w:cs="Times New Roman"/>
+              </w:rPr>
+              <w:t>10</w:t>
+            </w:r>
+          </w:p>
+        </w:tc>
+        <w:tc>
+          <w:tcPr>
+            <w:tcW w:w="6434" w:type="dxa"/>
+            <w:hideMark/>
+          </w:tcPr>
+          <w:p>
+            <w:pPr>
+              <w:rPr>
+                <w:rFonts w:ascii="Times New Roman" w:hAnsi="Times New Roman" w:cs="Times New Roman"/>
+              </w:rPr>
+            </w:pPr>
+            <w:r>
+              <w:rPr>
+                <w:rFonts w:ascii="Times New Roman" w:hAnsi="Times New Roman" w:cs="Times New Roman"/>
+              </w:rPr>
+              <w:t>Precursor mass tolerance (ppm) for database matching.</w:t>
+            </w:r>
+          </w:p>
+        </w:tc>
+      </w:tr>
+      <w:tr>
+        <w:tc>
+          <w:tcPr>
+            <w:tcW w:w="2203" w:type="dxa"/>
+            <w:vMerge/>
+            <w:vAlign w:val="center"/>
+            <w:hideMark/>
+          </w:tcPr>
+          <w:p>
+            <w:pPr>
+              <w:jc w:val="center"/>
+              <w:rPr>
+                <w:rFonts w:ascii="Times New Roman" w:hAnsi="Times New Roman" w:cs="Times New Roman"/>
+              </w:rPr>
+            </w:pPr>
+          </w:p>
+        </w:tc>
+        <w:tc>
+          <w:tcPr>
+            <w:tcW w:w="2759" w:type="dxa"/>
+            <w:vAlign w:val="center"/>
+            <w:hideMark/>
+          </w:tcPr>
+          <w:p>
+            <w:pPr>
+              <w:jc w:val="center"/>
+              <w:rPr>
+                <w:rFonts w:ascii="Times New Roman" w:hAnsi="Times New Roman" w:cs="Times New Roman"/>
+              </w:rPr>
+            </w:pPr>
+            <w:r>
+              <w:rPr>
+                <w:rFonts w:ascii="Times New Roman" w:hAnsi="Times New Roman" w:cs="Times New Roman"/>
+              </w:rPr>
+              <w:t>Inty_cosine_score</w:t>
+            </w:r>
+          </w:p>
+        </w:tc>
+        <w:tc>
+          <w:tcPr>
+            <w:tcW w:w="1554" w:type="dxa"/>
+            <w:vAlign w:val="center"/>
+            <w:hideMark/>
+          </w:tcPr>
+          <w:p>
+            <w:pPr>
+              <w:jc w:val="center"/>
+              <w:rPr>
+                <w:rFonts w:ascii="Times New Roman" w:hAnsi="Times New Roman" w:cs="Times New Roman"/>
+              </w:rPr>
+            </w:pPr>
+            <w:r>
+              <w:rPr>
+                <w:rFonts w:ascii="Times New Roman" w:hAnsi="Times New Roman" w:cs="Times New Roman"/>
+              </w:rPr>
+              <w:t>0.96</w:t>
+            </w:r>
+          </w:p>
+        </w:tc>
+        <w:tc>
+          <w:tcPr>
+            <w:tcW w:w="6434" w:type="dxa"/>
+            <w:hideMark/>
+          </w:tcPr>
+          <w:p>
+            <w:pPr>
+              <w:rPr>
+                <w:rFonts w:ascii="Times New Roman" w:hAnsi="Times New Roman" w:cs="Times New Roman"/>
+              </w:rPr>
+            </w:pPr>
+            <w:r>
+              <w:rPr>
+                <w:rFonts w:ascii="Times New Roman" w:hAnsi="Times New Roman" w:cs="Times New Roman"/>
+              </w:rPr>
+              <w:t>Minimum cosine similarity threshold between experimental and theoretical isotope intensities.</w:t>
+            </w:r>
+          </w:p>
+        </w:tc>
+      </w:tr>
+      <w:tr>
+        <w:tc>
+          <w:tcPr>
+            <w:tcW w:w="2203" w:type="dxa"/>
+            <w:vMerge w:val="restart"/>
+            <w:vAlign w:val="center"/>
+            <w:hideMark/>
+          </w:tcPr>
+          <w:p>
+            <w:pPr>
+              <w:jc w:val="center"/>
+              <w:rPr>
+                <w:rFonts w:ascii="Times New Roman" w:hAnsi="Times New Roman" w:cs="Times New Roman"/>
+              </w:rPr>
+            </w:pPr>
+            <w:r>
+              <w:rPr>
+                <w:rFonts w:ascii="Times New Roman" w:hAnsi="Times New Roman" w:cs="Times New Roman"/>
+                <w:b/>
+                <w:bCs/>
+              </w:rPr>
+              <w:t>FeatureFinding</w:t>
+            </w:r>
+            <w:r>
+              <w:rPr>
+                <w:rFonts w:ascii="Times New Roman" w:hAnsi="Times New Roman" w:cs="Times New Roman"/>
+                <w:b/>
+                <w:bCs/>
+              </w:rPr>
+              <w:br/>
+              <w:t>(Mass Trace Detection)</w:t>
+            </w:r>
+          </w:p>
+        </w:tc>
+        <w:tc>
+          <w:tcPr>
+            <w:tcW w:w="2759" w:type="dxa"/>
+            <w:vAlign w:val="center"/>
+            <w:hideMark/>
+          </w:tcPr>
+          <w:p>
+            <w:pPr>
+              <w:jc w:val="center"/>
+              <w:rPr>
+                <w:rFonts w:ascii="Times New Roman" w:hAnsi="Times New Roman" w:cs="Times New Roman"/>
+              </w:rPr>
+            </w:pPr>
+            <w:r>
+              <w:rPr>
+                <w:rFonts w:ascii="Times New Roman" w:hAnsi="Times New Roman" w:cs="Times New Roman"/>
+              </w:rPr>
+              <w:t>mass_error_ppm</w:t>
+            </w:r>
+          </w:p>
+        </w:tc>
+        <w:tc>
+          <w:tcPr>
+            <w:tcW w:w="1554" w:type="dxa"/>
+            <w:vAlign w:val="center"/>
+            <w:hideMark/>
+          </w:tcPr>
+          <w:p>
+            <w:pPr>
+              <w:jc w:val="center"/>
+              <w:rPr>
+                <w:rFonts w:ascii="Times New Roman" w:hAnsi="Times New Roman" w:cs="Times New Roman"/>
+              </w:rPr>
+            </w:pPr>
+            <w:r>
+              <w:rPr>
+                <w:rFonts w:ascii="Times New Roman" w:hAnsi="Times New Roman" w:cs="Times New Roman"/>
+              </w:rPr>
+              <w:t>10.0</w:t>
+            </w:r>
+          </w:p>
+        </w:tc>
+        <w:tc>
+          <w:tcPr>
+            <w:tcW w:w="6434" w:type="dxa"/>
+            <w:hideMark/>
+          </w:tcPr>
+          <w:p>
+            <w:pPr>
+              <w:rPr>
+                <w:rFonts w:ascii="Times New Roman" w:hAnsi="Times New Roman" w:cs="Times New Roman"/>
+              </w:rPr>
+            </w:pPr>
+            <w:r>
+              <w:rPr>
+                <w:rFonts w:ascii="Times New Roman" w:hAnsi="Times New Roman" w:cs="Times New Roman"/>
+              </w:rPr>
+              <w:t>Mass error (ppm) for grouping ions into mass traces.</w:t>
+            </w:r>
+          </w:p>
+        </w:tc>
+      </w:tr>
+      <w:tr>
+        <w:tc>
+          <w:tcPr>
+            <w:tcW w:w="2203" w:type="dxa"/>
+            <w:vMerge/>
+            <w:vAlign w:val="center"/>
+            <w:hideMark/>
+          </w:tcPr>
+          <w:p>
+            <w:pPr>
+              <w:jc w:val="center"/>
+              <w:rPr>
+                <w:rFonts w:ascii="Times New Roman" w:hAnsi="Times New Roman" w:cs="Times New Roman"/>
+              </w:rPr>
+            </w:pPr>
+          </w:p>
+        </w:tc>
+        <w:tc>
+          <w:tcPr>
+            <w:tcW w:w="2759" w:type="dxa"/>
+            <w:vAlign w:val="center"/>
+            <w:hideMark/>
+          </w:tcPr>
+          <w:p>
+            <w:pPr>
+              <w:jc w:val="center"/>
+              <w:rPr>
+                <w:rFonts w:ascii="Times New Roman" w:hAnsi="Times New Roman" w:cs="Times New Roman"/>
+              </w:rPr>
+            </w:pPr>
+            <w:r>
+              <w:rPr>
+                <w:rFonts w:ascii="Times New Roman" w:hAnsi="Times New Roman" w:cs="Times New Roman"/>
+              </w:rPr>
+              <w:t>min_trace_length</w:t>
+            </w:r>
+          </w:p>
+        </w:tc>
+        <w:tc>
+          <w:tcPr>
+            <w:tcW w:w="1554" w:type="dxa"/>
+            <w:vAlign w:val="center"/>
+            <w:hideMark/>
+          </w:tcPr>
+          <w:p>
+            <w:pPr>
+              <w:jc w:val="center"/>
+              <w:rPr>
+                <w:rFonts w:ascii="Times New Roman" w:hAnsi="Times New Roman" w:cs="Times New Roman"/>
+              </w:rPr>
+            </w:pPr>
+            <w:r>
+              <w:rPr>
+                <w:rFonts w:ascii="Times New Roman" w:hAnsi="Times New Roman" w:cs="Times New Roman"/>
+              </w:rPr>
+              <w:t>3.0</w:t>
+            </w:r>
+          </w:p>
+        </w:tc>
+        <w:tc>
+          <w:tcPr>
+            <w:tcW w:w="6434" w:type="dxa"/>
+            <w:hideMark/>
+          </w:tcPr>
+          <w:p>
+            <w:pPr>
+              <w:rPr>
+                <w:rFonts w:ascii="Times New Roman" w:hAnsi="Times New Roman" w:cs="Times New Roman"/>
+              </w:rPr>
+            </w:pPr>
+            <w:r>
+              <w:rPr>
+                <w:rFonts w:ascii="Times New Roman" w:hAnsi="Times New Roman" w:cs="Times New Roman"/>
+              </w:rPr>
+              <w:t>Minimum number of data points required for a mass trace.</w:t>
+            </w:r>
+          </w:p>
+        </w:tc>
+      </w:tr>
+      <w:tr>
+        <w:tc>
+          <w:tcPr>
+            <w:tcW w:w="2203" w:type="dxa"/>
+            <w:vMerge/>
+            <w:vAlign w:val="center"/>
+            <w:hideMark/>
+          </w:tcPr>
+          <w:p>
+            <w:pPr>
+              <w:jc w:val="center"/>
+              <w:rPr>
+                <w:rFonts w:ascii="Times New Roman" w:hAnsi="Times New Roman" w:cs="Times New Roman"/>
+              </w:rPr>
+            </w:pPr>
+          </w:p>
+        </w:tc>
+        <w:tc>
+          <w:tcPr>
+            <w:tcW w:w="2759" w:type="dxa"/>
+            <w:vAlign w:val="center"/>
+            <w:hideMark/>
+          </w:tcPr>
+          <w:p>
+            <w:pPr>
+              <w:jc w:val="center"/>
+              <w:rPr>
+                <w:rFonts w:ascii="Times New Roman" w:hAnsi="Times New Roman" w:cs="Times New Roman"/>
+              </w:rPr>
+            </w:pPr>
+            <w:r>
+              <w:rPr>
+                <w:rFonts w:ascii="Times New Roman" w:hAnsi="Times New Roman" w:cs="Times New Roman"/>
+              </w:rPr>
+              <w:t>noise_threshold_int</w:t>
+            </w:r>
+          </w:p>
+        </w:tc>
+        <w:tc>
+          <w:tcPr>
+            <w:tcW w:w="1554" w:type="dxa"/>
+            <w:vAlign w:val="center"/>
+            <w:hideMark/>
+          </w:tcPr>
+          <w:p>
+            <w:pPr>
+              <w:jc w:val="center"/>
+              <w:rPr>
+                <w:rFonts w:ascii="Times New Roman" w:hAnsi="Times New Roman" w:cs="Times New Roman"/>
+              </w:rPr>
+            </w:pPr>
+            <w:r>
+              <w:rPr>
+                <w:rFonts w:ascii="Times New Roman" w:hAnsi="Times New Roman" w:cs="Times New Roman" w:hint="eastAsia"/>
+              </w:rPr>
+              <w:t>10</w:t>
+            </w:r>
+            <w:r>
+              <w:rPr>
+                <w:rFonts w:ascii="Times New Roman" w:hAnsi="Times New Roman" w:cs="Times New Roman"/>
+              </w:rPr>
+              <w:t>00.0</w:t>
+            </w:r>
+          </w:p>
+        </w:tc>
+        <w:tc>
+          <w:tcPr>
+            <w:tcW w:w="6434" w:type="dxa"/>
+            <w:hideMark/>
+          </w:tcPr>
+          <w:p>
+            <w:pPr>
+              <w:rPr>
+                <w:rFonts w:ascii="Times New Roman" w:hAnsi="Times New Roman" w:cs="Times New Roman"/>
+              </w:rPr>
+            </w:pPr>
+            <w:r>
+              <w:rPr>
+                <w:rFonts w:ascii="Times New Roman" w:hAnsi="Times New Roman" w:cs="Times New Roman"/>
+              </w:rPr>
+              <w:t>Intensity threshold below which signals are considered noise.</w:t>
+            </w:r>
+          </w:p>
+        </w:tc>
+      </w:tr>
+      <w:tr>
+        <w:tc>
+          <w:tcPr>
+            <w:tcW w:w="2203" w:type="dxa"/>
+            <w:vMerge/>
+            <w:vAlign w:val="center"/>
+            <w:hideMark/>
+          </w:tcPr>
+          <w:p>
+            <w:pPr>
+              <w:jc w:val="center"/>
+              <w:rPr>
+                <w:rFonts w:ascii="Times New Roman" w:hAnsi="Times New Roman" w:cs="Times New Roman"/>
+              </w:rPr>
+            </w:pPr>
+          </w:p>
+        </w:tc>
+        <w:tc>
+          <w:tcPr>
+            <w:tcW w:w="2759" w:type="dxa"/>
+            <w:vAlign w:val="center"/>
+            <w:hideMark/>
+          </w:tcPr>
+          <w:p>
+            <w:pPr>
+              <w:jc w:val="center"/>
+              <w:rPr>
+                <w:rFonts w:ascii="Times New Roman" w:hAnsi="Times New Roman" w:cs="Times New Roman"/>
+              </w:rPr>
+            </w:pPr>
+            <w:r>
+              <w:rPr>
+                <w:rFonts w:ascii="Times New Roman" w:hAnsi="Times New Roman" w:cs="Times New Roman"/>
+              </w:rPr>
+              <w:t>chrom_peak_snr</w:t>
+            </w:r>
+          </w:p>
+        </w:tc>
+        <w:tc>
+          <w:tcPr>
+            <w:tcW w:w="1554" w:type="dxa"/>
+            <w:vAlign w:val="center"/>
+            <w:hideMark/>
+          </w:tcPr>
+          <w:p>
+            <w:pPr>
+              <w:jc w:val="center"/>
+              <w:rPr>
+                <w:rFonts w:ascii="Times New Roman" w:hAnsi="Times New Roman" w:cs="Times New Roman"/>
+              </w:rPr>
+            </w:pPr>
+            <w:r>
+              <w:rPr>
+                <w:rFonts w:ascii="Times New Roman" w:hAnsi="Times New Roman" w:cs="Times New Roman"/>
+              </w:rPr>
+              <w:t>6.0</w:t>
+            </w:r>
+          </w:p>
+        </w:tc>
+        <w:tc>
+          <w:tcPr>
+            <w:tcW w:w="6434" w:type="dxa"/>
+            <w:hideMark/>
+          </w:tcPr>
+          <w:p>
+            <w:pPr>
+              <w:rPr>
+                <w:rFonts w:ascii="Times New Roman" w:hAnsi="Times New Roman" w:cs="Times New Roman"/>
+              </w:rPr>
+            </w:pPr>
+            <w:r>
+              <w:rPr>
+                <w:rFonts w:ascii="Times New Roman" w:hAnsi="Times New Roman" w:cs="Times New Roman"/>
+              </w:rPr>
+              <w:t>Signal-to-noise ratio threshold for chromatographic peak detection.</w:t>
+            </w:r>
+          </w:p>
+        </w:tc>
+      </w:tr>
+      <w:tr>
+        <w:tc>
+          <w:tcPr>
+            <w:tcW w:w="2203" w:type="dxa"/>
+            <w:vMerge w:val="restart"/>
+            <w:vAlign w:val="center"/>
+            <w:hideMark/>
+          </w:tcPr>
+          <w:p>
+            <w:pPr>
+              <w:jc w:val="center"/>
+              <w:rPr>
+                <w:rFonts w:ascii="Times New Roman" w:hAnsi="Times New Roman" w:cs="Times New Roman"/>
+              </w:rPr>
+            </w:pPr>
+            <w:r>
+              <w:rPr>
+                <w:rFonts w:ascii="Times New Roman" w:hAnsi="Times New Roman" w:cs="Times New Roman"/>
+                <w:b/>
+                <w:bCs/>
+              </w:rPr>
+              <w:t>FeatureFinding</w:t>
+            </w:r>
+            <w:r>
+              <w:rPr>
+                <w:rFonts w:ascii="Times New Roman" w:hAnsi="Times New Roman" w:cs="Times New Roman" w:hint="eastAsia"/>
+                <w:b/>
+                <w:bCs/>
+              </w:rPr>
+              <w:t xml:space="preserve"> </w:t>
+            </w:r>
+            <w:r>
+              <w:rPr>
+                <w:rFonts w:ascii="Times New Roman" w:hAnsi="Times New Roman" w:cs="Times New Roman"/>
+                <w:b/>
+                <w:bCs/>
+              </w:rPr>
+              <w:t>(Elution Peak Detection)</w:t>
+            </w:r>
+          </w:p>
+        </w:tc>
+        <w:tc>
+          <w:tcPr>
+            <w:tcW w:w="2759" w:type="dxa"/>
+            <w:vAlign w:val="center"/>
+            <w:hideMark/>
+          </w:tcPr>
+          <w:p>
+            <w:pPr>
+              <w:jc w:val="center"/>
+              <w:rPr>
+                <w:rFonts w:ascii="Times New Roman" w:hAnsi="Times New Roman" w:cs="Times New Roman"/>
+              </w:rPr>
+            </w:pPr>
+            <w:r>
+              <w:rPr>
+                <w:rFonts w:ascii="Times New Roman" w:hAnsi="Times New Roman" w:cs="Times New Roman"/>
+              </w:rPr>
+              <w:t>chrom_fwhm</w:t>
+            </w:r>
+          </w:p>
+        </w:tc>
+        <w:tc>
+          <w:tcPr>
+            <w:tcW w:w="1554" w:type="dxa"/>
+            <w:vAlign w:val="center"/>
+            <w:hideMark/>
+          </w:tcPr>
+          <w:p>
+            <w:pPr>
+              <w:jc w:val="center"/>
+              <w:rPr>
+                <w:rFonts w:ascii="Times New Roman" w:hAnsi="Times New Roman" w:cs="Times New Roman"/>
+              </w:rPr>
+            </w:pPr>
+            <w:r>
+              <w:rPr>
+                <w:rFonts w:ascii="Times New Roman" w:hAnsi="Times New Roman" w:cs="Times New Roman"/>
+              </w:rPr>
+              <w:t>3.0</w:t>
+            </w:r>
+          </w:p>
+        </w:tc>
+        <w:tc>
+          <w:tcPr>
+            <w:tcW w:w="6434" w:type="dxa"/>
+            <w:hideMark/>
+          </w:tcPr>
+          <w:p>
+            <w:pPr>
+              <w:rPr>
+                <w:rFonts w:ascii="Times New Roman" w:hAnsi="Times New Roman" w:cs="Times New Roman"/>
+              </w:rPr>
+            </w:pPr>
+            <w:r>
+              <w:rPr>
+                <w:rFonts w:ascii="Times New Roman" w:hAnsi="Times New Roman" w:cs="Times New Roman"/>
+              </w:rPr>
+              <w:t>Expected chromatographic peak width (full width at half maximum).</w:t>
+            </w:r>
+          </w:p>
+        </w:tc>
+      </w:tr>
+      <w:tr>
+        <w:tc>
+          <w:tcPr>
+            <w:tcW w:w="2203" w:type="dxa"/>
+            <w:vMerge/>
+            <w:vAlign w:val="center"/>
+            <w:hideMark/>
+          </w:tcPr>
+          <w:p>
+            <w:pPr>
+              <w:jc w:val="center"/>
+              <w:rPr>
+                <w:rFonts w:ascii="Times New Roman" w:hAnsi="Times New Roman" w:cs="Times New Roman"/>
+              </w:rPr>
+            </w:pPr>
+          </w:p>
+        </w:tc>
+        <w:tc>
+          <w:tcPr>
+            <w:tcW w:w="2759" w:type="dxa"/>
+            <w:vAlign w:val="center"/>
+            <w:hideMark/>
+          </w:tcPr>
+          <w:p>
+            <w:pPr>
+              <w:jc w:val="center"/>
+              <w:rPr>
+                <w:rFonts w:ascii="Times New Roman" w:hAnsi="Times New Roman" w:cs="Times New Roman"/>
+              </w:rPr>
+            </w:pPr>
+            <w:r>
+              <w:rPr>
+                <w:rFonts w:ascii="Times New Roman" w:hAnsi="Times New Roman" w:cs="Times New Roman"/>
+              </w:rPr>
+              <w:t>min_fwhm / max_fwhm</w:t>
+            </w:r>
+          </w:p>
+        </w:tc>
+        <w:tc>
+          <w:tcPr>
+            <w:tcW w:w="1554" w:type="dxa"/>
+            <w:vAlign w:val="center"/>
+            <w:hideMark/>
+          </w:tcPr>
+          <w:p>
+            <w:pPr>
+              <w:jc w:val="center"/>
+              <w:rPr>
+                <w:rFonts w:ascii="Times New Roman" w:hAnsi="Times New Roman" w:cs="Times New Roman"/>
+              </w:rPr>
+            </w:pPr>
+            <w:r>
+              <w:rPr>
+                <w:rFonts w:ascii="Times New Roman" w:hAnsi="Times New Roman" w:cs="Times New Roman"/>
+              </w:rPr>
+              <w:t>1.0 / 60.0</w:t>
+            </w:r>
+          </w:p>
+        </w:tc>
+        <w:tc>
+          <w:tcPr>
+            <w:tcW w:w="6434" w:type="dxa"/>
+            <w:hideMark/>
+          </w:tcPr>
+          <w:p>
+            <w:pPr>
+              <w:rPr>
+                <w:rFonts w:ascii="Times New Roman" w:hAnsi="Times New Roman" w:cs="Times New Roman"/>
+              </w:rPr>
+            </w:pPr>
+            <w:r>
+              <w:rPr>
+                <w:rFonts w:ascii="Times New Roman" w:hAnsi="Times New Roman" w:cs="Times New Roman"/>
+              </w:rPr>
+              <w:t>Minimum and maximum allowed peak width.</w:t>
+            </w:r>
+          </w:p>
+        </w:tc>
+      </w:tr>
+      <w:tr>
+        <w:tc>
+          <w:tcPr>
+            <w:tcW w:w="2203" w:type="dxa"/>
+            <w:vMerge w:val="restart"/>
+            <w:vAlign w:val="center"/>
+            <w:hideMark/>
+          </w:tcPr>
+          <w:p>
+            <w:pPr>
+              <w:jc w:val="center"/>
+              <w:rPr>
+                <w:rFonts w:ascii="Times New Roman" w:hAnsi="Times New Roman" w:cs="Times New Roman"/>
+              </w:rPr>
+            </w:pPr>
+            <w:r>
+              <w:rPr>
+                <w:rFonts w:ascii="Times New Roman" w:hAnsi="Times New Roman" w:cs="Times New Roman"/>
+                <w:b/>
+                <w:bCs/>
+              </w:rPr>
+              <w:t>FeatureFinding</w:t>
+            </w:r>
+            <w:r>
+              <w:rPr>
+                <w:rFonts w:ascii="Times New Roman" w:hAnsi="Times New Roman" w:cs="Times New Roman" w:hint="eastAsia"/>
+                <w:b/>
+                <w:bCs/>
+              </w:rPr>
+              <w:t xml:space="preserve"> </w:t>
+            </w:r>
+            <w:r>
+              <w:rPr>
+                <w:rFonts w:ascii="Times New Roman" w:hAnsi="Times New Roman" w:cs="Times New Roman"/>
+                <w:b/>
+                <w:bCs/>
+              </w:rPr>
+              <w:t>(Feature Detection)</w:t>
+            </w:r>
+          </w:p>
+        </w:tc>
+        <w:tc>
+          <w:tcPr>
+            <w:tcW w:w="2759" w:type="dxa"/>
+            <w:vAlign w:val="center"/>
+            <w:hideMark/>
+          </w:tcPr>
+          <w:p>
+            <w:pPr>
+              <w:jc w:val="center"/>
+              <w:rPr>
+                <w:rFonts w:ascii="Times New Roman" w:hAnsi="Times New Roman" w:cs="Times New Roman"/>
+              </w:rPr>
+            </w:pPr>
+            <w:r>
+              <w:rPr>
+                <w:rFonts w:ascii="Times New Roman" w:hAnsi="Times New Roman" w:cs="Times New Roman"/>
+              </w:rPr>
+              <w:t>local_mz_range</w:t>
+            </w:r>
+          </w:p>
+        </w:tc>
+        <w:tc>
+          <w:tcPr>
+            <w:tcW w:w="1554" w:type="dxa"/>
+            <w:vAlign w:val="center"/>
+            <w:hideMark/>
+          </w:tcPr>
+          <w:p>
+            <w:pPr>
+              <w:jc w:val="center"/>
+              <w:rPr>
+                <w:rFonts w:ascii="Times New Roman" w:hAnsi="Times New Roman" w:cs="Times New Roman"/>
+              </w:rPr>
+            </w:pPr>
+            <w:r>
+              <w:rPr>
+                <w:rFonts w:ascii="Times New Roman" w:hAnsi="Times New Roman" w:cs="Times New Roman"/>
+              </w:rPr>
+              <w:t>5.5</w:t>
+            </w:r>
+          </w:p>
+        </w:tc>
+        <w:tc>
+          <w:tcPr>
+            <w:tcW w:w="6434" w:type="dxa"/>
+            <w:hideMark/>
+          </w:tcPr>
+          <w:p>
+            <w:pPr>
+              <w:rPr>
+                <w:rFonts w:ascii="Times New Roman" w:hAnsi="Times New Roman" w:cs="Times New Roman"/>
+              </w:rPr>
+            </w:pPr>
+            <w:r>
+              <w:rPr>
+                <w:rFonts w:ascii="Times New Roman" w:hAnsi="Times New Roman" w:cs="Times New Roman"/>
+              </w:rPr>
+              <w:t>m/z range for grouping mass traces into features.</w:t>
+            </w:r>
+          </w:p>
+        </w:tc>
+      </w:tr>
+      <w:tr>
+        <w:tc>
+          <w:tcPr>
+            <w:tcW w:w="2203" w:type="dxa"/>
+            <w:vMerge/>
+            <w:hideMark/>
+          </w:tcPr>
+          <w:p>
+            <w:pPr>
+              <w:rPr>
+                <w:rFonts w:ascii="Times New Roman" w:hAnsi="Times New Roman" w:cs="Times New Roman"/>
+              </w:rPr>
+            </w:pPr>
+          </w:p>
+        </w:tc>
+        <w:tc>
+          <w:tcPr>
+            <w:tcW w:w="2759" w:type="dxa"/>
+            <w:vAlign w:val="center"/>
+            <w:hideMark/>
+          </w:tcPr>
+          <w:p>
+            <w:pPr>
+              <w:jc w:val="center"/>
+              <w:rPr>
+                <w:rFonts w:ascii="Times New Roman" w:hAnsi="Times New Roman" w:cs="Times New Roman"/>
+              </w:rPr>
+            </w:pPr>
+            <w:r>
+              <w:rPr>
+                <w:rFonts w:ascii="Times New Roman" w:hAnsi="Times New Roman" w:cs="Times New Roman"/>
+              </w:rPr>
+              <w:t>mz_scoring_by_elements</w:t>
+            </w:r>
+          </w:p>
+        </w:tc>
+        <w:tc>
+          <w:tcPr>
+            <w:tcW w:w="1554" w:type="dxa"/>
+            <w:vAlign w:val="center"/>
+            <w:hideMark/>
+          </w:tcPr>
+          <w:p>
+            <w:pPr>
+              <w:jc w:val="center"/>
+              <w:rPr>
+                <w:rFonts w:ascii="Times New Roman" w:hAnsi="Times New Roman" w:cs="Times New Roman"/>
+              </w:rPr>
+            </w:pPr>
+            <w:r>
+              <w:rPr>
+                <w:rFonts w:ascii="Times New Roman" w:hAnsi="Times New Roman" w:cs="Times New Roman"/>
+              </w:rPr>
+              <w:t>true</w:t>
+            </w:r>
+          </w:p>
+        </w:tc>
+        <w:tc>
+          <w:tcPr>
+            <w:tcW w:w="6434" w:type="dxa"/>
+            <w:hideMark/>
+          </w:tcPr>
+          <w:p>
+            <w:pPr>
+              <w:rPr>
+                <w:rFonts w:ascii="Times New Roman" w:hAnsi="Times New Roman" w:cs="Times New Roman"/>
+              </w:rPr>
+            </w:pPr>
+            <w:r>
+              <w:rPr>
+                <w:rFonts w:ascii="Times New Roman" w:hAnsi="Times New Roman" w:cs="Times New Roman"/>
+              </w:rPr>
+              <w:t>Enables scoring by elemental composition (essential for DeepHalo).</w:t>
+            </w:r>
+          </w:p>
+        </w:tc>
+      </w:tr>
+      <w:tr>
+        <w:tc>
+          <w:tcPr>
+            <w:tcW w:w="2203" w:type="dxa"/>
+            <w:vMerge/>
+            <w:hideMark/>
+          </w:tcPr>
+          <w:p>
+            <w:pPr>
+              <w:rPr>
+                <w:rFonts w:ascii="Times New Roman" w:hAnsi="Times New Roman" w:cs="Times New Roman"/>
+              </w:rPr>
+            </w:pPr>
+          </w:p>
+        </w:tc>
+        <w:tc>
+          <w:tcPr>
+            <w:tcW w:w="2759" w:type="dxa"/>
+            <w:vAlign w:val="center"/>
+            <w:hideMark/>
+          </w:tcPr>
+          <w:p>
+            <w:pPr>
+              <w:jc w:val="center"/>
+              <w:rPr>
+                <w:rFonts w:ascii="Times New Roman" w:hAnsi="Times New Roman" w:cs="Times New Roman"/>
+              </w:rPr>
+            </w:pPr>
+            <w:r>
+              <w:rPr>
+                <w:rFonts w:ascii="Times New Roman" w:hAnsi="Times New Roman" w:cs="Times New Roman"/>
+              </w:rPr>
+              <w:t>elements</w:t>
+            </w:r>
+          </w:p>
+        </w:tc>
+        <w:tc>
+          <w:tcPr>
+            <w:tcW w:w="1554" w:type="dxa"/>
+            <w:vAlign w:val="center"/>
+            <w:hideMark/>
+          </w:tcPr>
+          <w:p>
+            <w:pPr>
+              <w:jc w:val="center"/>
+              <w:rPr>
+                <w:rFonts w:ascii="Times New Roman" w:hAnsi="Times New Roman" w:cs="Times New Roman"/>
+              </w:rPr>
+            </w:pPr>
+            <w:r>
+              <w:rPr>
+                <w:rFonts w:ascii="Times New Roman" w:hAnsi="Times New Roman" w:cs="Times New Roman"/>
+              </w:rPr>
+              <w:t>"CHNOPSFClBrINaFeSeB"</w:t>
+            </w:r>
+          </w:p>
+        </w:tc>
+        <w:tc>
+          <w:tcPr>
+            <w:tcW w:w="6434" w:type="dxa"/>
+            <w:hideMark/>
+          </w:tcPr>
+          <w:p>
+            <w:pPr>
+              <w:rPr>
+                <w:rFonts w:ascii="Times New Roman" w:hAnsi="Times New Roman" w:cs="Times New Roman"/>
+              </w:rPr>
+            </w:pPr>
+            <w:r>
+              <w:rPr>
+                <w:rFonts w:ascii="Times New Roman" w:hAnsi="Times New Roman" w:cs="Times New Roman"/>
+              </w:rPr>
+              <w:t>Elements considered for theoretical isotope pattern generation.</w:t>
+            </w:r>
+          </w:p>
+        </w:tc>
+      </w:tr>
+      <w:tr>
+        <w:tc>
+          <w:tcPr>
+            <w:tcW w:w="2203" w:type="dxa"/>
+            <w:vMerge/>
+            <w:hideMark/>
+          </w:tcPr>
+          <w:p>
+            <w:pPr>
+              <w:rPr>
+                <w:rFonts w:ascii="Times New Roman" w:hAnsi="Times New Roman" w:cs="Times New Roman"/>
+              </w:rPr>
+            </w:pPr>
+          </w:p>
+        </w:tc>
+        <w:tc>
+          <w:tcPr>
+            <w:tcW w:w="2759" w:type="dxa"/>
+            <w:vAlign w:val="center"/>
+            <w:hideMark/>
+          </w:tcPr>
+          <w:p>
+            <w:pPr>
+              <w:jc w:val="center"/>
+              <w:rPr>
+                <w:rFonts w:ascii="Times New Roman" w:hAnsi="Times New Roman" w:cs="Times New Roman"/>
+              </w:rPr>
+            </w:pPr>
+            <w:r>
+              <w:rPr>
+                <w:rFonts w:ascii="Times New Roman" w:hAnsi="Times New Roman" w:cs="Times New Roman"/>
+              </w:rPr>
+              <w:t>remove_single_traces</w:t>
+            </w:r>
+          </w:p>
+        </w:tc>
+        <w:tc>
+          <w:tcPr>
+            <w:tcW w:w="1554" w:type="dxa"/>
+            <w:vAlign w:val="center"/>
+            <w:hideMark/>
+          </w:tcPr>
+          <w:p>
+            <w:pPr>
+              <w:jc w:val="center"/>
+              <w:rPr>
+                <w:rFonts w:ascii="Times New Roman" w:hAnsi="Times New Roman" w:cs="Times New Roman"/>
+              </w:rPr>
+            </w:pPr>
+            <w:r>
+              <w:rPr>
+                <w:rFonts w:ascii="Times New Roman" w:hAnsi="Times New Roman" w:cs="Times New Roman"/>
+              </w:rPr>
+              <w:t>true</w:t>
+            </w:r>
+          </w:p>
+        </w:tc>
+        <w:tc>
+          <w:tcPr>
+            <w:tcW w:w="6434" w:type="dxa"/>
+            <w:hideMark/>
+          </w:tcPr>
+          <w:p>
+            <w:pPr>
+              <w:rPr>
+                <w:rFonts w:ascii="Times New Roman" w:hAnsi="Times New Roman" w:cs="Times New Roman"/>
+              </w:rPr>
+            </w:pPr>
+            <w:r>
+              <w:rPr>
+                <w:rFonts w:ascii="Times New Roman" w:hAnsi="Times New Roman" w:cs="Times New Roman"/>
+              </w:rPr>
+              <w:t>Removes features consisting of only a single mass trace (essential for DeepHalo).</w:t>
+            </w:r>
+          </w:p>
+        </w:tc>
+      </w:tr>
+      <w:tr>
+        <w:tc>
+          <w:tcPr>
+            <w:tcW w:w="2203" w:type="dxa"/>
+            <w:vMerge/>
+            <w:hideMark/>
+          </w:tcPr>
+          <w:p>
+            <w:pPr>
+              <w:rPr>
+                <w:rFonts w:ascii="Times New Roman" w:hAnsi="Times New Roman" w:cs="Times New Roman"/>
+              </w:rPr>
+            </w:pPr>
+          </w:p>
+        </w:tc>
+        <w:tc>
+          <w:tcPr>
+            <w:tcW w:w="2759" w:type="dxa"/>
+            <w:vAlign w:val="center"/>
+            <w:hideMark/>
+          </w:tcPr>
+          <w:p>
+            <w:pPr>
+              <w:jc w:val="center"/>
+              <w:rPr>
+                <w:rFonts w:ascii="Times New Roman" w:hAnsi="Times New Roman" w:cs="Times New Roman"/>
+              </w:rPr>
+            </w:pPr>
+            <w:r>
+              <w:rPr>
+                <w:rFonts w:ascii="Times New Roman" w:hAnsi="Times New Roman" w:cs="Times New Roman"/>
+              </w:rPr>
+              <w:t>isotope_filtering_model</w:t>
+            </w:r>
+          </w:p>
+        </w:tc>
+        <w:tc>
+          <w:tcPr>
+            <w:tcW w:w="1554" w:type="dxa"/>
+            <w:vAlign w:val="center"/>
+            <w:hideMark/>
+          </w:tcPr>
+          <w:p>
+            <w:pPr>
+              <w:jc w:val="center"/>
+              <w:rPr>
+                <w:rFonts w:ascii="Times New Roman" w:hAnsi="Times New Roman" w:cs="Times New Roman"/>
+              </w:rPr>
+            </w:pPr>
+            <w:r>
+              <w:rPr>
+                <w:rFonts w:ascii="Times New Roman" w:hAnsi="Times New Roman" w:cs="Times New Roman"/>
+              </w:rPr>
+              <w:t>"none"</w:t>
+            </w:r>
+          </w:p>
+        </w:tc>
+        <w:tc>
+          <w:tcPr>
+            <w:tcW w:w="6434" w:type="dxa"/>
+            <w:hideMark/>
+          </w:tcPr>
+          <w:p>
+            <w:pPr>
+              <w:rPr>
+                <w:rFonts w:ascii="Times New Roman" w:hAnsi="Times New Roman" w:cs="Times New Roman"/>
+              </w:rPr>
+            </w:pPr>
+            <w:r>
+              <w:rPr>
+                <w:rFonts w:ascii="Times New Roman" w:hAnsi="Times New Roman" w:cs="Times New Roman"/>
+              </w:rPr>
+              <w:t>Disables default isotope filtering, as DeepHalo performs its own classification.</w:t>
+            </w:r>
+          </w:p>
+        </w:tc>
+      </w:tr>
+      <w:bookmarkEnd w:id="2"/>
+    </w:tbl>
+    <w:p>
+      <w:pPr>
+        <w:widowControl/>
+        <w:jc w:val="left"/>
+        <w:rPr>
+          <w:rFonts w:ascii="Times New Roman" w:hAnsi="Times New Roman" w:cs="Times New Roman"/>
+          <w:sz w:val="24"/>
+          <w:szCs w:val="24"/>
+        </w:rPr>
+        <w:sectPr>
+          <w:pgSz w:w="15840" w:h="12240" w:orient="landscape"/>
+          <w:pgMar w:top="1800" w:right="1440" w:bottom="1800" w:left="1440" w:header="720" w:footer="720" w:gutter="0"/>
+          <w:cols w:space="720"/>
+          <w:docGrid w:linePitch="286"/>
+        </w:sectPr>
+      </w:pPr>
+    </w:p>
+    <w:p>
+      <w:pPr>
         <w:snapToGrid w:val="0"/>
         <w:spacing w:line="360" w:lineRule="exact"/>
         <w:rPr>
@@ -21407,7 +23401,7 @@
         </w:rPr>
         <w:t xml:space="preserve"> </w:t>
       </w:r>
-      <w:hyperlink r:id="rId20" w:anchor="dependencies" w:tgtFrame="_blank" w:history="1">
+      <w:hyperlink r:id="rId23" w:anchor="dependencies" w:tgtFrame="_blank" w:history="1">
         <w:r>
           <w:rPr>
             <w:rStyle w:val="af2"/>
@@ -21533,7 +23527,7 @@
         </w:rPr>
         <w:t xml:space="preserve"> </w:t>
       </w:r>
-      <w:hyperlink r:id="rId21" w:tgtFrame="_blank" w:history="1">
+      <w:hyperlink r:id="rId24" w:tgtFrame="_blank" w:history="1">
         <w:r>
           <w:rPr>
             <w:rStyle w:val="af2"/>
@@ -21762,7 +23756,7 @@
         </w:rPr>
         <w:t xml:space="preserve"> </w:t>
       </w:r>
-      <w:hyperlink r:id="rId22" w:tgtFrame="_blank" w:history="1">
+      <w:hyperlink r:id="rId25" w:tgtFrame="_blank" w:history="1">
         <w:r>
           <w:rPr>
             <w:rStyle w:val="af2"/>
@@ -21819,10 +23813,22 @@
         </w:rPr>
       </w:pPr>
     </w:p>
+    <w:p>
+      <w:pPr>
+        <w:snapToGrid w:val="0"/>
+        <w:spacing w:line="360" w:lineRule="exact"/>
+        <w:rPr>
+          <w:rFonts w:ascii="Times New Roman" w:hAnsi="Times New Roman" w:cs="Times New Roman"/>
+          <w:sz w:val="24"/>
+          <w:szCs w:val="24"/>
+        </w:rPr>
+      </w:pPr>
+    </w:p>
     <w:sectPr>
       <w:pgSz w:w="12240" w:h="15840"/>
       <w:pgMar w:top="1440" w:right="1800" w:bottom="1440" w:left="1800" w:header="720" w:footer="720" w:gutter="0"/>
       <w:cols w:space="720"/>
+      <w:docGrid w:linePitch="286"/>
     </w:sectPr>
   </w:body>
 </w:document>
@@ -21857,6 +23863,57 @@
 </w:endnotes>
 </file>
 
+<file path=word/footer1.xml><?xml version="1.0" encoding="utf-8"?>
+<w:ftr xmlns:wpc="http://schemas.microsoft.com/office/word/2010/wordprocessingCanvas" xmlns:cx="http://schemas.microsoft.com/office/drawing/2014/chartex" xmlns:cx1="http://schemas.microsoft.com/office/drawing/2015/9/8/chartex" xmlns:cx2="http://schemas.microsoft.com/office/drawing/2015/10/21/chartex" xmlns:cx3="http://schemas.microsoft.com/office/drawing/2016/5/9/chartex" xmlns:cx4="http://schemas.microsoft.com/office/drawing/2016/5/10/chartex" xmlns:cx5="http://schemas.microsoft.com/office/drawing/2016/5/11/chartex" xmlns:cx6="http://schemas.microsoft.com/office/drawing/2016/5/12/chartex" xmlns:cx7="http://schemas.microsoft.com/office/drawing/2016/5/13/chartex" xmlns:cx8="http://schemas.microsoft.com/office/drawing/2016/5/14/chartex" xmlns:mc="http://schemas.openxmlformats.org/markup-compatibility/2006" xmlns:aink="http://schemas.microsoft.com/office/drawing/2016/ink" xmlns:am3d="http://schemas.microsoft.com/office/drawing/2017/model3d" xmlns:o="urn:schemas-microsoft-com:office:office" xmlns:oel="http://schemas.microsoft.com/office/2019/extlst" xmlns:r="http://schemas.openxmlformats.org/officeDocument/2006/relationships" xmlns:m="http://schemas.openxmlformats.org/officeDocument/2006/math" xmlns:v="urn:schemas-microsoft-com:vml" xmlns:wp14="http://schemas.microsoft.com/office/word/2010/wordprocessingDrawing" xmlns:wp="http://schemas.openxmlformats.org/drawingml/2006/wordprocessingDrawing" xmlns:w10="urn:schemas-microsoft-com:office:word" xmlns:w="http://schemas.openxmlformats.org/wordprocessingml/2006/main" xmlns:w14="http://schemas.microsoft.com/office/word/2010/wordml" xmlns:w15="http://schemas.microsoft.com/office/word/2012/wordml" xmlns:w16cex="http://schemas.microsoft.com/office/word/2018/wordml/cex" xmlns:w16cid="http://schemas.microsoft.com/office/word/2016/wordml/cid" xmlns:w16="http://schemas.microsoft.com/office/word/2018/wordml" xmlns:w16du="http://schemas.microsoft.com/office/word/2023/wordml/word16du" xmlns:w16sdtdh="http://schemas.microsoft.com/office/word/2020/wordml/sdtdatahash" xmlns:w16sdtfl="http://schemas.microsoft.com/office/word/2024/wordml/sdtformatlock" xmlns:w16se="http://schemas.microsoft.com/office/word/2015/wordml/symex" xmlns:wpg="http://schemas.microsoft.com/office/word/2010/wordprocessingGroup" xmlns:wpi="http://schemas.microsoft.com/office/word/2010/wordprocessingInk" xmlns:wne="http://schemas.microsoft.com/office/word/2006/wordml" xmlns:wps="http://schemas.microsoft.com/office/word/2010/wordprocessingShape" mc:Ignorable="w14 w15 w16se w16cid w16 w16cex w16sdtdh w16sdtfl w16du wp14">
+  <w:sdt>
+    <w:sdtPr>
+      <w:id w:val="-3130694"/>
+      <w:docPartObj>
+        <w:docPartGallery w:val="Page Numbers (Bottom of Page)"/>
+        <w:docPartUnique/>
+      </w:docPartObj>
+    </w:sdtPr>
+    <w:sdtContent>
+      <w:p>
+        <w:pPr>
+          <w:pStyle w:val="af0"/>
+          <w:jc w:val="center"/>
+          <w:rPr>
+            <w:rFonts w:hint="eastAsia"/>
+          </w:rPr>
+        </w:pPr>
+        <w:r>
+          <w:fldChar w:fldCharType="begin"/>
+        </w:r>
+        <w:r>
+          <w:instrText>PAGE   \* MERGEFORMAT</w:instrText>
+        </w:r>
+        <w:r>
+          <w:fldChar w:fldCharType="separate"/>
+        </w:r>
+        <w:r>
+          <w:rPr>
+            <w:lang w:val="zh-CN"/>
+          </w:rPr>
+          <w:t>2</w:t>
+        </w:r>
+        <w:r>
+          <w:fldChar w:fldCharType="end"/>
+        </w:r>
+      </w:p>
+    </w:sdtContent>
+  </w:sdt>
+  <w:p>
+    <w:pPr>
+      <w:pStyle w:val="af0"/>
+      <w:rPr>
+        <w:rFonts w:hint="eastAsia"/>
+      </w:rPr>
+    </w:pPr>
+  </w:p>
+</w:ftr>
+</file>
+
 <file path=word/footnotes.xml><?xml version="1.0" encoding="utf-8"?>
 <w:footnotes xmlns:wpc="http://schemas.microsoft.com/office/word/2010/wordprocessingCanvas" xmlns:cx="http://schemas.microsoft.com/office/drawing/2014/chartex" xmlns:cx1="http://schemas.microsoft.com/office/drawing/2015/9/8/chartex" xmlns:cx2="http://schemas.microsoft.com/office/drawing/2015/10/21/chartex" xmlns:cx3="http://schemas.microsoft.com/office/drawing/2016/5/9/chartex" xmlns:cx4="http://schemas.microsoft.com/office/drawing/2016/5/10/chartex" xmlns:cx5="http://schemas.microsoft.com/office/drawing/2016/5/11/chartex" xmlns:cx6="http://schemas.microsoft.com/office/drawing/2016/5/12/chartex" xmlns:cx7="http://schemas.microsoft.com/office/drawing/2016/5/13/chartex" xmlns:cx8="http://schemas.microsoft.com/office/drawing/2016/5/14/chartex" xmlns:mc="http://schemas.openxmlformats.org/markup-compatibility/2006" xmlns:aink="http://schemas.microsoft.com/office/drawing/2016/ink" xmlns:am3d="http://schemas.microsoft.com/office/drawing/2017/model3d" xmlns:o="urn:schemas-microsoft-com:office:office" xmlns:oel="http://schemas.microsoft.com/office/2019/extlst" xmlns:r="http://schemas.openxmlformats.org/officeDocument/2006/relationships" xmlns:m="http://schemas.openxmlformats.org/officeDocument/2006/math" xmlns:v="urn:schemas-microsoft-com:vml" xmlns:wp14="http://schemas.microsoft.com/office/word/2010/wordprocessingDrawing" xmlns:wp="http://schemas.openxmlformats.org/drawingml/2006/wordprocessingDrawing" xmlns:w10="urn:schemas-microsoft-com:office:word" xmlns:w="http://schemas.openxmlformats.org/wordprocessingml/2006/main" xmlns:w14="http://schemas.microsoft.com/office/word/2010/wordml" xmlns:w15="http://schemas.microsoft.com/office/word/2012/wordml" xmlns:w16cex="http://schemas.microsoft.com/office/word/2018/wordml/cex" xmlns:w16cid="http://schemas.microsoft.com/office/word/2016/wordml/cid" xmlns:w16="http://schemas.microsoft.com/office/word/2018/wordml" xmlns:w16du="http://schemas.microsoft.com/office/word/2023/wordml/word16du" xmlns:w16sdtdh="http://schemas.microsoft.com/office/word/2020/wordml/sdtdatahash" xmlns:w16sdtfl="http://schemas.microsoft.com/office/word/2024/wordml/sdtformatlock" xmlns:w16se="http://schemas.microsoft.com/office/word/2015/wordml/symex" xmlns:wpg="http://schemas.microsoft.com/office/word/2010/wordprocessingGroup" xmlns:wpi="http://schemas.microsoft.com/office/word/2010/wordprocessingInk" xmlns:wne="http://schemas.microsoft.com/office/word/2006/wordml" xmlns:wps="http://schemas.microsoft.com/office/word/2010/wordprocessingShape" mc:Ignorable="w14 w15 w16se w16cid w16 w16cex w16sdtdh w16sdtfl w16du wp14">
   <w:footnote w:type="separator" w:id="-1">
@@ -21884,6 +23941,168 @@
     </w:p>
   </w:footnote>
 </w:footnotes>
+</file>
+
+<file path=word/header1.xml><?xml version="1.0" encoding="utf-8"?>
+<w:hdr xmlns:wpc="http://schemas.microsoft.com/office/word/2010/wordprocessingCanvas" xmlns:cx="http://schemas.microsoft.com/office/drawing/2014/chartex" xmlns:cx1="http://schemas.microsoft.com/office/drawing/2015/9/8/chartex" xmlns:cx2="http://schemas.microsoft.com/office/drawing/2015/10/21/chartex" xmlns:cx3="http://schemas.microsoft.com/office/drawing/2016/5/9/chartex" xmlns:cx4="http://schemas.microsoft.com/office/drawing/2016/5/10/chartex" xmlns:cx5="http://schemas.microsoft.com/office/drawing/2016/5/11/chartex" xmlns:cx6="http://schemas.microsoft.com/office/drawing/2016/5/12/chartex" xmlns:cx7="http://schemas.microsoft.com/office/drawing/2016/5/13/chartex" xmlns:cx8="http://schemas.microsoft.com/office/drawing/2016/5/14/chartex" xmlns:mc="http://schemas.openxmlformats.org/markup-compatibility/2006" xmlns:aink="http://schemas.microsoft.com/office/drawing/2016/ink" xmlns:am3d="http://schemas.microsoft.com/office/drawing/2017/model3d" xmlns:o="urn:schemas-microsoft-com:office:office" xmlns:oel="http://schemas.microsoft.com/office/2019/extlst" xmlns:r="http://schemas.openxmlformats.org/officeDocument/2006/relationships" xmlns:m="http://schemas.openxmlformats.org/officeDocument/2006/math" xmlns:v="urn:schemas-microsoft-com:vml" xmlns:wp14="http://schemas.microsoft.com/office/word/2010/wordprocessingDrawing" xmlns:wp="http://schemas.openxmlformats.org/drawingml/2006/wordprocessingDrawing" xmlns:w10="urn:schemas-microsoft-com:office:word" xmlns:w="http://schemas.openxmlformats.org/wordprocessingml/2006/main" xmlns:w14="http://schemas.microsoft.com/office/word/2010/wordml" xmlns:w15="http://schemas.microsoft.com/office/word/2012/wordml" xmlns:w16cex="http://schemas.microsoft.com/office/word/2018/wordml/cex" xmlns:w16cid="http://schemas.microsoft.com/office/word/2016/wordml/cid" xmlns:w16="http://schemas.microsoft.com/office/word/2018/wordml" xmlns:w16du="http://schemas.microsoft.com/office/word/2023/wordml/word16du" xmlns:w16sdtdh="http://schemas.microsoft.com/office/word/2020/wordml/sdtdatahash" xmlns:w16sdtfl="http://schemas.microsoft.com/office/word/2024/wordml/sdtformatlock" xmlns:w16se="http://schemas.microsoft.com/office/word/2015/wordml/symex" xmlns:wpg="http://schemas.microsoft.com/office/word/2010/wordprocessingGroup" xmlns:wpi="http://schemas.microsoft.com/office/word/2010/wordprocessingInk" xmlns:wne="http://schemas.microsoft.com/office/word/2006/wordml" xmlns:wps="http://schemas.microsoft.com/office/word/2010/wordprocessingShape" mc:Ignorable="w14 w15 w16se w16cid w16 w16cex w16sdtdh w16sdtfl w16du wp14">
+  <w:p>
+    <w:pPr>
+      <w:pStyle w:val="ae"/>
+      <w:spacing w:line="360" w:lineRule="exact"/>
+      <w:jc w:val="both"/>
+      <w:rPr>
+        <w:rFonts w:ascii="Times New Roman" w:hAnsi="Times New Roman" w:cs="Times New Roman"/>
+        <w:b/>
+        <w:bCs/>
+        <w:sz w:val="28"/>
+        <w:szCs w:val="28"/>
+      </w:rPr>
+    </w:pPr>
+    <w:r>
+      <w:rPr>
+        <w:rFonts w:hint="eastAsia"/>
+        <w:noProof/>
+      </w:rPr>
+      <w:drawing>
+        <wp:anchor distT="0" distB="0" distL="114300" distR="114300" simplePos="0" relativeHeight="251658240" behindDoc="0" locked="0" layoutInCell="1" allowOverlap="1" wp14:anchorId="77EA2A11" wp14:editId="10B37823">
+          <wp:simplePos x="0" y="0"/>
+          <wp:positionH relativeFrom="margin">
+            <wp:posOffset>7002961</wp:posOffset>
+          </wp:positionH>
+          <wp:positionV relativeFrom="paragraph">
+            <wp:posOffset>-53975</wp:posOffset>
+          </wp:positionV>
+          <wp:extent cx="1119505" cy="287020"/>
+          <wp:effectExtent l="0" t="0" r="4445" b="0"/>
+          <wp:wrapNone/>
+          <wp:docPr id="873162468" name="图片 1"/>
+          <wp:cNvGraphicFramePr>
+            <a:graphicFrameLocks xmlns:a="http://schemas.openxmlformats.org/drawingml/2006/main" noChangeAspect="1"/>
+          </wp:cNvGraphicFramePr>
+          <a:graphic xmlns:a="http://schemas.openxmlformats.org/drawingml/2006/main">
+            <a:graphicData uri="http://schemas.openxmlformats.org/drawingml/2006/picture">
+              <pic:pic xmlns:pic="http://schemas.openxmlformats.org/drawingml/2006/picture">
+                <pic:nvPicPr>
+                  <pic:cNvPr id="873162468" name="图片 873162468"/>
+                  <pic:cNvPicPr/>
+                </pic:nvPicPr>
+                <pic:blipFill>
+                  <a:blip r:embed="rId1">
+                    <a:extLst>
+                      <a:ext uri="{28A0092B-C50C-407E-A947-70E740481C1C}">
+                        <a14:useLocalDpi xmlns:a14="http://schemas.microsoft.com/office/drawing/2010/main" val="0"/>
+                      </a:ext>
+                    </a:extLst>
+                  </a:blip>
+                  <a:stretch>
+                    <a:fillRect/>
+                  </a:stretch>
+                </pic:blipFill>
+                <pic:spPr>
+                  <a:xfrm>
+                    <a:off x="0" y="0"/>
+                    <a:ext cx="1119505" cy="287020"/>
+                  </a:xfrm>
+                  <a:prstGeom prst="rect">
+                    <a:avLst/>
+                  </a:prstGeom>
+                </pic:spPr>
+              </pic:pic>
+            </a:graphicData>
+          </a:graphic>
+          <wp14:sizeRelH relativeFrom="page">
+            <wp14:pctWidth>0</wp14:pctWidth>
+          </wp14:sizeRelH>
+          <wp14:sizeRelV relativeFrom="page">
+            <wp14:pctHeight>0</wp14:pctHeight>
+          </wp14:sizeRelV>
+        </wp:anchor>
+      </w:drawing>
+    </w:r>
+    <w:r>
+      <w:rPr>
+        <w:rFonts w:hint="eastAsia"/>
+        <w:noProof/>
+      </w:rPr>
+      <mc:AlternateContent>
+        <mc:Choice Requires="wps">
+          <w:drawing>
+            <wp:anchor distT="0" distB="0" distL="114300" distR="114300" simplePos="0" relativeHeight="251659264" behindDoc="0" locked="0" layoutInCell="1" allowOverlap="1" wp14:anchorId="5AB6C1D5" wp14:editId="74CD6EA7">
+              <wp:simplePos x="0" y="0"/>
+              <wp:positionH relativeFrom="column">
+                <wp:posOffset>-1398814</wp:posOffset>
+              </wp:positionH>
+              <wp:positionV relativeFrom="paragraph">
+                <wp:posOffset>299357</wp:posOffset>
+              </wp:positionV>
+              <wp:extent cx="10515600" cy="0"/>
+              <wp:effectExtent l="0" t="0" r="0" b="0"/>
+              <wp:wrapNone/>
+              <wp:docPr id="570480223" name="直接连接符 2"/>
+              <wp:cNvGraphicFramePr/>
+              <a:graphic xmlns:a="http://schemas.openxmlformats.org/drawingml/2006/main">
+                <a:graphicData uri="http://schemas.microsoft.com/office/word/2010/wordprocessingShape">
+                  <wps:wsp>
+                    <wps:cNvCnPr/>
+                    <wps:spPr>
+                      <a:xfrm>
+                        <a:off x="0" y="0"/>
+                        <a:ext cx="10515600" cy="0"/>
+                      </a:xfrm>
+                      <a:prstGeom prst="line">
+                        <a:avLst/>
+                      </a:prstGeom>
+                      <a:ln>
+                        <a:solidFill>
+                          <a:schemeClr val="tx1"/>
+                        </a:solidFill>
+                      </a:ln>
+                    </wps:spPr>
+                    <wps:style>
+                      <a:lnRef idx="1">
+                        <a:schemeClr val="accent1"/>
+                      </a:lnRef>
+                      <a:fillRef idx="0">
+                        <a:schemeClr val="accent1"/>
+                      </a:fillRef>
+                      <a:effectRef idx="0">
+                        <a:schemeClr val="accent1"/>
+                      </a:effectRef>
+                      <a:fontRef idx="minor">
+                        <a:schemeClr val="tx1"/>
+                      </a:fontRef>
+                    </wps:style>
+                    <wps:bodyPr/>
+                  </wps:wsp>
+                </a:graphicData>
+              </a:graphic>
+              <wp14:sizeRelH relativeFrom="margin">
+                <wp14:pctWidth>0</wp14:pctWidth>
+              </wp14:sizeRelH>
+            </wp:anchor>
+          </w:drawing>
+        </mc:Choice>
+        <mc:Fallback>
+          <w:pict>
+            <v:line w14:anchorId="4E03C15D" id="直接连接符 2" o:spid="_x0000_s1026" style="position:absolute;z-index:251659264;visibility:visible;mso-wrap-style:square;mso-width-percent:0;mso-wrap-distance-left:9pt;mso-wrap-distance-top:0;mso-wrap-distance-right:9pt;mso-wrap-distance-bottom:0;mso-position-horizontal:absolute;mso-position-horizontal-relative:text;mso-position-vertical:absolute;mso-position-vertical-relative:text;mso-width-percent:0;mso-width-relative:margin" from="-110.15pt,23.55pt" to="717.85pt,23.55pt" o:gfxdata="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" strokecolor="black [3213]" strokeweight=".5pt">
+              <v:stroke joinstyle="miter"/>
+            </v:line>
+          </w:pict>
+        </mc:Fallback>
+      </mc:AlternateContent>
+    </w:r>
+    <w:r>
+      <w:rPr>
+        <w:rFonts w:ascii="Times New Roman" w:hAnsi="Times New Roman" w:cs="Times New Roman"/>
+        <w:b/>
+        <w:bCs/>
+        <w:sz w:val="28"/>
+        <w:szCs w:val="28"/>
+      </w:rPr>
+      <w:t>DeepHalo Documentation</w:t>
+    </w:r>
+  </w:p>
+</w:hdr>
 </file>
 
 <file path=word/numbering.xml><?xml version="1.0" encoding="utf-8"?>
@@ -26385,6 +28604,7 @@
   <w:style w:type="character" w:default="1" w:styleId="a0">
     <w:name w:val="Default Paragraph Font"/>
     <w:uiPriority w:val="1"/>
+    <w:semiHidden/>
     <w:unhideWhenUsed/>
   </w:style>
   <w:style w:type="table" w:default="1" w:styleId="a1">
@@ -26840,6 +29060,46 @@
       <w:szCs w:val="20"/>
     </w:rPr>
   </w:style>
+  <w:style w:type="paragraph" w:styleId="af6">
+    <w:name w:val="footnote text"/>
+    <w:basedOn w:val="a"/>
+    <w:link w:val="af7"/>
+    <w:uiPriority w:val="99"/>
+    <w:semiHidden/>
+    <w:unhideWhenUsed/>
+    <w:rsid w:val="006102FB"/>
+    <w:pPr>
+      <w:snapToGrid w:val="0"/>
+      <w:jc w:val="left"/>
+    </w:pPr>
+    <w:rPr>
+      <w:sz w:val="18"/>
+      <w:szCs w:val="18"/>
+    </w:rPr>
+  </w:style>
+  <w:style w:type="character" w:customStyle="1" w:styleId="af7">
+    <w:name w:val="脚注文本 字符"/>
+    <w:basedOn w:val="a0"/>
+    <w:link w:val="af6"/>
+    <w:uiPriority w:val="99"/>
+    <w:semiHidden/>
+    <w:rsid w:val="006102FB"/>
+    <w:rPr>
+      <w:sz w:val="18"/>
+      <w:szCs w:val="18"/>
+    </w:rPr>
+  </w:style>
+  <w:style w:type="character" w:styleId="af8">
+    <w:name w:val="footnote reference"/>
+    <w:basedOn w:val="a0"/>
+    <w:uiPriority w:val="99"/>
+    <w:semiHidden/>
+    <w:unhideWhenUsed/>
+    <w:rsid w:val="006102FB"/>
+    <w:rPr>
+      <w:vertAlign w:val="superscript"/>
+    </w:rPr>
+  </w:style>
 </w:styles>
 </file>
 
@@ -27136,4 +29396,16 @@
     </a:ext>
   </a:extLst>
 </a:theme>
+</file>
+
+<file path=customXml/item1.xml><?xml version="1.0" encoding="utf-8"?>
+<b:Sources xmlns:b="http://schemas.openxmlformats.org/officeDocument/2006/bibliography" xmlns="http://schemas.openxmlformats.org/officeDocument/2006/bibliography" SelectedStyle="\APASixthEditionOfficeOnline.xsl" StyleName="APA" Version="6"/>
+</file>
+
+<file path=customXml/itemProps1.xml><?xml version="1.0" encoding="utf-8"?>
+<ds:datastoreItem xmlns:ds="http://schemas.openxmlformats.org/officeDocument/2006/customXml" ds:itemID="{E984151C-75CB-44DF-84BC-37A9469DEC89}">
+  <ds:schemaRefs>
+    <ds:schemaRef ds:uri="http://schemas.openxmlformats.org/officeDocument/2006/bibliography"/>
+  </ds:schemaRefs>
+</ds:datastoreItem>
 </file>